--- a/00-首页/题组Word/专项卷/二分册/专项卷II-学生版.docx
+++ b/00-首页/题组Word/专项卷/二分册/专项卷II-学生版.docx
@@ -1201,15 +1201,25 @@
         <w:rPr>
           <w:rFonts w:ascii="Times New Roman" w:hAnsi="Times New Roman" w:eastAsia="Times New Roman" w:cs="Times New Roman"/>
         </w:rPr>
-        <w:t xml:space="preserve"> CO</w:t>
-      </w:r>
-      <w:r>
-        <w:rPr>
-          <w:rFonts w:ascii="Times New Roman" w:hAnsi="Times New Roman" w:eastAsia="Times New Roman" w:cs="Times New Roman"/>
-          <w:vertAlign w:val="subscript"/>
-        </w:rPr>
-        <w:t>2</w:t>
-      </w:r>
+        <w:t xml:space="preserve"> </w:t>
+      </w:r>
+      <m:oMath>
+        <m:r>
+          <m:t>C</m:t>
+        </m:r>
+        <m:sSub>
+          <m:e>
+            <m:r>
+              <m:t>O</m:t>
+            </m:r>
+          </m:e>
+          <m:sub>
+            <m:r>
+              <m:t>2</m:t>
+            </m:r>
+          </m:sub>
+        </m:sSub>
+      </m:oMath>
       <w:r>
         <w:rPr>
           <w:rFonts w:ascii="Times New Roman" w:hAnsi="Times New Roman" w:eastAsia="Times New Roman" w:cs="Times New Roman"/>
@@ -1722,15 +1732,25 @@
         <w:rPr>
           <w:rFonts w:ascii="Times New Roman" w:hAnsi="Times New Roman" w:eastAsia="Times New Roman" w:cs="Times New Roman"/>
         </w:rPr>
-        <w:t xml:space="preserve"> CO</w:t>
-      </w:r>
-      <w:r>
-        <w:rPr>
-          <w:rFonts w:ascii="Times New Roman" w:hAnsi="Times New Roman" w:eastAsia="Times New Roman" w:cs="Times New Roman"/>
-          <w:vertAlign w:val="subscript"/>
-        </w:rPr>
-        <w:t>2</w:t>
-      </w:r>
+        <w:t xml:space="preserve"> </w:t>
+      </w:r>
+      <m:oMath>
+        <m:r>
+          <m:t>C</m:t>
+        </m:r>
+        <m:sSub>
+          <m:e>
+            <m:r>
+              <m:t>O</m:t>
+            </m:r>
+          </m:e>
+          <m:sub>
+            <m:r>
+              <m:t>2</m:t>
+            </m:r>
+          </m:sub>
+        </m:sSub>
+      </m:oMath>
       <w:r>
         <w:rPr>
           <w:rFonts w:ascii="Times New Roman" w:hAnsi="Times New Roman" w:eastAsia="Times New Roman" w:cs="Times New Roman"/>
@@ -2323,15 +2343,28 @@
         <w:rPr>
           <w:rFonts w:ascii="Times New Roman" w:hAnsi="Times New Roman" w:eastAsia="Times New Roman" w:cs="Times New Roman"/>
         </w:rPr>
-        <w:t xml:space="preserve"> HNO</w:t>
-      </w:r>
-      <w:r>
-        <w:rPr>
-          <w:rFonts w:ascii="Times New Roman" w:hAnsi="Times New Roman" w:eastAsia="Times New Roman" w:cs="Times New Roman"/>
-          <w:vertAlign w:val="subscript"/>
-        </w:rPr>
-        <w:t>3</w:t>
-      </w:r>
+        <w:t xml:space="preserve"> </w:t>
+      </w:r>
+      <m:oMath>
+        <m:r>
+          <m:t>H</m:t>
+        </m:r>
+        <m:r>
+          <m:t>N</m:t>
+        </m:r>
+        <m:sSub>
+          <m:e>
+            <m:r>
+              <m:t>O</m:t>
+            </m:r>
+          </m:e>
+          <m:sub>
+            <m:r>
+              <m:t>3</m:t>
+            </m:r>
+          </m:sub>
+        </m:sSub>
+      </m:oMath>
       <w:r>
         <w:rPr>
           <w:rFonts w:ascii="Times New Roman" w:hAnsi="Times New Roman" w:eastAsia="Times New Roman" w:cs="Times New Roman"/>
@@ -2350,19 +2383,23 @@
         </w:rPr>
         <w:t xml:space="preserve"> </w:t>
       </w:r>
-      <w:r>
-        <w:rPr>
-          <w:rFonts w:hint="eastAsia" w:ascii="Times New Roman" w:hAnsi="Times New Roman" w:eastAsia="Times New Roman" w:cs="Times New Roman"/>
-        </w:rPr>
-        <w:t>NO</w:t>
-      </w:r>
-      <w:r>
-        <w:rPr>
-          <w:rFonts w:hint="eastAsia" w:ascii="Times New Roman" w:hAnsi="Times New Roman" w:eastAsia="Times New Roman" w:cs="Times New Roman"/>
-          <w:vertAlign w:val="subscript"/>
-        </w:rPr>
-        <w:t>2</w:t>
-      </w:r>
+      <m:oMath>
+        <m:r>
+          <m:t>N</m:t>
+        </m:r>
+        <m:sSub>
+          <m:e>
+            <m:r>
+              <m:t>O</m:t>
+            </m:r>
+          </m:e>
+          <m:sub>
+            <m:r>
+              <m:t>2</m:t>
+            </m:r>
+          </m:sub>
+        </m:sSub>
+      </m:oMath>
       <w:r>
         <w:rPr>
           <w:rFonts w:hint="eastAsia" w:ascii="Times New Roman" w:hAnsi="Times New Roman" w:eastAsia="Times New Roman" w:cs="Times New Roman"/>
@@ -3744,15 +3781,31 @@
         <w:rPr>
           <w:rFonts w:ascii="Times New Roman" w:hAnsi="Times New Roman" w:eastAsia="Times New Roman" w:cs="Times New Roman"/>
         </w:rPr>
-        <w:t xml:space="preserve"> CuCl</w:t>
-      </w:r>
-      <w:r>
-        <w:rPr>
-          <w:rFonts w:ascii="Times New Roman" w:hAnsi="Times New Roman" w:eastAsia="Times New Roman" w:cs="Times New Roman"/>
-          <w:vertAlign w:val="subscript"/>
-        </w:rPr>
-        <w:t>2</w:t>
-      </w:r>
+        <w:t xml:space="preserve"> </w:t>
+      </w:r>
+      <m:oMath>
+        <m:r>
+          <m:t>C</m:t>
+        </m:r>
+        <m:r>
+          <m:t>u</m:t>
+        </m:r>
+        <m:r>
+          <m:t>C</m:t>
+        </m:r>
+        <m:sSub>
+          <m:e>
+            <m:r>
+              <m:t>l</m:t>
+            </m:r>
+          </m:e>
+          <m:sub>
+            <m:r>
+              <m:t>2</m:t>
+            </m:r>
+          </m:sub>
+        </m:sSub>
+      </m:oMath>
       <w:r>
         <w:rPr>
           <w:rFonts w:ascii="Times New Roman" w:hAnsi="Times New Roman" w:eastAsia="Times New Roman" w:cs="Times New Roman"/>
@@ -4805,15 +4858,28 @@
         <w:rPr>
           <w:rFonts w:ascii="Times New Roman" w:hAnsi="Times New Roman" w:eastAsia="Times New Roman" w:cs="Times New Roman"/>
         </w:rPr>
-        <w:t xml:space="preserve"> Ag</w:t>
-      </w:r>
-      <w:r>
-        <w:rPr>
-          <w:rFonts w:ascii="Times New Roman" w:hAnsi="Times New Roman" w:eastAsia="Times New Roman" w:cs="Times New Roman"/>
-          <w:vertAlign w:val="superscript"/>
-        </w:rPr>
-        <w:t>+</w:t>
-      </w:r>
+        <w:t xml:space="preserve"> </w:t>
+      </w:r>
+      <m:oMath>
+        <m:r>
+          <m:t>A</m:t>
+        </m:r>
+        <m:sSup>
+          <m:e>
+            <m:r>
+              <m:t>g</m:t>
+            </m:r>
+          </m:e>
+          <m:sup>
+            <m:r>
+              <m:rPr>
+                <m:sty m:val="p"/>
+              </m:rPr>
+              <m:t>+</m:t>
+            </m:r>
+          </m:sup>
+        </m:sSup>
+      </m:oMath>
       <w:r>
         <w:rPr>
           <w:rFonts w:ascii="Times New Roman" w:hAnsi="Times New Roman" w:eastAsia="Times New Roman" w:cs="Times New Roman"/>
@@ -4830,22 +4896,36 @@
         <w:rPr>
           <w:rFonts w:ascii="Times New Roman" w:hAnsi="Times New Roman" w:eastAsia="Times New Roman" w:cs="Times New Roman"/>
         </w:rPr>
-        <w:t xml:space="preserve"> SO</w:t>
-      </w:r>
-      <w:r>
-        <w:rPr>
-          <w:rFonts w:ascii="Times New Roman" w:hAnsi="Times New Roman" w:eastAsia="Times New Roman" w:cs="Times New Roman"/>
-          <w:vertAlign w:val="subscript"/>
-        </w:rPr>
-        <w:t>4</w:t>
-      </w:r>
-      <w:r>
-        <w:rPr>
-          <w:rFonts w:ascii="Times New Roman" w:hAnsi="Times New Roman" w:eastAsia="Times New Roman" w:cs="Times New Roman"/>
-          <w:vertAlign w:val="superscript"/>
-        </w:rPr>
-        <w:t>2-</w:t>
-      </w:r>
+        <w:t xml:space="preserve"> </w:t>
+      </w:r>
+      <m:oMath>
+        <m:r>
+          <m:t>S</m:t>
+        </m:r>
+        <m:sSubSup>
+          <m:e>
+            <m:r>
+              <m:t>O</m:t>
+            </m:r>
+          </m:e>
+          <m:sub>
+            <m:r>
+              <m:t>4</m:t>
+            </m:r>
+          </m:sub>
+          <m:sup>
+            <m:r>
+              <m:t>2</m:t>
+            </m:r>
+            <m:r>
+              <m:rPr>
+                <m:sty m:val="p"/>
+              </m:rPr>
+              <m:t>−</m:t>
+            </m:r>
+          </m:sup>
+        </m:sSubSup>
+      </m:oMath>
       <w:r>
         <w:rPr>
           <w:rFonts w:ascii="Times New Roman" w:hAnsi="Times New Roman" w:eastAsia="Times New Roman" w:cs="Times New Roman"/>
@@ -5053,15 +5133,22 @@
         <w:rPr>
           <w:rFonts w:ascii="Times New Roman" w:hAnsi="Times New Roman" w:eastAsia="Times New Roman" w:cs="Times New Roman"/>
         </w:rPr>
-        <w:t xml:space="preserve"> t</w:t>
-      </w:r>
-      <w:r>
-        <w:rPr>
-          <w:rFonts w:ascii="Times New Roman" w:hAnsi="Times New Roman" w:eastAsia="Times New Roman" w:cs="Times New Roman"/>
-          <w:vertAlign w:val="subscript"/>
-        </w:rPr>
-        <w:t>1</w:t>
-      </w:r>
+        <w:t xml:space="preserve"> </w:t>
+      </w:r>
+      <m:oMath>
+        <m:sSub>
+          <m:e>
+            <m:r>
+              <m:t>t</m:t>
+            </m:r>
+          </m:e>
+          <m:sub>
+            <m:r>
+              <m:t>1</m:t>
+            </m:r>
+          </m:sub>
+        </m:sSub>
+      </m:oMath>
       <w:r>
         <w:rPr>
           <w:rFonts w:ascii="Times New Roman" w:hAnsi="Times New Roman" w:eastAsia="Times New Roman" w:cs="Times New Roman"/>
@@ -5223,15 +5310,22 @@
         <w:rPr>
           <w:rFonts w:ascii="Times New Roman" w:hAnsi="Times New Roman" w:eastAsia="Times New Roman" w:cs="Times New Roman"/>
         </w:rPr>
-        <w:t xml:space="preserve"> t</w:t>
-      </w:r>
-      <w:r>
-        <w:rPr>
-          <w:rFonts w:ascii="Times New Roman" w:hAnsi="Times New Roman" w:eastAsia="Times New Roman" w:cs="Times New Roman"/>
-          <w:vertAlign w:val="subscript"/>
-        </w:rPr>
-        <w:t>1</w:t>
-      </w:r>
+        <w:t xml:space="preserve"> </w:t>
+      </w:r>
+      <m:oMath>
+        <m:sSub>
+          <m:e>
+            <m:r>
+              <m:t>t</m:t>
+            </m:r>
+          </m:e>
+          <m:sub>
+            <m:r>
+              <m:t>1</m:t>
+            </m:r>
+          </m:sub>
+        </m:sSub>
+      </m:oMath>
       <w:r>
         <w:rPr>
           <w:rFonts w:ascii="Times New Roman" w:hAnsi="Times New Roman" w:eastAsia="Times New Roman" w:cs="Times New Roman"/>
@@ -5248,15 +5342,28 @@
         <w:rPr>
           <w:rFonts w:ascii="Times New Roman" w:hAnsi="Times New Roman" w:eastAsia="Times New Roman" w:cs="Times New Roman"/>
         </w:rPr>
-        <w:t xml:space="preserve"> Ag</w:t>
-      </w:r>
-      <w:r>
-        <w:rPr>
-          <w:rFonts w:ascii="Times New Roman" w:hAnsi="Times New Roman" w:eastAsia="Times New Roman" w:cs="Times New Roman"/>
-          <w:vertAlign w:val="superscript"/>
-        </w:rPr>
-        <w:t>+</w:t>
-      </w:r>
+        <w:t xml:space="preserve"> </w:t>
+      </w:r>
+      <m:oMath>
+        <m:r>
+          <m:t>A</m:t>
+        </m:r>
+        <m:sSup>
+          <m:e>
+            <m:r>
+              <m:t>g</m:t>
+            </m:r>
+          </m:e>
+          <m:sup>
+            <m:r>
+              <m:rPr>
+                <m:sty m:val="p"/>
+              </m:rPr>
+              <m:t>+</m:t>
+            </m:r>
+          </m:sup>
+        </m:sSup>
+      </m:oMath>
       <w:r>
         <w:rPr>
           <w:rFonts w:ascii="Times New Roman" w:hAnsi="Times New Roman" w:eastAsia="Times New Roman" w:cs="Times New Roman"/>
@@ -5273,22 +5380,36 @@
         <w:rPr>
           <w:rFonts w:ascii="Times New Roman" w:hAnsi="Times New Roman" w:eastAsia="Times New Roman" w:cs="Times New Roman"/>
         </w:rPr>
-        <w:t xml:space="preserve"> SO</w:t>
-      </w:r>
-      <w:r>
-        <w:rPr>
-          <w:rFonts w:ascii="Times New Roman" w:hAnsi="Times New Roman" w:eastAsia="Times New Roman" w:cs="Times New Roman"/>
-          <w:vertAlign w:val="subscript"/>
-        </w:rPr>
-        <w:t>4</w:t>
-      </w:r>
-      <w:r>
-        <w:rPr>
-          <w:rFonts w:ascii="Times New Roman" w:hAnsi="Times New Roman" w:eastAsia="Times New Roman" w:cs="Times New Roman"/>
-          <w:vertAlign w:val="superscript"/>
-        </w:rPr>
-        <w:t>2-</w:t>
-      </w:r>
+        <w:t xml:space="preserve"> </w:t>
+      </w:r>
+      <m:oMath>
+        <m:r>
+          <m:t>S</m:t>
+        </m:r>
+        <m:sSubSup>
+          <m:e>
+            <m:r>
+              <m:t>O</m:t>
+            </m:r>
+          </m:e>
+          <m:sub>
+            <m:r>
+              <m:t>4</m:t>
+            </m:r>
+          </m:sub>
+          <m:sup>
+            <m:r>
+              <m:t>2</m:t>
+            </m:r>
+            <m:r>
+              <m:rPr>
+                <m:sty m:val="p"/>
+              </m:rPr>
+              <m:t>−</m:t>
+            </m:r>
+          </m:sup>
+        </m:sSubSup>
+      </m:oMath>
       <w:r>
         <w:rPr>
           <w:rFonts w:ascii="Times New Roman" w:hAnsi="Times New Roman" w:eastAsia="Times New Roman" w:cs="Times New Roman"/>
@@ -6234,19 +6355,26 @@
         </w:rPr>
         <w:t xml:space="preserve"> </w:t>
       </w:r>
-      <w:r>
-        <w:rPr>
-          <w:rFonts w:hint="eastAsia" w:ascii="Times New Roman" w:hAnsi="Times New Roman" w:eastAsia="Times New Roman" w:cs="Times New Roman"/>
-        </w:rPr>
-        <w:t>Ag</w:t>
-      </w:r>
-      <w:r>
-        <w:rPr>
-          <w:rFonts w:hint="eastAsia" w:ascii="Times New Roman" w:hAnsi="Times New Roman" w:eastAsia="Times New Roman" w:cs="Times New Roman"/>
-          <w:vertAlign w:val="superscript"/>
-        </w:rPr>
-        <w:t>+</w:t>
-      </w:r>
+      <m:oMath>
+        <m:r>
+          <m:t>A</m:t>
+        </m:r>
+        <m:sSup>
+          <m:e>
+            <m:r>
+              <m:t>g</m:t>
+            </m:r>
+          </m:e>
+          <m:sup>
+            <m:r>
+              <m:rPr>
+                <m:sty m:val="p"/>
+              </m:rPr>
+              <m:t>+</m:t>
+            </m:r>
+          </m:sup>
+        </m:sSup>
+      </m:oMath>
       <w:r>
         <w:rPr>
           <w:rFonts w:hint="eastAsia" w:ascii="Times New Roman" w:hAnsi="Times New Roman" w:eastAsia="Times New Roman" w:cs="Times New Roman"/>
@@ -6430,15 +6558,22 @@
         <w:rPr>
           <w:rFonts w:ascii="Times New Roman" w:hAnsi="Times New Roman" w:eastAsia="Times New Roman" w:cs="Times New Roman"/>
         </w:rPr>
-        <w:t xml:space="preserve"> O</w:t>
-      </w:r>
-      <w:r>
-        <w:rPr>
-          <w:rFonts w:ascii="Times New Roman" w:hAnsi="Times New Roman" w:eastAsia="Times New Roman" w:cs="Times New Roman"/>
-          <w:vertAlign w:val="subscript"/>
-        </w:rPr>
-        <w:t>2</w:t>
-      </w:r>
+        <w:t xml:space="preserve"> </w:t>
+      </w:r>
+      <m:oMath>
+        <m:sSub>
+          <m:e>
+            <m:r>
+              <m:t>O</m:t>
+            </m:r>
+          </m:e>
+          <m:sub>
+            <m:r>
+              <m:t>2</m:t>
+            </m:r>
+          </m:sub>
+        </m:sSub>
+      </m:oMath>
       <w:r>
         <w:rPr>
           <w:rFonts w:ascii="Times New Roman" w:hAnsi="Times New Roman" w:eastAsia="Times New Roman" w:cs="Times New Roman"/>
@@ -6467,15 +6602,22 @@
         <w:rPr>
           <w:rFonts w:ascii="Times New Roman" w:hAnsi="Times New Roman" w:eastAsia="Times New Roman" w:cs="Times New Roman"/>
         </w:rPr>
-        <w:t xml:space="preserve"> O</w:t>
-      </w:r>
-      <w:r>
-        <w:rPr>
-          <w:rFonts w:ascii="Times New Roman" w:hAnsi="Times New Roman" w:eastAsia="Times New Roman" w:cs="Times New Roman"/>
-          <w:vertAlign w:val="subscript"/>
-        </w:rPr>
-        <w:t>2</w:t>
-      </w:r>
+        <w:t xml:space="preserve"> </w:t>
+      </w:r>
+      <m:oMath>
+        <m:sSub>
+          <m:e>
+            <m:r>
+              <m:t>O</m:t>
+            </m:r>
+          </m:e>
+          <m:sub>
+            <m:r>
+              <m:t>2</m:t>
+            </m:r>
+          </m:sub>
+        </m:sSub>
+      </m:oMath>
       <w:r>
         <w:rPr>
           <w:rFonts w:ascii="Times New Roman" w:hAnsi="Times New Roman" w:eastAsia="Times New Roman" w:cs="Times New Roman"/>
@@ -6504,15 +6646,22 @@
         <w:rPr>
           <w:rFonts w:ascii="Times New Roman" w:hAnsi="Times New Roman" w:eastAsia="Times New Roman" w:cs="Times New Roman"/>
         </w:rPr>
-        <w:t xml:space="preserve"> O</w:t>
-      </w:r>
-      <w:r>
-        <w:rPr>
-          <w:rFonts w:ascii="Times New Roman" w:hAnsi="Times New Roman" w:eastAsia="Times New Roman" w:cs="Times New Roman"/>
-          <w:vertAlign w:val="subscript"/>
-        </w:rPr>
-        <w:t>2</w:t>
-      </w:r>
+        <w:t xml:space="preserve"> </w:t>
+      </w:r>
+      <m:oMath>
+        <m:sSub>
+          <m:e>
+            <m:r>
+              <m:t>O</m:t>
+            </m:r>
+          </m:e>
+          <m:sub>
+            <m:r>
+              <m:t>2</m:t>
+            </m:r>
+          </m:sub>
+        </m:sSub>
+      </m:oMath>
       <w:r>
         <w:rPr>
           <w:rFonts w:ascii="Times New Roman" w:hAnsi="Times New Roman" w:eastAsia="Times New Roman" w:cs="Times New Roman"/>
@@ -7252,69 +7401,7 @@
         <w:rPr>
           <w:rFonts w:hint="eastAsia" w:ascii="Times New Roman" w:hAnsi="Times New Roman" w:eastAsia="Times New Roman" w:cs="Times New Roman"/>
         </w:rPr>
-        <w:t>，LiCoO</w:t>
-      </w:r>
-      <w:r>
-        <w:rPr>
-          <w:rFonts w:hint="eastAsia" w:ascii="Times New Roman" w:hAnsi="Times New Roman" w:eastAsia="Times New Roman" w:cs="Times New Roman"/>
-          <w:vertAlign w:val="subscript"/>
-        </w:rPr>
-        <w:t>2</w:t>
-      </w:r>
-      <w:r>
-        <w:rPr>
-          <w:rFonts w:ascii="Times New Roman" w:hAnsi="Times New Roman" w:eastAsia="Times New Roman" w:cs="Times New Roman"/>
-        </w:rPr>
-        <w:t xml:space="preserve"> </w:t>
-      </w:r>
-      <w:r>
-        <w:rPr>
-          <w:rFonts w:hint="eastAsia" w:ascii="Times New Roman" w:hAnsi="Times New Roman" w:eastAsia="FangSong" w:cs="Times New Roman"/>
-        </w:rPr>
-        <w:t xml:space="preserve">或</w:t>
-      </w:r>
-      <w:r>
-        <w:rPr>
-          <w:rFonts w:ascii="Times New Roman" w:hAnsi="Times New Roman" w:eastAsia="Times New Roman" w:cs="Times New Roman"/>
-        </w:rPr>
-        <w:t xml:space="preserve"> LiNiO</w:t>
-      </w:r>
-      <w:r>
-        <w:rPr>
-          <w:rFonts w:ascii="Times New Roman" w:hAnsi="Times New Roman" w:eastAsia="Times New Roman" w:cs="Times New Roman"/>
-          <w:vertAlign w:val="subscript"/>
-        </w:rPr>
-        <w:t>2</w:t>
-      </w:r>
-      <w:r>
-        <w:rPr>
-          <w:rFonts w:ascii="Times New Roman" w:hAnsi="Times New Roman" w:eastAsia="Times New Roman" w:cs="Times New Roman"/>
-        </w:rPr>
-        <w:t xml:space="preserve"> </w:t>
-      </w:r>
-      <w:r>
-        <w:rPr>
-          <w:rFonts w:hint="eastAsia" w:ascii="Times New Roman" w:hAnsi="Times New Roman" w:eastAsia="FangSong" w:cs="Times New Roman"/>
-        </w:rPr>
-        <w:t>等复合氧化物为正极材料</w:t>
-      </w:r>
-      <w:r>
-        <w:rPr>
-          <w:rFonts w:hint="eastAsia" w:ascii="Times New Roman" w:hAnsi="Times New Roman" w:eastAsia="Times New Roman" w:cs="Times New Roman"/>
-        </w:rPr>
-        <w:t>。</w:t>
-      </w:r>
-      <w:r>
-        <w:rPr>
-          <w:rFonts w:hint="eastAsia" w:ascii="Times New Roman" w:hAnsi="Times New Roman" w:eastAsia="FangSong" w:cs="Times New Roman"/>
-        </w:rPr>
-        <w:t>尖晶石型</w:t>
-      </w:r>
-      <w:r>
-        <w:rPr>
-          <w:rFonts w:ascii="Times New Roman" w:hAnsi="Times New Roman" w:eastAsia="Times New Roman" w:cs="Times New Roman"/>
-        </w:rPr>
-        <w:t xml:space="preserve"> </w:t>
+        <w:t>，</w:t>
       </w:r>
       <m:oMath>
         <m:oMathPr>
@@ -7328,42 +7415,24 @@
         <m:r>
           <m:t>L</m:t>
         </m:r>
+        <m:r>
+          <m:t>i</m:t>
+        </m:r>
+        <m:r>
+          <m:t>C</m:t>
+        </m:r>
+        <m:r>
+          <m:t>o</m:t>
+        </m:r>
         <m:sSub>
           <m:e>
             <m:r>
-              <m:t>i</m:t>
+              <m:t>O</m:t>
             </m:r>
           </m:e>
           <m:sub>
             <m:r>
-              <m:t>4</m:t>
-            </m:r>
-          </m:sub>
-        </m:sSub>
-        <m:r>
-          <m:t>T</m:t>
-        </m:r>
-        <m:sSub>
-          <m:e>
-            <m:r>
-              <m:t>i</m:t>
-            </m:r>
-          </m:e>
-          <m:sub>
-            <m:r>
-              <m:t>5</m:t>
-            </m:r>
-          </m:sub>
-        </m:sSub>
-        <m:sSub>
-          <m:e>
-            <m:r>
-              <m:t>O</m:t>
-            </m:r>
-          </m:e>
-          <m:sub>
-            <m:r>
-              <m:t>12</m:t>
+              <m:t>2</m:t>
             </m:r>
           </m:sub>
         </m:sSub>
@@ -7378,19 +7447,7 @@
         <w:rPr>
           <w:rFonts w:hint="eastAsia" w:ascii="Times New Roman" w:hAnsi="Times New Roman" w:eastAsia="FangSong" w:cs="Times New Roman"/>
         </w:rPr>
-        <w:t>是一种很有应用前景的锂离子电池负极材料</w:t>
-      </w:r>
-      <w:r>
-        <w:rPr>
-          <w:rFonts w:hint="eastAsia" w:ascii="Times New Roman" w:hAnsi="Times New Roman" w:eastAsia="Times New Roman" w:cs="Times New Roman"/>
-        </w:rPr>
-        <w:t>，</w:t>
-      </w:r>
-      <w:r>
-        <w:rPr>
-          <w:rFonts w:hint="eastAsia" w:ascii="Times New Roman" w:hAnsi="Times New Roman" w:eastAsia="FangSong" w:cs="Times New Roman"/>
-        </w:rPr>
-        <w:t>在嵌锂过程中变为岩盐型</w:t>
+        <w:t xml:space="preserve">或</w:t>
       </w:r>
       <w:r>
         <w:rPr>
@@ -7410,48 +7467,42 @@
         <m:r>
           <m:t>L</m:t>
         </m:r>
+        <m:r>
+          <m:t>i</m:t>
+        </m:r>
+        <m:r>
+          <m:t>N</m:t>
+        </m:r>
+        <m:r>
+          <m:t>i</m:t>
+        </m:r>
         <m:sSub>
           <m:e>
             <m:r>
-              <m:t>i</m:t>
+              <m:t>O</m:t>
             </m:r>
           </m:e>
           <m:sub>
             <m:r>
-              <m:t>7</m:t>
-            </m:r>
-          </m:sub>
-        </m:sSub>
-        <m:r>
-          <m:t>T</m:t>
-        </m:r>
-        <m:sSub>
-          <m:e>
-            <m:r>
-              <m:t>i</m:t>
-            </m:r>
-          </m:e>
-          <m:sub>
-            <m:r>
-              <m:t>5</m:t>
-            </m:r>
-          </m:sub>
-        </m:sSub>
-        <m:sSub>
-          <m:e>
-            <m:r>
-              <m:t>O</m:t>
-            </m:r>
-          </m:e>
-          <m:sub>
-            <m:r>
-              <m:t>12</m:t>
+              <m:t>2</m:t>
             </m:r>
           </m:sub>
         </m:sSub>
       </m:oMath>
       <w:r>
         <w:rPr>
+          <w:rFonts w:ascii="Times New Roman" w:hAnsi="Times New Roman" w:eastAsia="Times New Roman" w:cs="Times New Roman"/>
+        </w:rPr>
+        <w:t xml:space="preserve"> </w:t>
+      </w:r>
+      <w:r>
+        <w:rPr>
+          <w:rFonts w:hint="eastAsia" w:ascii="Times New Roman" w:hAnsi="Times New Roman" w:eastAsia="FangSong" w:cs="Times New Roman"/>
+        </w:rPr>
+        <w:t>等复合氧化物为正极材料</w:t>
+      </w:r>
+      <w:r>
+        <w:rPr>
           <w:rFonts w:hint="eastAsia" w:ascii="Times New Roman" w:hAnsi="Times New Roman" w:eastAsia="Times New Roman" w:cs="Times New Roman"/>
         </w:rPr>
         <w:t>。</w:t>
@@ -7460,46 +7511,7 @@
         <w:rPr>
           <w:rFonts w:hint="eastAsia" w:ascii="Times New Roman" w:hAnsi="Times New Roman" w:eastAsia="FangSong" w:cs="Times New Roman"/>
         </w:rPr>
-        <w:t>请回答下列问题</w:t>
-      </w:r>
-      <w:r>
-        <w:rPr>
-          <w:rFonts w:hint="eastAsia" w:ascii="Times New Roman" w:hAnsi="Times New Roman" w:eastAsia="Times New Roman" w:cs="Times New Roman"/>
-        </w:rPr>
-        <w:t>：</w:t>
-      </w:r>
-    </w:p>
-    <w:p>
-      <w:pPr>
-        <w:numPr>
-          <w:ilvl w:val="0"/>
-          <w:numId w:val="1007"/>
-        </w:numPr>
-      </w:pPr>
-      <w:r>
-        <w:rPr>
-          <w:rFonts w:ascii="Times New Roman" w:hAnsi="Times New Roman" w:eastAsia="Times New Roman" w:cs="Times New Roman"/>
-        </w:rPr>
-        <w:t>LiNiO</w:t>
-      </w:r>
-      <w:r>
-        <w:rPr>
-          <w:rFonts w:ascii="Times New Roman" w:hAnsi="Times New Roman" w:eastAsia="Times New Roman" w:cs="Times New Roman"/>
-          <w:vertAlign w:val="subscript"/>
-        </w:rPr>
-        <w:t>2</w:t>
-      </w:r>
-      <w:r>
-        <w:rPr>
-          <w:rFonts w:ascii="Times New Roman" w:hAnsi="Times New Roman" w:eastAsia="Times New Roman" w:cs="Times New Roman"/>
-        </w:rPr>
-        <w:t xml:space="preserve"> </w:t>
-      </w:r>
-      <w:r>
-        <w:rPr>
-          <w:rFonts w:hint="eastAsia" w:ascii="Times New Roman" w:hAnsi="Times New Roman" w:eastAsia="FangSong" w:cs="Times New Roman"/>
-        </w:rPr>
-        <w:t xml:space="preserve">与</w:t>
+        <w:t>尖晶石型</w:t>
       </w:r>
       <w:r>
         <w:rPr>
@@ -7569,82 +7581,19 @@
         <w:rPr>
           <w:rFonts w:hint="eastAsia" w:ascii="Times New Roman" w:hAnsi="Times New Roman" w:eastAsia="FangSong" w:cs="Times New Roman"/>
         </w:rPr>
-        <w:t>中</w:t>
-      </w:r>
-      <w:r>
-        <w:rPr>
-          <w:rFonts w:hint="eastAsia" w:ascii="Times New Roman" w:hAnsi="Times New Roman" w:eastAsia="Times New Roman" w:cs="Times New Roman"/>
-        </w:rPr>
-        <w:t>，Ni</w:t>
-      </w:r>
-      <w:r>
-        <w:rPr>
-          <w:rFonts w:ascii="Times New Roman" w:hAnsi="Times New Roman" w:eastAsia="Times New Roman" w:cs="Times New Roman"/>
-        </w:rPr>
-        <w:t xml:space="preserve"> </w:t>
-      </w:r>
-      <w:r>
-        <w:rPr>
-          <w:rFonts w:hint="eastAsia" w:ascii="Times New Roman" w:hAnsi="Times New Roman" w:eastAsia="FangSong" w:cs="Times New Roman"/>
-        </w:rPr>
-        <w:t xml:space="preserve">和</w:t>
-      </w:r>
-      <w:r>
-        <w:rPr>
-          <w:rFonts w:ascii="Times New Roman" w:hAnsi="Times New Roman" w:eastAsia="Times New Roman" w:cs="Times New Roman"/>
-        </w:rPr>
-        <w:t xml:space="preserve"> Ti </w:t>
-      </w:r>
-      <w:r>
-        <w:rPr>
-          <w:rFonts w:hint="eastAsia" w:ascii="Times New Roman" w:hAnsi="Times New Roman" w:eastAsia="FangSong" w:cs="Times New Roman"/>
-        </w:rPr>
-        <w:t>元素的氧化数各为多少</w:t>
-      </w:r>
-      <w:r>
-        <w:rPr>
-          <w:rFonts w:hint="eastAsia" w:ascii="Times New Roman" w:hAnsi="Times New Roman" w:eastAsia="Times New Roman" w:cs="Times New Roman"/>
-        </w:rPr>
-        <w:t>？</w:t>
-      </w:r>
-    </w:p>
-    <w:p>
-      <w:pPr>
-        <w:numPr>
-          <w:ilvl w:val="0"/>
-          <w:numId w:val="1007"/>
-        </w:numPr>
-      </w:pPr>
-      <w:r>
-        <w:rPr>
-          <w:rFonts w:hint="eastAsia" w:ascii="Times New Roman" w:hAnsi="Times New Roman" w:eastAsia="FangSong" w:cs="Times New Roman"/>
-        </w:rPr>
-        <w:t xml:space="preserve">将</w:t>
-      </w:r>
-      <w:r>
-        <w:rPr>
-          <w:rFonts w:ascii="Times New Roman" w:hAnsi="Times New Roman" w:eastAsia="Times New Roman" w:cs="Times New Roman"/>
-        </w:rPr>
-        <w:t xml:space="preserve"> TiO</w:t>
-      </w:r>
-      <w:r>
-        <w:rPr>
-          <w:rFonts w:ascii="Times New Roman" w:hAnsi="Times New Roman" w:eastAsia="Times New Roman" w:cs="Times New Roman"/>
-          <w:vertAlign w:val="subscript"/>
-        </w:rPr>
-        <w:t>2</w:t>
-      </w:r>
-      <w:r>
-        <w:rPr>
-          <w:rFonts w:ascii="Times New Roman" w:hAnsi="Times New Roman" w:eastAsia="Times New Roman" w:cs="Times New Roman"/>
-        </w:rPr>
-        <w:t xml:space="preserve"> </w:t>
-      </w:r>
-      <w:r>
-        <w:rPr>
-          <w:rFonts w:hint="eastAsia" w:ascii="Times New Roman" w:hAnsi="Times New Roman" w:eastAsia="FangSong" w:cs="Times New Roman"/>
-        </w:rPr>
-        <w:t xml:space="preserve">和</w:t>
+        <w:t>是一种很有应用前景的锂离子电池负极材料</w:t>
+      </w:r>
+      <w:r>
+        <w:rPr>
+          <w:rFonts w:hint="eastAsia" w:ascii="Times New Roman" w:hAnsi="Times New Roman" w:eastAsia="Times New Roman" w:cs="Times New Roman"/>
+        </w:rPr>
+        <w:t>，</w:t>
+      </w:r>
+      <w:r>
+        <w:rPr>
+          <w:rFonts w:hint="eastAsia" w:ascii="Times New Roman" w:hAnsi="Times New Roman" w:eastAsia="FangSong" w:cs="Times New Roman"/>
+        </w:rPr>
+        <w:t>在嵌锂过程中变为岩盐型</w:t>
       </w:r>
       <w:r>
         <w:rPr>
@@ -7672,83 +7621,7 @@
           </m:e>
           <m:sub>
             <m:r>
-              <m:t>2</m:t>
-            </m:r>
-          </m:sub>
-        </m:sSub>
-        <m:r>
-          <m:t>C</m:t>
-        </m:r>
-        <m:sSub>
-          <m:e>
-            <m:r>
-              <m:t>O</m:t>
-            </m:r>
-          </m:e>
-          <m:sub>
-            <m:r>
-              <m:t>3</m:t>
-            </m:r>
-          </m:sub>
-        </m:sSub>
-      </m:oMath>
-      <w:r>
-        <w:rPr>
-          <w:rFonts w:ascii="Times New Roman" w:hAnsi="Times New Roman" w:eastAsia="Times New Roman" w:cs="Times New Roman"/>
-        </w:rPr>
-        <w:t xml:space="preserve"> </w:t>
-      </w:r>
-      <w:r>
-        <w:rPr>
-          <w:rFonts w:hint="eastAsia" w:ascii="Times New Roman" w:hAnsi="Times New Roman" w:eastAsia="FangSong" w:cs="Times New Roman"/>
-        </w:rPr>
-        <w:t xml:space="preserve">混合后在空气中加热到</w:t>
-      </w:r>
-      <w:r>
-        <w:rPr>
-          <w:rFonts w:ascii="Times New Roman" w:hAnsi="Times New Roman" w:eastAsia="Times New Roman" w:cs="Times New Roman"/>
-        </w:rPr>
-        <w:t xml:space="preserve"> 1073 </w:t>
-      </w:r>
-      <w:r>
-        <w:rPr>
-          <w:rFonts w:hint="eastAsia" w:ascii="Times New Roman" w:hAnsi="Times New Roman" w:eastAsia="Times New Roman" w:cs="Times New Roman"/>
-        </w:rPr>
-        <w:t>K，</w:t>
-      </w:r>
-      <w:r>
-        <w:rPr>
-          <w:rFonts w:hint="eastAsia" w:ascii="Times New Roman" w:hAnsi="Times New Roman" w:eastAsia="FangSong" w:cs="Times New Roman"/>
-        </w:rPr>
-        <w:t>可得到</w:t>
-      </w:r>
-      <w:r>
-        <w:rPr>
-          <w:rFonts w:ascii="Times New Roman" w:hAnsi="Times New Roman" w:eastAsia="Times New Roman" w:cs="Times New Roman"/>
-        </w:rPr>
-        <w:t xml:space="preserve"> </w:t>
-      </w:r>
-      <m:oMath>
-        <m:oMathPr>
-          <m:ctrlPr>
-            <w:rPr>
-              <w:sz w:val="28"/>
-              <w:szCs w:val="28"/>
-            </w:rPr>
-          </m:ctrlPr>
-        </m:oMathPr>
-        <m:r>
-          <m:t>L</m:t>
-        </m:r>
-        <m:sSub>
-          <m:e>
-            <m:r>
-              <m:t>i</m:t>
-            </m:r>
-          </m:e>
-          <m:sub>
-            <m:r>
-              <m:t>4</m:t>
+              <m:t>7</m:t>
             </m:r>
           </m:sub>
         </m:sSub>
@@ -7784,146 +7657,19 @@
         <w:rPr>
           <w:rFonts w:hint="eastAsia" w:ascii="Times New Roman" w:hAnsi="Times New Roman" w:eastAsia="Times New Roman" w:cs="Times New Roman"/>
         </w:rPr>
-        <w:t>，</w:t>
-      </w:r>
-      <w:r>
-        <w:rPr>
-          <w:rFonts w:hint="eastAsia" w:ascii="Times New Roman" w:hAnsi="Times New Roman" w:eastAsia="FangSong" w:cs="Times New Roman"/>
-        </w:rPr>
-        <w:t>写出化学反应方程式</w:t>
-      </w:r>
-      <w:r>
-        <w:rPr>
-          <w:rFonts w:hint="eastAsia" w:ascii="Times New Roman" w:hAnsi="Times New Roman" w:eastAsia="Times New Roman" w:cs="Times New Roman"/>
-        </w:rPr>
         <w:t>。</w:t>
       </w:r>
-    </w:p>
-    <w:p>
-      <w:pPr>
-        <w:numPr>
-          <w:ilvl w:val="0"/>
-          <w:numId w:val="1007"/>
-        </w:numPr>
-      </w:pPr>
-      <w:r>
-        <w:rPr>
-          <w:rFonts w:hint="eastAsia" w:ascii="Times New Roman" w:hAnsi="Times New Roman" w:eastAsia="FangSong" w:cs="Times New Roman"/>
-        </w:rPr>
-        <w:t xml:space="preserve">若用</w:t>
-      </w:r>
-      <w:r>
-        <w:rPr>
-          <w:rFonts w:ascii="Times New Roman" w:hAnsi="Times New Roman" w:eastAsia="Times New Roman" w:cs="Times New Roman"/>
-        </w:rPr>
-        <w:t xml:space="preserve"> LiNiO</w:t>
-      </w:r>
-      <w:r>
-        <w:rPr>
-          <w:rFonts w:ascii="Times New Roman" w:hAnsi="Times New Roman" w:eastAsia="Times New Roman" w:cs="Times New Roman"/>
-          <w:vertAlign w:val="subscript"/>
-        </w:rPr>
-        <w:t>2</w:t>
-      </w:r>
-      <w:r>
-        <w:rPr>
-          <w:rFonts w:ascii="Times New Roman" w:hAnsi="Times New Roman" w:eastAsia="Times New Roman" w:cs="Times New Roman"/>
-        </w:rPr>
-        <w:t xml:space="preserve"> </w:t>
-      </w:r>
-      <w:r>
-        <w:rPr>
-          <w:rFonts w:hint="eastAsia" w:ascii="Times New Roman" w:hAnsi="Times New Roman" w:eastAsia="FangSong" w:cs="Times New Roman"/>
-        </w:rPr>
-        <w:t xml:space="preserve">与</w:t>
-      </w:r>
-      <w:r>
-        <w:rPr>
-          <w:rFonts w:ascii="Times New Roman" w:hAnsi="Times New Roman" w:eastAsia="Times New Roman" w:cs="Times New Roman"/>
-        </w:rPr>
-        <w:t xml:space="preserve"> </w:t>
-      </w:r>
-      <m:oMath>
-        <m:oMathPr>
-          <m:ctrlPr>
-            <w:rPr>
-              <w:sz w:val="28"/>
-              <w:szCs w:val="28"/>
-            </w:rPr>
-          </m:ctrlPr>
-        </m:oMathPr>
-        <m:r>
-          <m:t>L</m:t>
-        </m:r>
-        <m:sSub>
-          <m:e>
-            <m:r>
-              <m:t>i</m:t>
-            </m:r>
-          </m:e>
-          <m:sub>
-            <m:r>
-              <m:t>4</m:t>
-            </m:r>
-          </m:sub>
-        </m:sSub>
-        <m:r>
-          <m:t>T</m:t>
-        </m:r>
-        <m:sSub>
-          <m:e>
-            <m:r>
-              <m:t>i</m:t>
-            </m:r>
-          </m:e>
-          <m:sub>
-            <m:r>
-              <m:t>5</m:t>
-            </m:r>
-          </m:sub>
-        </m:sSub>
-        <m:sSub>
-          <m:e>
-            <m:r>
-              <m:t>O</m:t>
-            </m:r>
-          </m:e>
-          <m:sub>
-            <m:r>
-              <m:t>12</m:t>
-            </m:r>
-          </m:sub>
-        </m:sSub>
-      </m:oMath>
-      <w:r>
-        <w:rPr>
-          <w:rFonts w:ascii="Times New Roman" w:hAnsi="Times New Roman" w:eastAsia="Times New Roman" w:cs="Times New Roman"/>
-        </w:rPr>
-        <w:t xml:space="preserve"> </w:t>
-      </w:r>
-      <w:r>
-        <w:rPr>
-          <w:rFonts w:hint="eastAsia" w:ascii="Times New Roman" w:hAnsi="Times New Roman" w:eastAsia="FangSong" w:cs="Times New Roman"/>
-        </w:rPr>
-        <w:t>作为锂离子电池的两极</w:t>
-      </w:r>
-      <w:r>
-        <w:rPr>
-          <w:rFonts w:hint="eastAsia" w:ascii="Times New Roman" w:hAnsi="Times New Roman" w:eastAsia="Times New Roman" w:cs="Times New Roman"/>
-        </w:rPr>
-        <w:t>，</w:t>
-      </w:r>
-      <w:r>
-        <w:rPr>
-          <w:rFonts w:hint="eastAsia" w:ascii="Times New Roman" w:hAnsi="Times New Roman" w:eastAsia="FangSong" w:cs="Times New Roman"/>
-        </w:rPr>
-        <w:t>写出充电过程中两极发生反应的化学方程式</w:t>
-      </w:r>
-      <w:r>
-        <w:rPr>
-          <w:rFonts w:hint="eastAsia" w:ascii="Times New Roman" w:hAnsi="Times New Roman" w:eastAsia="Times New Roman" w:cs="Times New Roman"/>
-        </w:rPr>
-        <w:t>。</w:t>
+      <w:r>
+        <w:rPr>
+          <w:rFonts w:hint="eastAsia" w:ascii="Times New Roman" w:hAnsi="Times New Roman" w:eastAsia="FangSong" w:cs="Times New Roman"/>
+        </w:rPr>
+        <w:t>请回答下列问题</w:t>
+      </w:r>
+      <w:r>
+        <w:rPr>
+          <w:rFonts w:hint="eastAsia" w:ascii="Times New Roman" w:hAnsi="Times New Roman" w:eastAsia="Times New Roman" w:cs="Times New Roman"/>
+        </w:rPr>
+        <w:t>：</w:t>
       </w:r>
     </w:p>
     <w:p>
@@ -7945,42 +7691,24 @@
         <m:r>
           <m:t>L</m:t>
         </m:r>
+        <m:r>
+          <m:t>i</m:t>
+        </m:r>
+        <m:r>
+          <m:t>N</m:t>
+        </m:r>
+        <m:r>
+          <m:t>i</m:t>
+        </m:r>
         <m:sSub>
           <m:e>
             <m:r>
-              <m:t>i</m:t>
+              <m:t>O</m:t>
             </m:r>
           </m:e>
           <m:sub>
             <m:r>
-              <m:t>4</m:t>
-            </m:r>
-          </m:sub>
-        </m:sSub>
-        <m:r>
-          <m:t>T</m:t>
-        </m:r>
-        <m:sSub>
-          <m:e>
-            <m:r>
-              <m:t>i</m:t>
-            </m:r>
-          </m:e>
-          <m:sub>
-            <m:r>
-              <m:t>5</m:t>
-            </m:r>
-          </m:sub>
-        </m:sSub>
-        <m:sSub>
-          <m:e>
-            <m:r>
-              <m:t>O</m:t>
-            </m:r>
-          </m:e>
-          <m:sub>
-            <m:r>
-              <m:t>12</m:t>
+              <m:t>2</m:t>
             </m:r>
           </m:sub>
         </m:sSub>
@@ -8023,7 +7751,7 @@
           </m:e>
           <m:sub>
             <m:r>
-              <m:t>7</m:t>
+              <m:t>4</m:t>
             </m:r>
           </m:sub>
         </m:sSub>
@@ -8065,67 +7793,95 @@
         <w:rPr>
           <w:rFonts w:hint="eastAsia" w:ascii="Times New Roman" w:hAnsi="Times New Roman" w:eastAsia="FangSong" w:cs="Times New Roman"/>
         </w:rPr>
-        <w:t>结构相似</w:t>
-      </w:r>
-      <w:r>
-        <w:rPr>
-          <w:rFonts w:hint="eastAsia" w:ascii="Times New Roman" w:hAnsi="Times New Roman" w:eastAsia="Times New Roman" w:cs="Times New Roman"/>
-        </w:rPr>
-        <w:t>、</w:t>
-      </w:r>
-      <w:r>
-        <w:rPr>
-          <w:rFonts w:hint="eastAsia" w:ascii="Times New Roman" w:hAnsi="Times New Roman" w:eastAsia="FangSong" w:cs="Times New Roman"/>
-        </w:rPr>
-        <w:t>晶格常数相近</w:t>
-      </w:r>
-      <w:r>
-        <w:rPr>
-          <w:rFonts w:hint="eastAsia" w:ascii="Times New Roman" w:hAnsi="Times New Roman" w:eastAsia="Times New Roman" w:cs="Times New Roman"/>
-        </w:rPr>
-        <w:t>，</w:t>
-      </w:r>
-      <w:r>
-        <w:rPr>
-          <w:rFonts w:hint="eastAsia" w:ascii="Times New Roman" w:hAnsi="Times New Roman" w:eastAsia="FangSong" w:cs="Times New Roman"/>
-        </w:rPr>
-        <w:t>被誉为</w:t>
-      </w:r>
-      <w:r>
-        <w:rPr>
-          <w:rFonts w:hint="eastAsia" w:ascii="Times New Roman" w:hAnsi="Times New Roman" w:eastAsia="Times New Roman" w:cs="Times New Roman"/>
-        </w:rPr>
-        <w:t>”</w:t>
-      </w:r>
-      <w:r>
-        <w:rPr>
-          <w:rFonts w:hint="eastAsia" w:ascii="Times New Roman" w:hAnsi="Times New Roman" w:eastAsia="FangSong" w:cs="Times New Roman"/>
-        </w:rPr>
-        <w:t>零应变</w:t>
-      </w:r>
-      <w:r>
-        <w:rPr>
-          <w:rFonts w:hint="eastAsia" w:ascii="Times New Roman" w:hAnsi="Times New Roman" w:eastAsia="Times New Roman" w:cs="Times New Roman"/>
-        </w:rPr>
-        <w:t>”</w:t>
-      </w:r>
-      <w:r>
-        <w:rPr>
-          <w:rFonts w:hint="eastAsia" w:ascii="Times New Roman" w:hAnsi="Times New Roman" w:eastAsia="FangSong" w:cs="Times New Roman"/>
-        </w:rPr>
-        <w:t>材料</w:t>
-      </w:r>
-      <w:r>
-        <w:rPr>
-          <w:rFonts w:hint="eastAsia" w:ascii="Times New Roman" w:hAnsi="Times New Roman" w:eastAsia="Times New Roman" w:cs="Times New Roman"/>
-        </w:rPr>
-        <w:t>。</w:t>
-      </w:r>
-      <w:r>
-        <w:rPr>
-          <w:rFonts w:hint="eastAsia" w:ascii="Times New Roman" w:hAnsi="Times New Roman" w:eastAsia="FangSong" w:cs="Times New Roman"/>
-        </w:rPr>
-        <w:t>这对</w:t>
+        <w:t>中</w:t>
+      </w:r>
+      <w:r>
+        <w:rPr>
+          <w:rFonts w:hint="eastAsia" w:ascii="Times New Roman" w:hAnsi="Times New Roman" w:eastAsia="Times New Roman" w:cs="Times New Roman"/>
+        </w:rPr>
+        <w:t>，Ni</w:t>
+      </w:r>
+      <w:r>
+        <w:rPr>
+          <w:rFonts w:ascii="Times New Roman" w:hAnsi="Times New Roman" w:eastAsia="Times New Roman" w:cs="Times New Roman"/>
+        </w:rPr>
+        <w:t xml:space="preserve"> </w:t>
+      </w:r>
+      <w:r>
+        <w:rPr>
+          <w:rFonts w:hint="eastAsia" w:ascii="Times New Roman" w:hAnsi="Times New Roman" w:eastAsia="FangSong" w:cs="Times New Roman"/>
+        </w:rPr>
+        <w:t xml:space="preserve">和</w:t>
+      </w:r>
+      <w:r>
+        <w:rPr>
+          <w:rFonts w:ascii="Times New Roman" w:hAnsi="Times New Roman" w:eastAsia="Times New Roman" w:cs="Times New Roman"/>
+        </w:rPr>
+        <w:t xml:space="preserve"> Ti </w:t>
+      </w:r>
+      <w:r>
+        <w:rPr>
+          <w:rFonts w:hint="eastAsia" w:ascii="Times New Roman" w:hAnsi="Times New Roman" w:eastAsia="FangSong" w:cs="Times New Roman"/>
+        </w:rPr>
+        <w:t>元素的氧化数各为多少</w:t>
+      </w:r>
+      <w:r>
+        <w:rPr>
+          <w:rFonts w:hint="eastAsia" w:ascii="Times New Roman" w:hAnsi="Times New Roman" w:eastAsia="Times New Roman" w:cs="Times New Roman"/>
+        </w:rPr>
+        <w:t>？</w:t>
+      </w:r>
+    </w:p>
+    <w:p>
+      <w:pPr>
+        <w:numPr>
+          <w:ilvl w:val="0"/>
+          <w:numId w:val="1007"/>
+        </w:numPr>
+      </w:pPr>
+      <w:r>
+        <w:rPr>
+          <w:rFonts w:hint="eastAsia" w:ascii="Times New Roman" w:hAnsi="Times New Roman" w:eastAsia="FangSong" w:cs="Times New Roman"/>
+        </w:rPr>
+        <w:t xml:space="preserve">将</w:t>
+      </w:r>
+      <w:r>
+        <w:rPr>
+          <w:rFonts w:ascii="Times New Roman" w:hAnsi="Times New Roman" w:eastAsia="Times New Roman" w:cs="Times New Roman"/>
+        </w:rPr>
+        <w:t xml:space="preserve"> </w:t>
+      </w:r>
+      <m:oMath>
+        <m:r>
+          <m:t>T</m:t>
+        </m:r>
+        <m:r>
+          <m:t>i</m:t>
+        </m:r>
+        <m:sSub>
+          <m:e>
+            <m:r>
+              <m:t>O</m:t>
+            </m:r>
+          </m:e>
+          <m:sub>
+            <m:r>
+              <m:t>2</m:t>
+            </m:r>
+          </m:sub>
+        </m:sSub>
+      </m:oMath>
+      <w:r>
+        <w:rPr>
+          <w:rFonts w:ascii="Times New Roman" w:hAnsi="Times New Roman" w:eastAsia="Times New Roman" w:cs="Times New Roman"/>
+        </w:rPr>
+        <w:t xml:space="preserve"> </w:t>
+      </w:r>
+      <w:r>
+        <w:rPr>
+          <w:rFonts w:hint="eastAsia" w:ascii="Times New Roman" w:hAnsi="Times New Roman" w:eastAsia="FangSong" w:cs="Times New Roman"/>
+        </w:rPr>
+        <w:t xml:space="preserve">和</w:t>
       </w:r>
       <w:r>
         <w:rPr>
@@ -8153,34 +7909,22 @@
           </m:e>
           <m:sub>
             <m:r>
-              <m:t>4</m:t>
+              <m:t>2</m:t>
             </m:r>
           </m:sub>
         </m:sSub>
         <m:r>
-          <m:t>T</m:t>
+          <m:t>C</m:t>
         </m:r>
         <m:sSub>
           <m:e>
             <m:r>
-              <m:t>i</m:t>
+              <m:t>O</m:t>
             </m:r>
           </m:e>
           <m:sub>
             <m:r>
-              <m:t>5</m:t>
-            </m:r>
-          </m:sub>
-        </m:sSub>
-        <m:sSub>
-          <m:e>
-            <m:r>
-              <m:t>O</m:t>
-            </m:r>
-          </m:e>
-          <m:sub>
-            <m:r>
-              <m:t>12</m:t>
+              <m:t>3</m:t>
             </m:r>
           </m:sub>
         </m:sSub>
@@ -8195,39 +7939,25 @@
         <w:rPr>
           <w:rFonts w:hint="eastAsia" w:ascii="Times New Roman" w:hAnsi="Times New Roman" w:eastAsia="FangSong" w:cs="Times New Roman"/>
         </w:rPr>
-        <w:t>用作锂离子电池负极有什么好处</w:t>
-      </w:r>
-      <w:r>
-        <w:rPr>
-          <w:rFonts w:hint="eastAsia" w:ascii="Times New Roman" w:hAnsi="Times New Roman" w:eastAsia="Times New Roman" w:cs="Times New Roman"/>
-        </w:rPr>
-        <w:t>？</w:t>
-      </w:r>
-    </w:p>
-    <w:p>
-      <w:pPr>
-        <w:numPr>
-          <w:ilvl w:val="0"/>
-          <w:numId w:val="1007"/>
-        </w:numPr>
-      </w:pPr>
-      <w:r>
-        <w:rPr>
-          <w:rFonts w:hint="eastAsia" w:ascii="Times New Roman" w:hAnsi="Times New Roman" w:eastAsia="FangSong" w:cs="Times New Roman"/>
-        </w:rPr>
-        <w:t>作为锂离子电池的负极材料</w:t>
-      </w:r>
-      <w:r>
-        <w:rPr>
-          <w:rFonts w:hint="eastAsia" w:ascii="Times New Roman" w:hAnsi="Times New Roman" w:eastAsia="Times New Roman" w:cs="Times New Roman"/>
-        </w:rPr>
-        <w:t>，</w:t>
-      </w:r>
-      <w:r>
-        <w:rPr>
-          <w:rFonts w:hint="eastAsia" w:ascii="Times New Roman" w:hAnsi="Times New Roman" w:eastAsia="FangSong" w:cs="Times New Roman"/>
-        </w:rPr>
-        <w:t>导电能力太差是</w:t>
+        <w:t xml:space="preserve">混合后在空气中加热到</w:t>
+      </w:r>
+      <w:r>
+        <w:rPr>
+          <w:rFonts w:ascii="Times New Roman" w:hAnsi="Times New Roman" w:eastAsia="Times New Roman" w:cs="Times New Roman"/>
+        </w:rPr>
+        <w:t xml:space="preserve"> 1073 </w:t>
+      </w:r>
+      <w:r>
+        <w:rPr>
+          <w:rFonts w:hint="eastAsia" w:ascii="Times New Roman" w:hAnsi="Times New Roman" w:eastAsia="Times New Roman" w:cs="Times New Roman"/>
+        </w:rPr>
+        <w:t>K，</w:t>
+      </w:r>
+      <w:r>
+        <w:rPr>
+          <w:rFonts w:hint="eastAsia" w:ascii="Times New Roman" w:hAnsi="Times New Roman" w:eastAsia="FangSong" w:cs="Times New Roman"/>
+        </w:rPr>
+        <w:t>可得到</w:t>
       </w:r>
       <w:r>
         <w:rPr>
@@ -8289,18 +8019,6 @@
       </m:oMath>
       <w:r>
         <w:rPr>
-          <w:rFonts w:ascii="Times New Roman" w:hAnsi="Times New Roman" w:eastAsia="Times New Roman" w:cs="Times New Roman"/>
-        </w:rPr>
-        <w:t xml:space="preserve"> </w:t>
-      </w:r>
-      <w:r>
-        <w:rPr>
-          <w:rFonts w:hint="eastAsia" w:ascii="Times New Roman" w:hAnsi="Times New Roman" w:eastAsia="FangSong" w:cs="Times New Roman"/>
-        </w:rPr>
-        <w:t>的主要缺点</w:t>
-      </w:r>
-      <w:r>
-        <w:rPr>
           <w:rFonts w:hint="eastAsia" w:ascii="Times New Roman" w:hAnsi="Times New Roman" w:eastAsia="Times New Roman" w:cs="Times New Roman"/>
         </w:rPr>
         <w:t>，</w:t>
@@ -8309,399 +8027,27 @@
         <w:rPr>
           <w:rFonts w:hint="eastAsia" w:ascii="Times New Roman" w:hAnsi="Times New Roman" w:eastAsia="FangSong" w:cs="Times New Roman"/>
         </w:rPr>
-        <w:t>应如何改进其导电性能</w:t>
-      </w:r>
-      <w:r>
-        <w:rPr>
-          <w:rFonts w:hint="eastAsia" w:ascii="Times New Roman" w:hAnsi="Times New Roman" w:eastAsia="Times New Roman" w:cs="Times New Roman"/>
-        </w:rPr>
-        <w:t>？</w:t>
-      </w:r>
-    </w:p>
-    <w:bookmarkEnd w:id="41"/>
-    <w:bookmarkStart w:id="42" w:name="第-9-题"/>
-    <w:p>
-      <w:pPr>
-        <w:pStyle w:val="Heading2"/>
-        <w:spacing w:before="280" w:after="120"/>
-      </w:pPr>
-      <w:r>
-        <w:rPr>
-          <w:rFonts w:hint="eastAsia" w:ascii="Times New Roman" w:hAnsi="Times New Roman" w:eastAsia="SimHei" w:cs="Times New Roman"/>
-        </w:rPr>
-        <w:t xml:space="preserve">第</w:t>
-      </w:r>
-      <w:r>
-        <w:rPr>
-          <w:rFonts w:ascii="Times New Roman" w:hAnsi="Times New Roman" w:eastAsia="Times New Roman" w:cs="Times New Roman"/>
-        </w:rPr>
-        <w:t xml:space="preserve"> 9 </w:t>
-      </w:r>
-      <w:r>
-        <w:rPr>
-          <w:rFonts w:hint="eastAsia" w:ascii="Times New Roman" w:hAnsi="Times New Roman" w:eastAsia="SimHei" w:cs="Times New Roman"/>
-        </w:rPr>
-        <w:t xml:space="preserve">题</w:t>
-      </w:r>
-    </w:p>
-    <w:p>
-      <w:pPr>
-        <w:pStyle w:val="BlockText"/>
-      </w:pPr>
-      <w:r>
-        <w:rPr>
-          <w:rFonts w:hint="eastAsia" w:ascii="Times New Roman" w:hAnsi="Times New Roman" w:eastAsia="FangSong" w:cs="Times New Roman"/>
-        </w:rPr>
-        <w:t>来源</w:t>
-      </w:r>
-      <w:r>
-        <w:rPr>
-          <w:rFonts w:hint="eastAsia" w:ascii="Times New Roman" w:hAnsi="Times New Roman" w:eastAsia="Times New Roman" w:cs="Times New Roman"/>
-        </w:rPr>
-        <w:t>：</w:t>
-      </w:r>
-      <w:r>
-        <w:rPr>
-          <w:rFonts w:hint="eastAsia" w:ascii="Times New Roman" w:hAnsi="Times New Roman" w:eastAsia="FangSong" w:cs="Times New Roman"/>
-        </w:rPr>
-        <w:t>高中化学竞赛教程第二分册</w:t>
-      </w:r>
-      <w:r>
-        <w:rPr>
-          <w:rFonts w:ascii="Times New Roman" w:hAnsi="Times New Roman" w:eastAsia="Times New Roman" w:cs="Times New Roman"/>
-        </w:rPr>
-        <w:t xml:space="preserve"> </w:t>
-      </w:r>
-      <w:r>
-        <w:rPr>
-          <w:rFonts w:hint="eastAsia" w:ascii="Times New Roman" w:hAnsi="Times New Roman" w:eastAsia="FangSong" w:cs="Times New Roman"/>
-        </w:rPr>
-        <w:t>第</w:t>
-      </w:r>
-      <w:r>
-        <w:rPr>
-          <w:rFonts w:hint="eastAsia" w:ascii="Times New Roman" w:hAnsi="Times New Roman" w:eastAsia="Times New Roman" w:cs="Times New Roman"/>
-        </w:rPr>
-        <w:t>5</w:t>
-      </w:r>
-      <w:r>
-        <w:rPr>
-          <w:rFonts w:hint="eastAsia" w:ascii="Times New Roman" w:hAnsi="Times New Roman" w:eastAsia="FangSong" w:cs="Times New Roman"/>
-        </w:rPr>
-        <w:t>讲</w:t>
-      </w:r>
-    </w:p>
-    <w:p>
-      <w:pPr>
-        <w:pStyle w:val="FirstParagraph"/>
-      </w:pPr>
-      <w:r>
-        <w:rPr>
-          <w:rFonts w:hint="eastAsia" w:ascii="Times New Roman" w:hAnsi="Times New Roman" w:eastAsia="Times New Roman" w:cs="Times New Roman"/>
-        </w:rPr>
-        <w:t>【</w:t>
-      </w:r>
-      <w:r>
-        <w:rPr>
-          <w:rFonts w:hint="eastAsia" w:ascii="Times New Roman" w:hAnsi="Times New Roman" w:eastAsia="FangSong" w:cs="Times New Roman"/>
-        </w:rPr>
-        <w:t>例</w:t>
-      </w:r>
-      <w:r>
-        <w:rPr>
-          <w:rFonts w:hint="eastAsia" w:ascii="Times New Roman" w:hAnsi="Times New Roman" w:eastAsia="Times New Roman" w:cs="Times New Roman"/>
-        </w:rPr>
-        <w:t>1】</w:t>
-      </w:r>
-      <w:r>
-        <w:rPr>
-          <w:rFonts w:hint="eastAsia" w:ascii="Times New Roman" w:hAnsi="Times New Roman" w:eastAsia="FangSong" w:cs="Times New Roman"/>
-        </w:rPr>
-        <w:t>含有银</w:t>
-      </w:r>
-      <w:r>
-        <w:rPr>
-          <w:rFonts w:hint="eastAsia" w:ascii="Times New Roman" w:hAnsi="Times New Roman" w:eastAsia="Times New Roman" w:cs="Times New Roman"/>
-        </w:rPr>
-        <w:t>、</w:t>
-      </w:r>
-      <w:r>
-        <w:rPr>
-          <w:rFonts w:hint="eastAsia" w:ascii="Times New Roman" w:hAnsi="Times New Roman" w:eastAsia="FangSong" w:cs="Times New Roman"/>
-        </w:rPr>
-        <w:t>铜</w:t>
-      </w:r>
-      <w:r>
-        <w:rPr>
-          <w:rFonts w:hint="eastAsia" w:ascii="Times New Roman" w:hAnsi="Times New Roman" w:eastAsia="Times New Roman" w:cs="Times New Roman"/>
-        </w:rPr>
-        <w:t>、</w:t>
-      </w:r>
-      <w:r>
-        <w:rPr>
-          <w:rFonts w:hint="eastAsia" w:ascii="Times New Roman" w:hAnsi="Times New Roman" w:eastAsia="FangSong" w:cs="Times New Roman"/>
-        </w:rPr>
-        <w:t>铬的一种合金</w:t>
-      </w:r>
-      <w:r>
-        <w:rPr>
-          <w:rFonts w:hint="eastAsia" w:ascii="Times New Roman" w:hAnsi="Times New Roman" w:eastAsia="Times New Roman" w:cs="Times New Roman"/>
-        </w:rPr>
-        <w:t>，</w:t>
-      </w:r>
-      <w:r>
-        <w:rPr>
-          <w:rFonts w:hint="eastAsia" w:ascii="Times New Roman" w:hAnsi="Times New Roman" w:eastAsia="FangSong" w:cs="Times New Roman"/>
-        </w:rPr>
-        <w:t>质量为</w:t>
-      </w:r>
-      <w:r>
-        <w:rPr>
-          <w:rFonts w:ascii="Times New Roman" w:hAnsi="Times New Roman" w:eastAsia="Times New Roman" w:cs="Times New Roman"/>
-        </w:rPr>
-        <w:t xml:space="preserve"> 1.500 </w:t>
-      </w:r>
-      <w:r>
-        <w:rPr>
-          <w:rFonts w:hint="eastAsia" w:ascii="Times New Roman" w:hAnsi="Times New Roman" w:eastAsia="Times New Roman" w:cs="Times New Roman"/>
-        </w:rPr>
-        <w:t>g，</w:t>
-      </w:r>
-      <w:r>
-        <w:rPr>
-          <w:rFonts w:hint="eastAsia" w:ascii="Times New Roman" w:hAnsi="Times New Roman" w:eastAsia="FangSong" w:cs="Times New Roman"/>
-        </w:rPr>
-        <w:t>溶解后溶液中含有</w:t>
-      </w:r>
-      <w:r>
-        <w:rPr>
-          <w:rFonts w:ascii="Times New Roman" w:hAnsi="Times New Roman" w:eastAsia="Times New Roman" w:cs="Times New Roman"/>
-        </w:rPr>
-        <w:t xml:space="preserve"> </w:t>
-      </w:r>
-      <w:r>
-        <w:rPr>
-          <w:rFonts w:hint="eastAsia" w:ascii="Times New Roman" w:hAnsi="Times New Roman" w:eastAsia="Times New Roman" w:cs="Times New Roman"/>
-        </w:rPr>
-        <w:t>Ag</w:t>
-      </w:r>
-      <w:r>
-        <w:rPr>
-          <w:rFonts w:hint="eastAsia" w:ascii="Times New Roman" w:hAnsi="Times New Roman" w:eastAsia="Times New Roman" w:cs="Times New Roman"/>
-          <w:vertAlign w:val="superscript"/>
-        </w:rPr>
-        <w:t>+</w:t>
-      </w:r>
-      <w:r>
-        <w:rPr>
-          <w:rFonts w:hint="eastAsia" w:ascii="Times New Roman" w:hAnsi="Times New Roman" w:eastAsia="Times New Roman" w:cs="Times New Roman"/>
-        </w:rPr>
-        <w:t>、Cu</w:t>
-      </w:r>
-      <w:r>
-        <w:rPr>
-          <w:rFonts w:hint="eastAsia" w:ascii="Times New Roman" w:hAnsi="Times New Roman" w:eastAsia="Times New Roman" w:cs="Times New Roman"/>
-          <w:vertAlign w:val="superscript"/>
-        </w:rPr>
-        <w:t>2+</w:t>
-      </w:r>
-      <w:r>
-        <w:rPr>
-          <w:rFonts w:hint="eastAsia" w:ascii="Times New Roman" w:hAnsi="Times New Roman" w:eastAsia="Times New Roman" w:cs="Times New Roman"/>
-        </w:rPr>
-        <w:t>、Cr</w:t>
-      </w:r>
-      <w:r>
-        <w:rPr>
-          <w:rFonts w:hint="eastAsia" w:ascii="Times New Roman" w:hAnsi="Times New Roman" w:eastAsia="Times New Roman" w:cs="Times New Roman"/>
-          <w:vertAlign w:val="superscript"/>
-        </w:rPr>
-        <w:t>3+</w:t>
-      </w:r>
-      <w:r>
-        <w:rPr>
-          <w:rFonts w:hint="eastAsia" w:ascii="Times New Roman" w:hAnsi="Times New Roman" w:eastAsia="Times New Roman" w:cs="Times New Roman"/>
-        </w:rPr>
-        <w:t>，</w:t>
-      </w:r>
-      <w:r>
-        <w:rPr>
-          <w:rFonts w:hint="eastAsia" w:ascii="Times New Roman" w:hAnsi="Times New Roman" w:eastAsia="FangSong" w:cs="Times New Roman"/>
-        </w:rPr>
-        <w:t>用水稀释到</w:t>
-      </w:r>
-      <w:r>
-        <w:rPr>
-          <w:rFonts w:ascii="Times New Roman" w:hAnsi="Times New Roman" w:eastAsia="Times New Roman" w:cs="Times New Roman"/>
-        </w:rPr>
-        <w:t xml:space="preserve"> 500.00 mL。</w:t>
+        <w:t>写出化学反应方程式</w:t>
+      </w:r>
+      <w:r>
+        <w:rPr>
+          <w:rFonts w:hint="eastAsia" w:ascii="Times New Roman" w:hAnsi="Times New Roman" w:eastAsia="Times New Roman" w:cs="Times New Roman"/>
+        </w:rPr>
+        <w:t>。</w:t>
       </w:r>
     </w:p>
     <w:p>
       <w:pPr>
         <w:numPr>
           <w:ilvl w:val="0"/>
-          <w:numId w:val="1008"/>
+          <w:numId w:val="1007"/>
         </w:numPr>
       </w:pPr>
       <w:r>
         <w:rPr>
           <w:rFonts w:hint="eastAsia" w:ascii="Times New Roman" w:hAnsi="Times New Roman" w:eastAsia="FangSong" w:cs="Times New Roman"/>
         </w:rPr>
-        <w:t xml:space="preserve">取出</w:t>
-      </w:r>
-      <w:r>
-        <w:rPr>
-          <w:rFonts w:ascii="Times New Roman" w:hAnsi="Times New Roman" w:eastAsia="Times New Roman" w:cs="Times New Roman"/>
-        </w:rPr>
-        <w:t xml:space="preserve"> 50.00 mL </w:t>
-      </w:r>
-      <w:r>
-        <w:rPr>
-          <w:rFonts w:hint="eastAsia" w:ascii="Times New Roman" w:hAnsi="Times New Roman" w:eastAsia="FangSong" w:cs="Times New Roman"/>
-        </w:rPr>
-        <w:t>溶液</w:t>
-      </w:r>
-      <w:r>
-        <w:rPr>
-          <w:rFonts w:hint="eastAsia" w:ascii="Times New Roman" w:hAnsi="Times New Roman" w:eastAsia="Times New Roman" w:cs="Times New Roman"/>
-        </w:rPr>
-        <w:t>，</w:t>
-      </w:r>
-      <w:r>
-        <w:rPr>
-          <w:rFonts w:hint="eastAsia" w:ascii="Times New Roman" w:hAnsi="Times New Roman" w:eastAsia="FangSong" w:cs="Times New Roman"/>
-        </w:rPr>
-        <w:t>加入过量稀碱溶液</w:t>
-      </w:r>
-      <w:r>
-        <w:rPr>
-          <w:rFonts w:hint="eastAsia" w:ascii="Times New Roman" w:hAnsi="Times New Roman" w:eastAsia="Times New Roman" w:cs="Times New Roman"/>
-        </w:rPr>
-        <w:t>，</w:t>
-      </w:r>
-      <w:r>
-        <w:rPr>
-          <w:rFonts w:hint="eastAsia" w:ascii="Times New Roman" w:hAnsi="Times New Roman" w:eastAsia="FangSong" w:cs="Times New Roman"/>
-        </w:rPr>
-        <w:t>分离出沉淀物</w:t>
-      </w:r>
-      <w:r>
-        <w:rPr>
-          <w:rFonts w:hint="eastAsia" w:ascii="Times New Roman" w:hAnsi="Times New Roman" w:eastAsia="Times New Roman" w:cs="Times New Roman"/>
-        </w:rPr>
-        <w:t>，</w:t>
-      </w:r>
-      <w:r>
-        <w:rPr>
-          <w:rFonts w:hint="eastAsia" w:ascii="Times New Roman" w:hAnsi="Times New Roman" w:eastAsia="FangSong" w:cs="Times New Roman"/>
-        </w:rPr>
-        <w:t>滤液用足量</w:t>
-      </w:r>
-      <w:r>
-        <w:rPr>
-          <w:rFonts w:ascii="Times New Roman" w:hAnsi="Times New Roman" w:eastAsia="Times New Roman" w:cs="Times New Roman"/>
-        </w:rPr>
-        <w:t xml:space="preserve"> </w:t>
-      </w:r>
-      <m:oMath>
-        <m:sSub>
-          <m:e>
-            <m:r>
-              <m:t>H</m:t>
-            </m:r>
-          </m:e>
-          <m:sub>
-            <m:r>
-              <m:t>2</m:t>
-            </m:r>
-          </m:sub>
-        </m:sSub>
-        <m:sSub>
-          <m:e>
-            <m:r>
-              <m:t>O</m:t>
-            </m:r>
-          </m:e>
-          <m:sub>
-            <m:r>
-              <m:t>2</m:t>
-            </m:r>
-          </m:sub>
-        </m:sSub>
-      </m:oMath>
-      <w:r>
-        <w:rPr>
-          <w:rFonts w:ascii="Times New Roman" w:hAnsi="Times New Roman" w:eastAsia="Times New Roman" w:cs="Times New Roman"/>
-        </w:rPr>
-        <w:t xml:space="preserve"> </w:t>
-      </w:r>
-      <w:r>
-        <w:rPr>
-          <w:rFonts w:hint="eastAsia" w:ascii="Times New Roman" w:hAnsi="Times New Roman" w:eastAsia="FangSong" w:cs="Times New Roman"/>
-        </w:rPr>
-        <w:t>氧化</w:t>
-      </w:r>
-      <w:r>
-        <w:rPr>
-          <w:rFonts w:hint="eastAsia" w:ascii="Times New Roman" w:hAnsi="Times New Roman" w:eastAsia="Times New Roman" w:cs="Times New Roman"/>
-        </w:rPr>
-        <w:t>，</w:t>
-      </w:r>
-      <w:r>
-        <w:rPr>
-          <w:rFonts w:hint="eastAsia" w:ascii="Times New Roman" w:hAnsi="Times New Roman" w:eastAsia="FangSong" w:cs="Times New Roman"/>
-        </w:rPr>
-        <w:t>酸化上述溶液</w:t>
-      </w:r>
-      <w:r>
-        <w:rPr>
-          <w:rFonts w:hint="eastAsia" w:ascii="Times New Roman" w:hAnsi="Times New Roman" w:eastAsia="Times New Roman" w:cs="Times New Roman"/>
-        </w:rPr>
-        <w:t>，</w:t>
-      </w:r>
-      <w:r>
-        <w:rPr>
-          <w:rFonts w:hint="eastAsia" w:ascii="Times New Roman" w:hAnsi="Times New Roman" w:eastAsia="FangSong" w:cs="Times New Roman"/>
-        </w:rPr>
-        <w:t>用</w:t>
-      </w:r>
-      <w:r>
-        <w:rPr>
-          <w:rFonts w:ascii="Times New Roman" w:hAnsi="Times New Roman" w:eastAsia="Times New Roman" w:cs="Times New Roman"/>
-        </w:rPr>
-        <w:t xml:space="preserve"> 25.00 mL 0.100 mol·L</w:t>
-      </w:r>
-      <w:r>
-        <w:rPr>
-          <w:rFonts w:ascii="Times New Roman" w:hAnsi="Times New Roman" w:eastAsia="Times New Roman" w:cs="Times New Roman"/>
-          <w:vertAlign w:val="superscript"/>
-        </w:rPr>
-        <w:t>-1</w:t>
-      </w:r>
-      <w:r>
-        <w:rPr>
-          <w:rFonts w:ascii="Times New Roman" w:hAnsi="Times New Roman" w:eastAsia="Times New Roman" w:cs="Times New Roman"/>
-        </w:rPr>
-        <w:t xml:space="preserve"> </w:t>
-      </w:r>
-      <w:r>
-        <w:rPr>
-          <w:rFonts w:hint="eastAsia" w:ascii="Times New Roman" w:hAnsi="Times New Roman" w:eastAsia="FangSong" w:cs="Times New Roman"/>
-        </w:rPr>
-        <w:t xml:space="preserve">的</w:t>
-      </w:r>
-      <w:r>
-        <w:rPr>
-          <w:rFonts w:ascii="Times New Roman" w:hAnsi="Times New Roman" w:eastAsia="Times New Roman" w:cs="Times New Roman"/>
-        </w:rPr>
-        <w:t xml:space="preserve"> Fe(Ⅱ) </w:t>
-      </w:r>
-      <w:r>
-        <w:rPr>
-          <w:rFonts w:hint="eastAsia" w:ascii="Times New Roman" w:hAnsi="Times New Roman" w:eastAsia="FangSong" w:cs="Times New Roman"/>
-        </w:rPr>
-        <w:t xml:space="preserve">盐溶液还原其中的</w:t>
+        <w:t xml:space="preserve">若用</w:t>
       </w:r>
       <w:r>
         <w:rPr>
@@ -8719,12 +8065,21 @@
           </m:ctrlPr>
         </m:oMathPr>
         <m:r>
-          <m:t>C</m:t>
+          <m:t>L</m:t>
+        </m:r>
+        <m:r>
+          <m:t>i</m:t>
+        </m:r>
+        <m:r>
+          <m:t>N</m:t>
+        </m:r>
+        <m:r>
+          <m:t>i</m:t>
         </m:r>
         <m:sSub>
           <m:e>
             <m:r>
-              <m:t>r</m:t>
+              <m:t>O</m:t>
             </m:r>
           </m:e>
           <m:sub>
@@ -8733,29 +8088,6 @@
             </m:r>
           </m:sub>
         </m:sSub>
-        <m:sSubSup>
-          <m:e>
-            <m:r>
-              <m:t>O</m:t>
-            </m:r>
-          </m:e>
-          <m:sub>
-            <m:r>
-              <m:t>7</m:t>
-            </m:r>
-          </m:sub>
-          <m:sup>
-            <m:r>
-              <m:t>2</m:t>
-            </m:r>
-            <m:r>
-              <m:rPr>
-                <m:sty m:val="p"/>
-              </m:rPr>
-              <m:t>−</m:t>
-            </m:r>
-          </m:sup>
-        </m:sSubSup>
       </m:oMath>
       <w:r>
         <w:rPr>
@@ -8767,50 +8099,7 @@
         <w:rPr>
           <w:rFonts w:hint="eastAsia" w:ascii="Times New Roman" w:hAnsi="Times New Roman" w:eastAsia="FangSong" w:cs="Times New Roman"/>
         </w:rPr>
-        <w:t xml:space="preserve">生成</w:t>
-      </w:r>
-      <w:r>
-        <w:rPr>
-          <w:rFonts w:ascii="Times New Roman" w:hAnsi="Times New Roman" w:eastAsia="Times New Roman" w:cs="Times New Roman"/>
-        </w:rPr>
-        <w:t xml:space="preserve"> </w:t>
-      </w:r>
-      <w:r>
-        <w:rPr>
-          <w:rFonts w:hint="eastAsia" w:ascii="Times New Roman" w:hAnsi="Times New Roman" w:eastAsia="Times New Roman" w:cs="Times New Roman"/>
-        </w:rPr>
-        <w:t>Cr</w:t>
-      </w:r>
-      <w:r>
-        <w:rPr>
-          <w:rFonts w:hint="eastAsia" w:ascii="Times New Roman" w:hAnsi="Times New Roman" w:eastAsia="Times New Roman" w:cs="Times New Roman"/>
-          <w:vertAlign w:val="superscript"/>
-        </w:rPr>
-        <w:t>3+</w:t>
-      </w:r>
-      <w:r>
-        <w:rPr>
-          <w:rFonts w:hint="eastAsia" w:ascii="Times New Roman" w:hAnsi="Times New Roman" w:eastAsia="Times New Roman" w:cs="Times New Roman"/>
-        </w:rPr>
-        <w:t>，</w:t>
-      </w:r>
-      <w:r>
-        <w:rPr>
-          <w:rFonts w:hint="eastAsia" w:ascii="Times New Roman" w:hAnsi="Times New Roman" w:eastAsia="FangSong" w:cs="Times New Roman"/>
-        </w:rPr>
-        <w:t>未反应的</w:t>
-      </w:r>
-      <w:r>
-        <w:rPr>
-          <w:rFonts w:ascii="Times New Roman" w:hAnsi="Times New Roman" w:eastAsia="Times New Roman" w:cs="Times New Roman"/>
-        </w:rPr>
-        <w:t xml:space="preserve"> Fe(Ⅱ) </w:t>
-      </w:r>
-      <w:r>
-        <w:rPr>
-          <w:rFonts w:hint="eastAsia" w:ascii="Times New Roman" w:hAnsi="Times New Roman" w:eastAsia="FangSong" w:cs="Times New Roman"/>
-        </w:rPr>
-        <w:t xml:space="preserve">盐溶液用</w:t>
+        <w:t xml:space="preserve">与</w:t>
       </w:r>
       <w:r>
         <w:rPr>
@@ -8828,6 +8117,1030 @@
           </m:ctrlPr>
         </m:oMathPr>
         <m:r>
+          <m:t>L</m:t>
+        </m:r>
+        <m:sSub>
+          <m:e>
+            <m:r>
+              <m:t>i</m:t>
+            </m:r>
+          </m:e>
+          <m:sub>
+            <m:r>
+              <m:t>4</m:t>
+            </m:r>
+          </m:sub>
+        </m:sSub>
+        <m:r>
+          <m:t>T</m:t>
+        </m:r>
+        <m:sSub>
+          <m:e>
+            <m:r>
+              <m:t>i</m:t>
+            </m:r>
+          </m:e>
+          <m:sub>
+            <m:r>
+              <m:t>5</m:t>
+            </m:r>
+          </m:sub>
+        </m:sSub>
+        <m:sSub>
+          <m:e>
+            <m:r>
+              <m:t>O</m:t>
+            </m:r>
+          </m:e>
+          <m:sub>
+            <m:r>
+              <m:t>12</m:t>
+            </m:r>
+          </m:sub>
+        </m:sSub>
+      </m:oMath>
+      <w:r>
+        <w:rPr>
+          <w:rFonts w:ascii="Times New Roman" w:hAnsi="Times New Roman" w:eastAsia="Times New Roman" w:cs="Times New Roman"/>
+        </w:rPr>
+        <w:t xml:space="preserve"> </w:t>
+      </w:r>
+      <w:r>
+        <w:rPr>
+          <w:rFonts w:hint="eastAsia" w:ascii="Times New Roman" w:hAnsi="Times New Roman" w:eastAsia="FangSong" w:cs="Times New Roman"/>
+        </w:rPr>
+        <w:t>作为锂离子电池的两极</w:t>
+      </w:r>
+      <w:r>
+        <w:rPr>
+          <w:rFonts w:hint="eastAsia" w:ascii="Times New Roman" w:hAnsi="Times New Roman" w:eastAsia="Times New Roman" w:cs="Times New Roman"/>
+        </w:rPr>
+        <w:t>，</w:t>
+      </w:r>
+      <w:r>
+        <w:rPr>
+          <w:rFonts w:hint="eastAsia" w:ascii="Times New Roman" w:hAnsi="Times New Roman" w:eastAsia="FangSong" w:cs="Times New Roman"/>
+        </w:rPr>
+        <w:t>写出充电过程中两极发生反应的化学方程式</w:t>
+      </w:r>
+      <w:r>
+        <w:rPr>
+          <w:rFonts w:hint="eastAsia" w:ascii="Times New Roman" w:hAnsi="Times New Roman" w:eastAsia="Times New Roman" w:cs="Times New Roman"/>
+        </w:rPr>
+        <w:t>。</w:t>
+      </w:r>
+    </w:p>
+    <w:p>
+      <w:pPr>
+        <w:numPr>
+          <w:ilvl w:val="0"/>
+          <w:numId w:val="1007"/>
+        </w:numPr>
+      </w:pPr>
+      <m:oMath>
+        <m:oMathPr>
+          <m:ctrlPr>
+            <w:rPr>
+              <w:sz w:val="28"/>
+              <w:szCs w:val="28"/>
+            </w:rPr>
+          </m:ctrlPr>
+        </m:oMathPr>
+        <m:r>
+          <m:t>L</m:t>
+        </m:r>
+        <m:sSub>
+          <m:e>
+            <m:r>
+              <m:t>i</m:t>
+            </m:r>
+          </m:e>
+          <m:sub>
+            <m:r>
+              <m:t>4</m:t>
+            </m:r>
+          </m:sub>
+        </m:sSub>
+        <m:r>
+          <m:t>T</m:t>
+        </m:r>
+        <m:sSub>
+          <m:e>
+            <m:r>
+              <m:t>i</m:t>
+            </m:r>
+          </m:e>
+          <m:sub>
+            <m:r>
+              <m:t>5</m:t>
+            </m:r>
+          </m:sub>
+        </m:sSub>
+        <m:sSub>
+          <m:e>
+            <m:r>
+              <m:t>O</m:t>
+            </m:r>
+          </m:e>
+          <m:sub>
+            <m:r>
+              <m:t>12</m:t>
+            </m:r>
+          </m:sub>
+        </m:sSub>
+      </m:oMath>
+      <w:r>
+        <w:rPr>
+          <w:rFonts w:ascii="Times New Roman" w:hAnsi="Times New Roman" w:eastAsia="Times New Roman" w:cs="Times New Roman"/>
+        </w:rPr>
+        <w:t xml:space="preserve"> </w:t>
+      </w:r>
+      <w:r>
+        <w:rPr>
+          <w:rFonts w:hint="eastAsia" w:ascii="Times New Roman" w:hAnsi="Times New Roman" w:eastAsia="FangSong" w:cs="Times New Roman"/>
+        </w:rPr>
+        <w:t xml:space="preserve">与</w:t>
+      </w:r>
+      <w:r>
+        <w:rPr>
+          <w:rFonts w:ascii="Times New Roman" w:hAnsi="Times New Roman" w:eastAsia="Times New Roman" w:cs="Times New Roman"/>
+        </w:rPr>
+        <w:t xml:space="preserve"> </w:t>
+      </w:r>
+      <m:oMath>
+        <m:oMathPr>
+          <m:ctrlPr>
+            <w:rPr>
+              <w:sz w:val="28"/>
+              <w:szCs w:val="28"/>
+            </w:rPr>
+          </m:ctrlPr>
+        </m:oMathPr>
+        <m:r>
+          <m:t>L</m:t>
+        </m:r>
+        <m:sSub>
+          <m:e>
+            <m:r>
+              <m:t>i</m:t>
+            </m:r>
+          </m:e>
+          <m:sub>
+            <m:r>
+              <m:t>7</m:t>
+            </m:r>
+          </m:sub>
+        </m:sSub>
+        <m:r>
+          <m:t>T</m:t>
+        </m:r>
+        <m:sSub>
+          <m:e>
+            <m:r>
+              <m:t>i</m:t>
+            </m:r>
+          </m:e>
+          <m:sub>
+            <m:r>
+              <m:t>5</m:t>
+            </m:r>
+          </m:sub>
+        </m:sSub>
+        <m:sSub>
+          <m:e>
+            <m:r>
+              <m:t>O</m:t>
+            </m:r>
+          </m:e>
+          <m:sub>
+            <m:r>
+              <m:t>12</m:t>
+            </m:r>
+          </m:sub>
+        </m:sSub>
+      </m:oMath>
+      <w:r>
+        <w:rPr>
+          <w:rFonts w:ascii="Times New Roman" w:hAnsi="Times New Roman" w:eastAsia="Times New Roman" w:cs="Times New Roman"/>
+        </w:rPr>
+        <w:t xml:space="preserve"> </w:t>
+      </w:r>
+      <w:r>
+        <w:rPr>
+          <w:rFonts w:hint="eastAsia" w:ascii="Times New Roman" w:hAnsi="Times New Roman" w:eastAsia="FangSong" w:cs="Times New Roman"/>
+        </w:rPr>
+        <w:t>结构相似</w:t>
+      </w:r>
+      <w:r>
+        <w:rPr>
+          <w:rFonts w:hint="eastAsia" w:ascii="Times New Roman" w:hAnsi="Times New Roman" w:eastAsia="Times New Roman" w:cs="Times New Roman"/>
+        </w:rPr>
+        <w:t>、</w:t>
+      </w:r>
+      <w:r>
+        <w:rPr>
+          <w:rFonts w:hint="eastAsia" w:ascii="Times New Roman" w:hAnsi="Times New Roman" w:eastAsia="FangSong" w:cs="Times New Roman"/>
+        </w:rPr>
+        <w:t>晶格常数相近</w:t>
+      </w:r>
+      <w:r>
+        <w:rPr>
+          <w:rFonts w:hint="eastAsia" w:ascii="Times New Roman" w:hAnsi="Times New Roman" w:eastAsia="Times New Roman" w:cs="Times New Roman"/>
+        </w:rPr>
+        <w:t>，</w:t>
+      </w:r>
+      <w:r>
+        <w:rPr>
+          <w:rFonts w:hint="eastAsia" w:ascii="Times New Roman" w:hAnsi="Times New Roman" w:eastAsia="FangSong" w:cs="Times New Roman"/>
+        </w:rPr>
+        <w:t>被誉为</w:t>
+      </w:r>
+      <w:r>
+        <w:rPr>
+          <w:rFonts w:hint="eastAsia" w:ascii="Times New Roman" w:hAnsi="Times New Roman" w:eastAsia="Times New Roman" w:cs="Times New Roman"/>
+        </w:rPr>
+        <w:t>”</w:t>
+      </w:r>
+      <w:r>
+        <w:rPr>
+          <w:rFonts w:hint="eastAsia" w:ascii="Times New Roman" w:hAnsi="Times New Roman" w:eastAsia="FangSong" w:cs="Times New Roman"/>
+        </w:rPr>
+        <w:t>零应变</w:t>
+      </w:r>
+      <w:r>
+        <w:rPr>
+          <w:rFonts w:hint="eastAsia" w:ascii="Times New Roman" w:hAnsi="Times New Roman" w:eastAsia="Times New Roman" w:cs="Times New Roman"/>
+        </w:rPr>
+        <w:t>”</w:t>
+      </w:r>
+      <w:r>
+        <w:rPr>
+          <w:rFonts w:hint="eastAsia" w:ascii="Times New Roman" w:hAnsi="Times New Roman" w:eastAsia="FangSong" w:cs="Times New Roman"/>
+        </w:rPr>
+        <w:t>材料</w:t>
+      </w:r>
+      <w:r>
+        <w:rPr>
+          <w:rFonts w:hint="eastAsia" w:ascii="Times New Roman" w:hAnsi="Times New Roman" w:eastAsia="Times New Roman" w:cs="Times New Roman"/>
+        </w:rPr>
+        <w:t>。</w:t>
+      </w:r>
+      <w:r>
+        <w:rPr>
+          <w:rFonts w:hint="eastAsia" w:ascii="Times New Roman" w:hAnsi="Times New Roman" w:eastAsia="FangSong" w:cs="Times New Roman"/>
+        </w:rPr>
+        <w:t>这对</w:t>
+      </w:r>
+      <w:r>
+        <w:rPr>
+          <w:rFonts w:ascii="Times New Roman" w:hAnsi="Times New Roman" w:eastAsia="Times New Roman" w:cs="Times New Roman"/>
+        </w:rPr>
+        <w:t xml:space="preserve"> </w:t>
+      </w:r>
+      <m:oMath>
+        <m:oMathPr>
+          <m:ctrlPr>
+            <w:rPr>
+              <w:sz w:val="28"/>
+              <w:szCs w:val="28"/>
+            </w:rPr>
+          </m:ctrlPr>
+        </m:oMathPr>
+        <m:r>
+          <m:t>L</m:t>
+        </m:r>
+        <m:sSub>
+          <m:e>
+            <m:r>
+              <m:t>i</m:t>
+            </m:r>
+          </m:e>
+          <m:sub>
+            <m:r>
+              <m:t>4</m:t>
+            </m:r>
+          </m:sub>
+        </m:sSub>
+        <m:r>
+          <m:t>T</m:t>
+        </m:r>
+        <m:sSub>
+          <m:e>
+            <m:r>
+              <m:t>i</m:t>
+            </m:r>
+          </m:e>
+          <m:sub>
+            <m:r>
+              <m:t>5</m:t>
+            </m:r>
+          </m:sub>
+        </m:sSub>
+        <m:sSub>
+          <m:e>
+            <m:r>
+              <m:t>O</m:t>
+            </m:r>
+          </m:e>
+          <m:sub>
+            <m:r>
+              <m:t>12</m:t>
+            </m:r>
+          </m:sub>
+        </m:sSub>
+      </m:oMath>
+      <w:r>
+        <w:rPr>
+          <w:rFonts w:ascii="Times New Roman" w:hAnsi="Times New Roman" w:eastAsia="Times New Roman" w:cs="Times New Roman"/>
+        </w:rPr>
+        <w:t xml:space="preserve"> </w:t>
+      </w:r>
+      <w:r>
+        <w:rPr>
+          <w:rFonts w:hint="eastAsia" w:ascii="Times New Roman" w:hAnsi="Times New Roman" w:eastAsia="FangSong" w:cs="Times New Roman"/>
+        </w:rPr>
+        <w:t>用作锂离子电池负极有什么好处</w:t>
+      </w:r>
+      <w:r>
+        <w:rPr>
+          <w:rFonts w:hint="eastAsia" w:ascii="Times New Roman" w:hAnsi="Times New Roman" w:eastAsia="Times New Roman" w:cs="Times New Roman"/>
+        </w:rPr>
+        <w:t>？</w:t>
+      </w:r>
+    </w:p>
+    <w:p>
+      <w:pPr>
+        <w:numPr>
+          <w:ilvl w:val="0"/>
+          <w:numId w:val="1007"/>
+        </w:numPr>
+      </w:pPr>
+      <w:r>
+        <w:rPr>
+          <w:rFonts w:hint="eastAsia" w:ascii="Times New Roman" w:hAnsi="Times New Roman" w:eastAsia="FangSong" w:cs="Times New Roman"/>
+        </w:rPr>
+        <w:t>作为锂离子电池的负极材料</w:t>
+      </w:r>
+      <w:r>
+        <w:rPr>
+          <w:rFonts w:hint="eastAsia" w:ascii="Times New Roman" w:hAnsi="Times New Roman" w:eastAsia="Times New Roman" w:cs="Times New Roman"/>
+        </w:rPr>
+        <w:t>，</w:t>
+      </w:r>
+      <w:r>
+        <w:rPr>
+          <w:rFonts w:hint="eastAsia" w:ascii="Times New Roman" w:hAnsi="Times New Roman" w:eastAsia="FangSong" w:cs="Times New Roman"/>
+        </w:rPr>
+        <w:t>导电能力太差是</w:t>
+      </w:r>
+      <w:r>
+        <w:rPr>
+          <w:rFonts w:ascii="Times New Roman" w:hAnsi="Times New Roman" w:eastAsia="Times New Roman" w:cs="Times New Roman"/>
+        </w:rPr>
+        <w:t xml:space="preserve"> </w:t>
+      </w:r>
+      <m:oMath>
+        <m:oMathPr>
+          <m:ctrlPr>
+            <w:rPr>
+              <w:sz w:val="28"/>
+              <w:szCs w:val="28"/>
+            </w:rPr>
+          </m:ctrlPr>
+        </m:oMathPr>
+        <m:r>
+          <m:t>L</m:t>
+        </m:r>
+        <m:sSub>
+          <m:e>
+            <m:r>
+              <m:t>i</m:t>
+            </m:r>
+          </m:e>
+          <m:sub>
+            <m:r>
+              <m:t>4</m:t>
+            </m:r>
+          </m:sub>
+        </m:sSub>
+        <m:r>
+          <m:t>T</m:t>
+        </m:r>
+        <m:sSub>
+          <m:e>
+            <m:r>
+              <m:t>i</m:t>
+            </m:r>
+          </m:e>
+          <m:sub>
+            <m:r>
+              <m:t>5</m:t>
+            </m:r>
+          </m:sub>
+        </m:sSub>
+        <m:sSub>
+          <m:e>
+            <m:r>
+              <m:t>O</m:t>
+            </m:r>
+          </m:e>
+          <m:sub>
+            <m:r>
+              <m:t>12</m:t>
+            </m:r>
+          </m:sub>
+        </m:sSub>
+      </m:oMath>
+      <w:r>
+        <w:rPr>
+          <w:rFonts w:ascii="Times New Roman" w:hAnsi="Times New Roman" w:eastAsia="Times New Roman" w:cs="Times New Roman"/>
+        </w:rPr>
+        <w:t xml:space="preserve"> </w:t>
+      </w:r>
+      <w:r>
+        <w:rPr>
+          <w:rFonts w:hint="eastAsia" w:ascii="Times New Roman" w:hAnsi="Times New Roman" w:eastAsia="FangSong" w:cs="Times New Roman"/>
+        </w:rPr>
+        <w:t>的主要缺点</w:t>
+      </w:r>
+      <w:r>
+        <w:rPr>
+          <w:rFonts w:hint="eastAsia" w:ascii="Times New Roman" w:hAnsi="Times New Roman" w:eastAsia="Times New Roman" w:cs="Times New Roman"/>
+        </w:rPr>
+        <w:t>，</w:t>
+      </w:r>
+      <w:r>
+        <w:rPr>
+          <w:rFonts w:hint="eastAsia" w:ascii="Times New Roman" w:hAnsi="Times New Roman" w:eastAsia="FangSong" w:cs="Times New Roman"/>
+        </w:rPr>
+        <w:t>应如何改进其导电性能</w:t>
+      </w:r>
+      <w:r>
+        <w:rPr>
+          <w:rFonts w:hint="eastAsia" w:ascii="Times New Roman" w:hAnsi="Times New Roman" w:eastAsia="Times New Roman" w:cs="Times New Roman"/>
+        </w:rPr>
+        <w:t>？</w:t>
+      </w:r>
+    </w:p>
+    <w:bookmarkEnd w:id="41"/>
+    <w:bookmarkStart w:id="42" w:name="第-9-题"/>
+    <w:p>
+      <w:pPr>
+        <w:pStyle w:val="Heading2"/>
+        <w:spacing w:before="280" w:after="120"/>
+      </w:pPr>
+      <w:r>
+        <w:rPr>
+          <w:rFonts w:hint="eastAsia" w:ascii="Times New Roman" w:hAnsi="Times New Roman" w:eastAsia="SimHei" w:cs="Times New Roman"/>
+        </w:rPr>
+        <w:t xml:space="preserve">第</w:t>
+      </w:r>
+      <w:r>
+        <w:rPr>
+          <w:rFonts w:ascii="Times New Roman" w:hAnsi="Times New Roman" w:eastAsia="Times New Roman" w:cs="Times New Roman"/>
+        </w:rPr>
+        <w:t xml:space="preserve"> 9 </w:t>
+      </w:r>
+      <w:r>
+        <w:rPr>
+          <w:rFonts w:hint="eastAsia" w:ascii="Times New Roman" w:hAnsi="Times New Roman" w:eastAsia="SimHei" w:cs="Times New Roman"/>
+        </w:rPr>
+        <w:t xml:space="preserve">题</w:t>
+      </w:r>
+    </w:p>
+    <w:p>
+      <w:pPr>
+        <w:pStyle w:val="BlockText"/>
+      </w:pPr>
+      <w:r>
+        <w:rPr>
+          <w:rFonts w:hint="eastAsia" w:ascii="Times New Roman" w:hAnsi="Times New Roman" w:eastAsia="FangSong" w:cs="Times New Roman"/>
+        </w:rPr>
+        <w:t>来源</w:t>
+      </w:r>
+      <w:r>
+        <w:rPr>
+          <w:rFonts w:hint="eastAsia" w:ascii="Times New Roman" w:hAnsi="Times New Roman" w:eastAsia="Times New Roman" w:cs="Times New Roman"/>
+        </w:rPr>
+        <w:t>：</w:t>
+      </w:r>
+      <w:r>
+        <w:rPr>
+          <w:rFonts w:hint="eastAsia" w:ascii="Times New Roman" w:hAnsi="Times New Roman" w:eastAsia="FangSong" w:cs="Times New Roman"/>
+        </w:rPr>
+        <w:t>高中化学竞赛教程第二分册</w:t>
+      </w:r>
+      <w:r>
+        <w:rPr>
+          <w:rFonts w:ascii="Times New Roman" w:hAnsi="Times New Roman" w:eastAsia="Times New Roman" w:cs="Times New Roman"/>
+        </w:rPr>
+        <w:t xml:space="preserve"> </w:t>
+      </w:r>
+      <w:r>
+        <w:rPr>
+          <w:rFonts w:hint="eastAsia" w:ascii="Times New Roman" w:hAnsi="Times New Roman" w:eastAsia="FangSong" w:cs="Times New Roman"/>
+        </w:rPr>
+        <w:t>第</w:t>
+      </w:r>
+      <w:r>
+        <w:rPr>
+          <w:rFonts w:hint="eastAsia" w:ascii="Times New Roman" w:hAnsi="Times New Roman" w:eastAsia="Times New Roman" w:cs="Times New Roman"/>
+        </w:rPr>
+        <w:t>5</w:t>
+      </w:r>
+      <w:r>
+        <w:rPr>
+          <w:rFonts w:hint="eastAsia" w:ascii="Times New Roman" w:hAnsi="Times New Roman" w:eastAsia="FangSong" w:cs="Times New Roman"/>
+        </w:rPr>
+        <w:t>讲</w:t>
+      </w:r>
+    </w:p>
+    <w:p>
+      <w:pPr>
+        <w:pStyle w:val="FirstParagraph"/>
+      </w:pPr>
+      <w:r>
+        <w:rPr>
+          <w:rFonts w:hint="eastAsia" w:ascii="Times New Roman" w:hAnsi="Times New Roman" w:eastAsia="Times New Roman" w:cs="Times New Roman"/>
+        </w:rPr>
+        <w:t>【</w:t>
+      </w:r>
+      <w:r>
+        <w:rPr>
+          <w:rFonts w:hint="eastAsia" w:ascii="Times New Roman" w:hAnsi="Times New Roman" w:eastAsia="FangSong" w:cs="Times New Roman"/>
+        </w:rPr>
+        <w:t>例</w:t>
+      </w:r>
+      <w:r>
+        <w:rPr>
+          <w:rFonts w:hint="eastAsia" w:ascii="Times New Roman" w:hAnsi="Times New Roman" w:eastAsia="Times New Roman" w:cs="Times New Roman"/>
+        </w:rPr>
+        <w:t>1】</w:t>
+      </w:r>
+      <w:r>
+        <w:rPr>
+          <w:rFonts w:hint="eastAsia" w:ascii="Times New Roman" w:hAnsi="Times New Roman" w:eastAsia="FangSong" w:cs="Times New Roman"/>
+        </w:rPr>
+        <w:t>含有银</w:t>
+      </w:r>
+      <w:r>
+        <w:rPr>
+          <w:rFonts w:hint="eastAsia" w:ascii="Times New Roman" w:hAnsi="Times New Roman" w:eastAsia="Times New Roman" w:cs="Times New Roman"/>
+        </w:rPr>
+        <w:t>、</w:t>
+      </w:r>
+      <w:r>
+        <w:rPr>
+          <w:rFonts w:hint="eastAsia" w:ascii="Times New Roman" w:hAnsi="Times New Roman" w:eastAsia="FangSong" w:cs="Times New Roman"/>
+        </w:rPr>
+        <w:t>铜</w:t>
+      </w:r>
+      <w:r>
+        <w:rPr>
+          <w:rFonts w:hint="eastAsia" w:ascii="Times New Roman" w:hAnsi="Times New Roman" w:eastAsia="Times New Roman" w:cs="Times New Roman"/>
+        </w:rPr>
+        <w:t>、</w:t>
+      </w:r>
+      <w:r>
+        <w:rPr>
+          <w:rFonts w:hint="eastAsia" w:ascii="Times New Roman" w:hAnsi="Times New Roman" w:eastAsia="FangSong" w:cs="Times New Roman"/>
+        </w:rPr>
+        <w:t>铬的一种合金</w:t>
+      </w:r>
+      <w:r>
+        <w:rPr>
+          <w:rFonts w:hint="eastAsia" w:ascii="Times New Roman" w:hAnsi="Times New Roman" w:eastAsia="Times New Roman" w:cs="Times New Roman"/>
+        </w:rPr>
+        <w:t>，</w:t>
+      </w:r>
+      <w:r>
+        <w:rPr>
+          <w:rFonts w:hint="eastAsia" w:ascii="Times New Roman" w:hAnsi="Times New Roman" w:eastAsia="FangSong" w:cs="Times New Roman"/>
+        </w:rPr>
+        <w:t>质量为</w:t>
+      </w:r>
+      <w:r>
+        <w:rPr>
+          <w:rFonts w:ascii="Times New Roman" w:hAnsi="Times New Roman" w:eastAsia="Times New Roman" w:cs="Times New Roman"/>
+        </w:rPr>
+        <w:t xml:space="preserve"> 1.500 </w:t>
+      </w:r>
+      <w:r>
+        <w:rPr>
+          <w:rFonts w:hint="eastAsia" w:ascii="Times New Roman" w:hAnsi="Times New Roman" w:eastAsia="Times New Roman" w:cs="Times New Roman"/>
+        </w:rPr>
+        <w:t>g，</w:t>
+      </w:r>
+      <w:r>
+        <w:rPr>
+          <w:rFonts w:hint="eastAsia" w:ascii="Times New Roman" w:hAnsi="Times New Roman" w:eastAsia="FangSong" w:cs="Times New Roman"/>
+        </w:rPr>
+        <w:t>溶解后溶液中含有</w:t>
+      </w:r>
+      <w:r>
+        <w:rPr>
+          <w:rFonts w:ascii="Times New Roman" w:hAnsi="Times New Roman" w:eastAsia="Times New Roman" w:cs="Times New Roman"/>
+        </w:rPr>
+        <w:t xml:space="preserve"> </w:t>
+      </w:r>
+      <m:oMath>
+        <m:r>
+          <m:t>A</m:t>
+        </m:r>
+        <m:sSup>
+          <m:e>
+            <m:r>
+              <m:t>g</m:t>
+            </m:r>
+          </m:e>
+          <m:sup>
+            <m:r>
+              <m:rPr>
+                <m:sty m:val="p"/>
+              </m:rPr>
+              <m:t>+</m:t>
+            </m:r>
+          </m:sup>
+        </m:sSup>
+      </m:oMath>
+      <w:r>
+        <w:rPr>
+          <w:rFonts w:ascii="Times New Roman" w:hAnsi="Times New Roman" w:eastAsia="Times New Roman" w:cs="Times New Roman"/>
+        </w:rPr>
+        <w:t xml:space="preserve">、</w:t>
+      </w:r>
+      <m:oMath>
+        <m:r>
+          <m:t>C</m:t>
+        </m:r>
+        <m:sSup>
+          <m:e>
+            <m:r>
+              <m:t>u</m:t>
+            </m:r>
+          </m:e>
+          <m:sup>
+            <m:r>
+              <m:t>2</m:t>
+            </m:r>
+            <m:r>
+              <m:rPr>
+                <m:sty m:val="p"/>
+              </m:rPr>
+              <m:t>+</m:t>
+            </m:r>
+          </m:sup>
+        </m:sSup>
+      </m:oMath>
+      <w:r>
+        <w:rPr>
+          <w:rFonts w:ascii="Times New Roman" w:hAnsi="Times New Roman" w:eastAsia="Times New Roman" w:cs="Times New Roman"/>
+        </w:rPr>
+        <w:t xml:space="preserve">、</w:t>
+      </w:r>
+      <m:oMath>
+        <m:r>
+          <m:t>C</m:t>
+        </m:r>
+        <m:sSup>
+          <m:e>
+            <m:r>
+              <m:t>r</m:t>
+            </m:r>
+          </m:e>
+          <m:sup>
+            <m:r>
+              <m:t>3</m:t>
+            </m:r>
+            <m:r>
+              <m:rPr>
+                <m:sty m:val="p"/>
+              </m:rPr>
+              <m:t>+</m:t>
+            </m:r>
+          </m:sup>
+        </m:sSup>
+      </m:oMath>
+      <w:r>
+        <w:rPr>
+          <w:rFonts w:hint="eastAsia" w:ascii="Times New Roman" w:hAnsi="Times New Roman" w:eastAsia="Times New Roman" w:cs="Times New Roman"/>
+        </w:rPr>
+        <w:t>，</w:t>
+      </w:r>
+      <w:r>
+        <w:rPr>
+          <w:rFonts w:hint="eastAsia" w:ascii="Times New Roman" w:hAnsi="Times New Roman" w:eastAsia="FangSong" w:cs="Times New Roman"/>
+        </w:rPr>
+        <w:t>用水稀释到</w:t>
+      </w:r>
+      <w:r>
+        <w:rPr>
+          <w:rFonts w:ascii="Times New Roman" w:hAnsi="Times New Roman" w:eastAsia="Times New Roman" w:cs="Times New Roman"/>
+        </w:rPr>
+        <w:t xml:space="preserve"> 500.00 mL。</w:t>
+      </w:r>
+    </w:p>
+    <w:p>
+      <w:pPr>
+        <w:numPr>
+          <w:ilvl w:val="0"/>
+          <w:numId w:val="1008"/>
+        </w:numPr>
+      </w:pPr>
+      <w:r>
+        <w:rPr>
+          <w:rFonts w:hint="eastAsia" w:ascii="Times New Roman" w:hAnsi="Times New Roman" w:eastAsia="FangSong" w:cs="Times New Roman"/>
+        </w:rPr>
+        <w:t xml:space="preserve">取出</w:t>
+      </w:r>
+      <w:r>
+        <w:rPr>
+          <w:rFonts w:ascii="Times New Roman" w:hAnsi="Times New Roman" w:eastAsia="Times New Roman" w:cs="Times New Roman"/>
+        </w:rPr>
+        <w:t xml:space="preserve"> 50.00 mL </w:t>
+      </w:r>
+      <w:r>
+        <w:rPr>
+          <w:rFonts w:hint="eastAsia" w:ascii="Times New Roman" w:hAnsi="Times New Roman" w:eastAsia="FangSong" w:cs="Times New Roman"/>
+        </w:rPr>
+        <w:t>溶液</w:t>
+      </w:r>
+      <w:r>
+        <w:rPr>
+          <w:rFonts w:hint="eastAsia" w:ascii="Times New Roman" w:hAnsi="Times New Roman" w:eastAsia="Times New Roman" w:cs="Times New Roman"/>
+        </w:rPr>
+        <w:t>，</w:t>
+      </w:r>
+      <w:r>
+        <w:rPr>
+          <w:rFonts w:hint="eastAsia" w:ascii="Times New Roman" w:hAnsi="Times New Roman" w:eastAsia="FangSong" w:cs="Times New Roman"/>
+        </w:rPr>
+        <w:t>加入过量稀碱溶液</w:t>
+      </w:r>
+      <w:r>
+        <w:rPr>
+          <w:rFonts w:hint="eastAsia" w:ascii="Times New Roman" w:hAnsi="Times New Roman" w:eastAsia="Times New Roman" w:cs="Times New Roman"/>
+        </w:rPr>
+        <w:t>，</w:t>
+      </w:r>
+      <w:r>
+        <w:rPr>
+          <w:rFonts w:hint="eastAsia" w:ascii="Times New Roman" w:hAnsi="Times New Roman" w:eastAsia="FangSong" w:cs="Times New Roman"/>
+        </w:rPr>
+        <w:t>分离出沉淀物</w:t>
+      </w:r>
+      <w:r>
+        <w:rPr>
+          <w:rFonts w:hint="eastAsia" w:ascii="Times New Roman" w:hAnsi="Times New Roman" w:eastAsia="Times New Roman" w:cs="Times New Roman"/>
+        </w:rPr>
+        <w:t>，</w:t>
+      </w:r>
+      <w:r>
+        <w:rPr>
+          <w:rFonts w:hint="eastAsia" w:ascii="Times New Roman" w:hAnsi="Times New Roman" w:eastAsia="FangSong" w:cs="Times New Roman"/>
+        </w:rPr>
+        <w:t>滤液用足量</w:t>
+      </w:r>
+      <w:r>
+        <w:rPr>
+          <w:rFonts w:ascii="Times New Roman" w:hAnsi="Times New Roman" w:eastAsia="Times New Roman" w:cs="Times New Roman"/>
+        </w:rPr>
+        <w:t xml:space="preserve"> </w:t>
+      </w:r>
+      <m:oMath>
+        <m:sSub>
+          <m:e>
+            <m:r>
+              <m:t>H</m:t>
+            </m:r>
+          </m:e>
+          <m:sub>
+            <m:r>
+              <m:t>2</m:t>
+            </m:r>
+          </m:sub>
+        </m:sSub>
+        <m:sSub>
+          <m:e>
+            <m:r>
+              <m:t>O</m:t>
+            </m:r>
+          </m:e>
+          <m:sub>
+            <m:r>
+              <m:t>2</m:t>
+            </m:r>
+          </m:sub>
+        </m:sSub>
+      </m:oMath>
+      <w:r>
+        <w:rPr>
+          <w:rFonts w:ascii="Times New Roman" w:hAnsi="Times New Roman" w:eastAsia="Times New Roman" w:cs="Times New Roman"/>
+        </w:rPr>
+        <w:t xml:space="preserve"> </w:t>
+      </w:r>
+      <w:r>
+        <w:rPr>
+          <w:rFonts w:hint="eastAsia" w:ascii="Times New Roman" w:hAnsi="Times New Roman" w:eastAsia="FangSong" w:cs="Times New Roman"/>
+        </w:rPr>
+        <w:t>氧化</w:t>
+      </w:r>
+      <w:r>
+        <w:rPr>
+          <w:rFonts w:hint="eastAsia" w:ascii="Times New Roman" w:hAnsi="Times New Roman" w:eastAsia="Times New Roman" w:cs="Times New Roman"/>
+        </w:rPr>
+        <w:t>，</w:t>
+      </w:r>
+      <w:r>
+        <w:rPr>
+          <w:rFonts w:hint="eastAsia" w:ascii="Times New Roman" w:hAnsi="Times New Roman" w:eastAsia="FangSong" w:cs="Times New Roman"/>
+        </w:rPr>
+        <w:t>酸化上述溶液</w:t>
+      </w:r>
+      <w:r>
+        <w:rPr>
+          <w:rFonts w:hint="eastAsia" w:ascii="Times New Roman" w:hAnsi="Times New Roman" w:eastAsia="Times New Roman" w:cs="Times New Roman"/>
+        </w:rPr>
+        <w:t>，</w:t>
+      </w:r>
+      <w:r>
+        <w:rPr>
+          <w:rFonts w:hint="eastAsia" w:ascii="Times New Roman" w:hAnsi="Times New Roman" w:eastAsia="FangSong" w:cs="Times New Roman"/>
+        </w:rPr>
+        <w:t>用</w:t>
+      </w:r>
+      <w:r>
+        <w:rPr>
+          <w:rFonts w:ascii="Times New Roman" w:hAnsi="Times New Roman" w:eastAsia="Times New Roman" w:cs="Times New Roman"/>
+        </w:rPr>
+        <w:t xml:space="preserve"> 25.00 mL 0.100 mol·L</w:t>
+      </w:r>
+      <w:r>
+        <w:rPr>
+          <w:rFonts w:ascii="Times New Roman" w:hAnsi="Times New Roman" w:eastAsia="Times New Roman" w:cs="Times New Roman"/>
+          <w:vertAlign w:val="superscript"/>
+        </w:rPr>
+        <w:t>-1</w:t>
+      </w:r>
+      <w:r>
+        <w:rPr>
+          <w:rFonts w:ascii="Times New Roman" w:hAnsi="Times New Roman" w:eastAsia="Times New Roman" w:cs="Times New Roman"/>
+        </w:rPr>
+        <w:t xml:space="preserve"> </w:t>
+      </w:r>
+      <w:r>
+        <w:rPr>
+          <w:rFonts w:hint="eastAsia" w:ascii="Times New Roman" w:hAnsi="Times New Roman" w:eastAsia="FangSong" w:cs="Times New Roman"/>
+        </w:rPr>
+        <w:t xml:space="preserve">的</w:t>
+      </w:r>
+      <w:r>
+        <w:rPr>
+          <w:rFonts w:ascii="Times New Roman" w:hAnsi="Times New Roman" w:eastAsia="Times New Roman" w:cs="Times New Roman"/>
+        </w:rPr>
+        <w:t xml:space="preserve"> Fe(Ⅱ) </w:t>
+      </w:r>
+      <w:r>
+        <w:rPr>
+          <w:rFonts w:hint="eastAsia" w:ascii="Times New Roman" w:hAnsi="Times New Roman" w:eastAsia="FangSong" w:cs="Times New Roman"/>
+        </w:rPr>
+        <w:t xml:space="preserve">盐溶液还原其中的</w:t>
+      </w:r>
+      <w:r>
+        <w:rPr>
+          <w:rFonts w:ascii="Times New Roman" w:hAnsi="Times New Roman" w:eastAsia="Times New Roman" w:cs="Times New Roman"/>
+        </w:rPr>
+        <w:t xml:space="preserve"> </w:t>
+      </w:r>
+      <m:oMath>
+        <m:oMathPr>
+          <m:ctrlPr>
+            <w:rPr>
+              <w:sz w:val="28"/>
+              <w:szCs w:val="28"/>
+            </w:rPr>
+          </m:ctrlPr>
+        </m:oMathPr>
+        <m:r>
+          <m:t>C</m:t>
+        </m:r>
+        <m:sSub>
+          <m:e>
+            <m:r>
+              <m:t>r</m:t>
+            </m:r>
+          </m:e>
+          <m:sub>
+            <m:r>
+              <m:t>2</m:t>
+            </m:r>
+          </m:sub>
+        </m:sSub>
+        <m:sSubSup>
+          <m:e>
+            <m:r>
+              <m:t>O</m:t>
+            </m:r>
+          </m:e>
+          <m:sub>
+            <m:r>
+              <m:t>7</m:t>
+            </m:r>
+          </m:sub>
+          <m:sup>
+            <m:r>
+              <m:t>2</m:t>
+            </m:r>
+            <m:r>
+              <m:rPr>
+                <m:sty m:val="p"/>
+              </m:rPr>
+              <m:t>−</m:t>
+            </m:r>
+          </m:sup>
+        </m:sSubSup>
+      </m:oMath>
+      <w:r>
+        <w:rPr>
+          <w:rFonts w:ascii="Times New Roman" w:hAnsi="Times New Roman" w:eastAsia="Times New Roman" w:cs="Times New Roman"/>
+        </w:rPr>
+        <w:t xml:space="preserve"> </w:t>
+      </w:r>
+      <w:r>
+        <w:rPr>
+          <w:rFonts w:hint="eastAsia" w:ascii="Times New Roman" w:hAnsi="Times New Roman" w:eastAsia="FangSong" w:cs="Times New Roman"/>
+        </w:rPr>
+        <w:t xml:space="preserve">生成</w:t>
+      </w:r>
+      <w:r>
+        <w:rPr>
+          <w:rFonts w:ascii="Times New Roman" w:hAnsi="Times New Roman" w:eastAsia="Times New Roman" w:cs="Times New Roman"/>
+        </w:rPr>
+        <w:t xml:space="preserve"> </w:t>
+      </w:r>
+      <m:oMath>
+        <m:r>
+          <m:t>C</m:t>
+        </m:r>
+        <m:sSup>
+          <m:e>
+            <m:r>
+              <m:t>r</m:t>
+            </m:r>
+          </m:e>
+          <m:sup>
+            <m:r>
+              <m:t>3</m:t>
+            </m:r>
+            <m:r>
+              <m:rPr>
+                <m:sty m:val="p"/>
+              </m:rPr>
+              <m:t>+</m:t>
+            </m:r>
+          </m:sup>
+        </m:sSup>
+      </m:oMath>
+      <w:r>
+        <w:rPr>
+          <w:rFonts w:hint="eastAsia" w:ascii="Times New Roman" w:hAnsi="Times New Roman" w:eastAsia="Times New Roman" w:cs="Times New Roman"/>
+        </w:rPr>
+        <w:t>，</w:t>
+      </w:r>
+      <w:r>
+        <w:rPr>
+          <w:rFonts w:hint="eastAsia" w:ascii="Times New Roman" w:hAnsi="Times New Roman" w:eastAsia="FangSong" w:cs="Times New Roman"/>
+        </w:rPr>
+        <w:t>未反应的</w:t>
+      </w:r>
+      <w:r>
+        <w:rPr>
+          <w:rFonts w:ascii="Times New Roman" w:hAnsi="Times New Roman" w:eastAsia="Times New Roman" w:cs="Times New Roman"/>
+        </w:rPr>
+        <w:t xml:space="preserve"> Fe(Ⅱ) </w:t>
+      </w:r>
+      <w:r>
+        <w:rPr>
+          <w:rFonts w:hint="eastAsia" w:ascii="Times New Roman" w:hAnsi="Times New Roman" w:eastAsia="FangSong" w:cs="Times New Roman"/>
+        </w:rPr>
+        <w:t xml:space="preserve">盐溶液用</w:t>
+      </w:r>
+      <w:r>
+        <w:rPr>
+          <w:rFonts w:ascii="Times New Roman" w:hAnsi="Times New Roman" w:eastAsia="Times New Roman" w:cs="Times New Roman"/>
+        </w:rPr>
+        <w:t xml:space="preserve"> </w:t>
+      </w:r>
+      <m:oMath>
+        <m:oMathPr>
+          <m:ctrlPr>
+            <w:rPr>
+              <w:sz w:val="28"/>
+              <w:szCs w:val="28"/>
+            </w:rPr>
+          </m:ctrlPr>
+        </m:oMathPr>
+        <m:r>
           <m:t>0.0200</m:t>
         </m:r>
         <m:r>
@@ -8934,15 +9247,31 @@
         <w:rPr>
           <w:rFonts w:ascii="Times New Roman" w:hAnsi="Times New Roman" w:eastAsia="Times New Roman" w:cs="Times New Roman"/>
         </w:rPr>
-        <w:t xml:space="preserve"> KMnO</w:t>
-      </w:r>
-      <w:r>
-        <w:rPr>
-          <w:rFonts w:ascii="Times New Roman" w:hAnsi="Times New Roman" w:eastAsia="Times New Roman" w:cs="Times New Roman"/>
-          <w:vertAlign w:val="subscript"/>
-        </w:rPr>
-        <w:t>4</w:t>
-      </w:r>
+        <w:t xml:space="preserve"> </w:t>
+      </w:r>
+      <m:oMath>
+        <m:r>
+          <m:t>K</m:t>
+        </m:r>
+        <m:r>
+          <m:t>M</m:t>
+        </m:r>
+        <m:r>
+          <m:t>n</m:t>
+        </m:r>
+        <m:sSub>
+          <m:e>
+            <m:r>
+              <m:t>O</m:t>
+            </m:r>
+          </m:e>
+          <m:sub>
+            <m:r>
+              <m:t>4</m:t>
+            </m:r>
+          </m:sub>
+        </m:sSub>
+      </m:oMath>
       <w:r>
         <w:rPr>
           <w:rFonts w:ascii="Times New Roman" w:hAnsi="Times New Roman" w:eastAsia="Times New Roman" w:cs="Times New Roman"/>
@@ -11381,15 +11710,28 @@
         <w:rPr>
           <w:rFonts w:ascii="Times New Roman" w:hAnsi="Times New Roman" w:eastAsia="Times New Roman" w:cs="Times New Roman"/>
         </w:rPr>
-        <w:t xml:space="preserve"> HIO</w:t>
-      </w:r>
-      <w:r>
-        <w:rPr>
-          <w:rFonts w:ascii="Times New Roman" w:hAnsi="Times New Roman" w:eastAsia="Times New Roman" w:cs="Times New Roman"/>
-          <w:vertAlign w:val="subscript"/>
-        </w:rPr>
-        <w:t>4</w:t>
-      </w:r>
+        <w:t xml:space="preserve"> </w:t>
+      </w:r>
+      <m:oMath>
+        <m:r>
+          <m:t>H</m:t>
+        </m:r>
+        <m:r>
+          <m:t>I</m:t>
+        </m:r>
+        <m:sSub>
+          <m:e>
+            <m:r>
+              <m:t>O</m:t>
+            </m:r>
+          </m:e>
+          <m:sub>
+            <m:r>
+              <m:t>4</m:t>
+            </m:r>
+          </m:sub>
+        </m:sSub>
+      </m:oMath>
       <w:r>
         <w:rPr>
           <w:rFonts w:ascii="Times New Roman" w:hAnsi="Times New Roman" w:eastAsia="Times New Roman" w:cs="Times New Roman"/>
@@ -11418,15 +11760,28 @@
         <w:rPr>
           <w:rFonts w:ascii="Times New Roman" w:hAnsi="Times New Roman" w:eastAsia="Times New Roman" w:cs="Times New Roman"/>
         </w:rPr>
-        <w:t xml:space="preserve"> HIO</w:t>
-      </w:r>
-      <w:r>
-        <w:rPr>
-          <w:rFonts w:ascii="Times New Roman" w:hAnsi="Times New Roman" w:eastAsia="Times New Roman" w:cs="Times New Roman"/>
-          <w:vertAlign w:val="subscript"/>
-        </w:rPr>
-        <w:t>4</w:t>
-      </w:r>
+        <w:t xml:space="preserve"> </w:t>
+      </w:r>
+      <m:oMath>
+        <m:r>
+          <m:t>H</m:t>
+        </m:r>
+        <m:r>
+          <m:t>I</m:t>
+        </m:r>
+        <m:sSub>
+          <m:e>
+            <m:r>
+              <m:t>O</m:t>
+            </m:r>
+          </m:e>
+          <m:sub>
+            <m:r>
+              <m:t>4</m:t>
+            </m:r>
+          </m:sub>
+        </m:sSub>
+      </m:oMath>
       <w:r>
         <w:rPr>
           <w:rFonts w:ascii="Times New Roman" w:hAnsi="Times New Roman" w:eastAsia="Times New Roman" w:cs="Times New Roman"/>
@@ -11457,24 +11812,31 @@
         </w:rPr>
         <w:t xml:space="preserve"> </w:t>
       </w:r>
-      <w:r>
-        <w:rPr>
-          <w:rFonts w:hint="eastAsia" w:ascii="Times New Roman" w:hAnsi="Times New Roman" w:eastAsia="Times New Roman" w:cs="Times New Roman"/>
-        </w:rPr>
-        <w:t>HIO</w:t>
-      </w:r>
-      <w:r>
-        <w:rPr>
-          <w:rFonts w:hint="eastAsia" w:ascii="Times New Roman" w:hAnsi="Times New Roman" w:eastAsia="Times New Roman" w:cs="Times New Roman"/>
-          <w:vertAlign w:val="subscript"/>
-        </w:rPr>
-        <w:t>4</w:t>
-      </w:r>
-      <w:r>
-        <w:rPr>
-          <w:rFonts w:hint="eastAsia" w:ascii="Times New Roman" w:hAnsi="Times New Roman" w:eastAsia="Times New Roman" w:cs="Times New Roman"/>
-        </w:rPr>
-        <w:t>？</w:t>
+      <m:oMath>
+        <m:r>
+          <m:t>H</m:t>
+        </m:r>
+        <m:r>
+          <m:t>I</m:t>
+        </m:r>
+        <m:sSub>
+          <m:e>
+            <m:r>
+              <m:t>O</m:t>
+            </m:r>
+          </m:e>
+          <m:sub>
+            <m:r>
+              <m:t>4</m:t>
+            </m:r>
+          </m:sub>
+        </m:sSub>
+      </m:oMath>
+      <w:r>
+        <w:rPr>
+          <w:rFonts w:hint="eastAsia" w:ascii="Times New Roman" w:hAnsi="Times New Roman" w:eastAsia="Times New Roman" w:cs="Times New Roman"/>
+        </w:rPr>
+        <w:t xml:space="preserve">？</w:t>
       </w:r>
     </w:p>
     <w:bookmarkEnd w:id="50"/>
@@ -13108,15 +13470,31 @@
         <w:rPr>
           <w:rFonts w:ascii="Times New Roman" w:hAnsi="Times New Roman" w:eastAsia="Times New Roman" w:cs="Times New Roman"/>
         </w:rPr>
-        <w:t xml:space="preserve"> KMnO</w:t>
-      </w:r>
-      <w:r>
-        <w:rPr>
-          <w:rFonts w:ascii="Times New Roman" w:hAnsi="Times New Roman" w:eastAsia="Times New Roman" w:cs="Times New Roman"/>
-          <w:vertAlign w:val="subscript"/>
-        </w:rPr>
-        <w:t>4</w:t>
-      </w:r>
+        <w:t xml:space="preserve"> </w:t>
+      </w:r>
+      <m:oMath>
+        <m:r>
+          <m:t>K</m:t>
+        </m:r>
+        <m:r>
+          <m:t>M</m:t>
+        </m:r>
+        <m:r>
+          <m:t>n</m:t>
+        </m:r>
+        <m:sSub>
+          <m:e>
+            <m:r>
+              <m:t>O</m:t>
+            </m:r>
+          </m:e>
+          <m:sub>
+            <m:r>
+              <m:t>4</m:t>
+            </m:r>
+          </m:sub>
+        </m:sSub>
+      </m:oMath>
       <w:r>
         <w:rPr>
           <w:rFonts w:ascii="Times New Roman" w:hAnsi="Times New Roman" w:eastAsia="Times New Roman" w:cs="Times New Roman"/>
@@ -15427,19 +15805,23 @@
         </w:rPr>
         <w:t xml:space="preserve"> </w:t>
       </w:r>
-      <w:r>
-        <w:rPr>
-          <w:rFonts w:hint="eastAsia" w:ascii="Times New Roman" w:hAnsi="Times New Roman" w:eastAsia="Times New Roman" w:cs="Times New Roman"/>
-        </w:rPr>
-        <w:t>CO</w:t>
-      </w:r>
-      <w:r>
-        <w:rPr>
-          <w:rFonts w:hint="eastAsia" w:ascii="Times New Roman" w:hAnsi="Times New Roman" w:eastAsia="Times New Roman" w:cs="Times New Roman"/>
-          <w:vertAlign w:val="subscript"/>
-        </w:rPr>
-        <w:t>2</w:t>
-      </w:r>
+      <m:oMath>
+        <m:r>
+          <m:t>C</m:t>
+        </m:r>
+        <m:sSub>
+          <m:e>
+            <m:r>
+              <m:t>O</m:t>
+            </m:r>
+          </m:e>
+          <m:sub>
+            <m:r>
+              <m:t>2</m:t>
+            </m:r>
+          </m:sub>
+        </m:sSub>
+      </m:oMath>
       <w:r>
         <w:rPr>
           <w:rFonts w:hint="eastAsia" w:ascii="Times New Roman" w:hAnsi="Times New Roman" w:eastAsia="Times New Roman" w:cs="Times New Roman"/>
@@ -17343,20 +17725,47 @@
         <w:rPr>
           <w:rFonts w:ascii="Times New Roman" w:hAnsi="Times New Roman" w:eastAsia="Times New Roman" w:cs="Times New Roman"/>
         </w:rPr>
-        <w:t xml:space="preserve"> FeTiO</w:t>
-      </w:r>
-      <w:r>
-        <w:rPr>
-          <w:rFonts w:ascii="Times New Roman" w:hAnsi="Times New Roman" w:eastAsia="Times New Roman" w:cs="Times New Roman"/>
-          <w:vertAlign w:val="subscript"/>
-        </w:rPr>
-        <w:t>3</w:t>
-      </w:r>
-      <w:r>
-        <w:rPr>
-          <w:rFonts w:ascii="Times New Roman" w:hAnsi="Times New Roman" w:eastAsia="Times New Roman" w:cs="Times New Roman"/>
-        </w:rPr>
-        <w:t>。</w:t>
+        <w:t xml:space="preserve"> </w:t>
+      </w:r>
+      <m:oMath>
+        <m:oMathPr>
+          <m:ctrlPr>
+            <w:rPr>
+              <w:sz w:val="28"/>
+              <w:szCs w:val="28"/>
+            </w:rPr>
+          </m:ctrlPr>
+        </m:oMathPr>
+        <m:r>
+          <m:t>F</m:t>
+        </m:r>
+        <m:r>
+          <m:t>e</m:t>
+        </m:r>
+        <m:r>
+          <m:t>T</m:t>
+        </m:r>
+        <m:r>
+          <m:t>i</m:t>
+        </m:r>
+        <m:sSub>
+          <m:e>
+            <m:r>
+              <m:t>O</m:t>
+            </m:r>
+          </m:e>
+          <m:sub>
+            <m:r>
+              <m:t>3</m:t>
+            </m:r>
+          </m:sub>
+        </m:sSub>
+      </m:oMath>
+      <w:r>
+        <w:rPr>
+          <w:rFonts w:ascii="Times New Roman" w:hAnsi="Times New Roman" w:eastAsia="Times New Roman" w:cs="Times New Roman"/>
+        </w:rPr>
+        <w:t xml:space="preserve">。</w:t>
       </w:r>
     </w:p>
     <w:p>
@@ -20443,7 +20852,7 @@
     <ns0:name ns0:val="Verbatim Char"/>
     <ns0:basedOn ns0:val="BodyTextChar"/>
     <ns0:rPr>
-      <ns0:rFonts ns0:ascii="Times New Roman" ns0:cs="Times New Roman" ns0:eastAsia="FangSong" ns0:hAnsi="Times New Roman"/>
+      <ns0:rFonts ns0:ascii="SimSun" ns0:cs="SimSun" ns0:eastAsia="SimSun" ns0:hAnsi="SimSun"/>
       <ns0:b ns0:val="0"/>
       <ns0:sz ns0:val="20"/>
     </ns0:rPr>
@@ -20497,7 +20906,7 @@
       <w:wordWrap w:val="off"/>
     </w:pPr>
     <ns0:rPr>
-      <w:rFonts ns0:ascii="Times New Roman" ns0:hAnsi="Times New Roman" ns0:eastAsia="FangSong" ns0:cs="Times New Roman"/>
+      <w:rFonts ns0:ascii="SimSun" ns0:hAnsi="SimSun" ns0:eastAsia="SimSun" ns0:cs="SimSun"/>
     </ns0:rPr>
   </w:style>
   <w:style w:type="character" w:customStyle="1" w:styleId="KeywordTok">

--- a/00-首页/题组Word/专项卷/二分册/专项卷II-学生版.docx
+++ b/00-首页/题组Word/专项卷/二分册/专项卷II-学生版.docx
@@ -1650,7 +1650,7 @@
         </w:rPr>
         <w:drawing>
           <wp:inline>
-            <wp:extent cx="3240000" cy="3304285"/>
+            <wp:extent cx="3240000" cy="3246454"/>
             <wp:effectExtent b="0" l="0" r="0" t="0"/>
             <wp:docPr descr="" title="" id="11" name="Picture"/>
             <a:graphic>
@@ -1671,7 +1671,7 @@
                   <pic:spPr bwMode="auto">
                     <a:xfrm>
                       <a:off x="0" y="0"/>
-                      <a:ext cx="3240000" cy="3304285"/>
+                      <a:ext cx="3240000" cy="3246454"/>
                     </a:xfrm>
                     <a:prstGeom prst="rect">
                       <a:avLst/>
@@ -1769,6 +1769,46 @@
         </w:rPr>
         <w:t>。</w:t>
       </w:r>
+    </w:p>
+    <w:p>
+      <w:pPr>
+        <w:spacing w:before="0" w:after="0"/>
+      </w:pPr>
+    </w:p>
+    <w:p>
+      <w:pPr>
+        <w:spacing w:before="0" w:after="0"/>
+      </w:pPr>
+    </w:p>
+    <w:p>
+      <w:pPr>
+        <w:spacing w:before="0" w:after="0"/>
+      </w:pPr>
+    </w:p>
+    <w:p>
+      <w:pPr>
+        <w:spacing w:before="0" w:after="0"/>
+      </w:pPr>
+    </w:p>
+    <w:p>
+      <w:pPr>
+        <w:spacing w:before="0" w:after="0"/>
+      </w:pPr>
+    </w:p>
+    <w:p>
+      <w:pPr>
+        <w:spacing w:before="0" w:after="0"/>
+      </w:pPr>
+    </w:p>
+    <w:p>
+      <w:pPr>
+        <w:spacing w:before="0" w:after="0"/>
+      </w:pPr>
+    </w:p>
+    <w:p>
+      <w:pPr>
+        <w:spacing w:before="0" w:after="0"/>
+      </w:pPr>
     </w:p>
     <w:bookmarkEnd w:id="13"/>
     <w:bookmarkStart w:id="14" w:name="第-2-题"/>
@@ -2170,6 +2210,8 @@
     <w:p>
       <w:pPr>
         <w:pStyle w:val="BodyText"/>
+        <w:ind w:left="480" w:hanging="480"/>
+        <w:spacing w:after="0"/>
       </w:pPr>
       <w:r>
         <w:rPr>
@@ -2187,7 +2229,20 @@
         <w:rPr>
           <w:rFonts w:ascii="Times New Roman" w:hAnsi="Times New Roman" w:eastAsia="Times New Roman" w:cs="Times New Roman"/>
         </w:rPr>
-        <w:t xml:space="preserve">　B. </w:t>
+        <w:t xml:space="preserve">　</w:t>
+      </w:r>
+    </w:p>
+    <w:p>
+      <w:pPr>
+        <w:pStyle w:val="BodyText"/>
+        <w:ind w:left="480" w:hanging="480"/>
+        <w:spacing w:before="0" w:after="0"/>
+      </w:pPr>
+      <w:r>
+        <w:rPr>
+          <w:rFonts w:ascii="Times New Roman" w:hAnsi="Times New Roman" w:eastAsia="Times New Roman" w:cs="Times New Roman"/>
+        </w:rPr>
+        <w:t xml:space="preserve">B. </w:t>
       </w:r>
       <w:r>
         <w:rPr>
@@ -2199,7 +2254,20 @@
         <w:rPr>
           <w:rFonts w:ascii="Times New Roman" w:hAnsi="Times New Roman" w:eastAsia="Times New Roman" w:cs="Times New Roman"/>
         </w:rPr>
-        <w:t xml:space="preserve">　C. </w:t>
+        <w:t xml:space="preserve">　</w:t>
+      </w:r>
+    </w:p>
+    <w:p>
+      <w:pPr>
+        <w:pStyle w:val="BodyText"/>
+        <w:ind w:left="480" w:hanging="480"/>
+        <w:spacing w:before="0" w:after="0"/>
+      </w:pPr>
+      <w:r>
+        <w:rPr>
+          <w:rFonts w:ascii="Times New Roman" w:hAnsi="Times New Roman" w:eastAsia="Times New Roman" w:cs="Times New Roman"/>
+        </w:rPr>
+        <w:t xml:space="preserve">C. </w:t>
       </w:r>
       <w:r>
         <w:rPr>
@@ -2211,7 +2279,20 @@
         <w:rPr>
           <w:rFonts w:ascii="Times New Roman" w:hAnsi="Times New Roman" w:eastAsia="Times New Roman" w:cs="Times New Roman"/>
         </w:rPr>
-        <w:t xml:space="preserve">　D. </w:t>
+        <w:t xml:space="preserve">　</w:t>
+      </w:r>
+    </w:p>
+    <w:p>
+      <w:pPr>
+        <w:pStyle w:val="BodyText"/>
+        <w:ind w:left="480" w:hanging="480"/>
+        <w:spacing w:before="0" w:after="180"/>
+      </w:pPr>
+      <w:r>
+        <w:rPr>
+          <w:rFonts w:ascii="Times New Roman" w:hAnsi="Times New Roman" w:eastAsia="Times New Roman" w:cs="Times New Roman"/>
+        </w:rPr>
+        <w:t xml:space="preserve">D. </w:t>
       </w:r>
       <w:r>
         <w:rPr>
@@ -2219,6 +2300,16 @@
         </w:rPr>
         <w:t xml:space="preserve">几何异构</w:t>
       </w:r>
+    </w:p>
+    <w:p>
+      <w:pPr>
+        <w:spacing w:before="0" w:after="0"/>
+      </w:pPr>
+    </w:p>
+    <w:p>
+      <w:pPr>
+        <w:spacing w:before="0" w:after="0"/>
+      </w:pPr>
     </w:p>
     <w:bookmarkEnd w:id="14"/>
     <w:bookmarkStart w:id="18" w:name="第-3-题"/>
@@ -2571,7 +2662,7 @@
         </w:rPr>
         <w:drawing>
           <wp:inline>
-            <wp:extent cx="3240000" cy="2638514"/>
+            <wp:extent cx="3240000" cy="2614455"/>
             <wp:effectExtent b="0" l="0" r="0" t="0"/>
             <wp:docPr descr="" title="" id="16" name="Picture"/>
             <a:graphic>
@@ -2592,7 +2683,7 @@
                   <pic:spPr bwMode="auto">
                     <a:xfrm>
                       <a:off x="0" y="0"/>
-                      <a:ext cx="3240000" cy="2638514"/>
+                      <a:ext cx="3240000" cy="2614455"/>
                     </a:xfrm>
                     <a:prstGeom prst="rect">
                       <a:avLst/>
@@ -2611,6 +2702,16 @@
         </w:drawing>
       </w:r>
     </w:p>
+    <w:p>
+      <w:pPr>
+        <w:spacing w:before="0" w:after="0"/>
+      </w:pPr>
+    </w:p>
+    <w:p>
+      <w:pPr>
+        <w:spacing w:before="0" w:after="0"/>
+      </w:pPr>
+    </w:p>
     <w:bookmarkEnd w:id="18"/>
     <w:bookmarkStart w:id="19" w:name="第-4-题"/>
     <w:p>
@@ -3621,6 +3722,46 @@
         </w:rPr>
         <w:t>。</w:t>
       </w:r>
+    </w:p>
+    <w:p>
+      <w:pPr>
+        <w:spacing w:before="0" w:after="0"/>
+      </w:pPr>
+    </w:p>
+    <w:p>
+      <w:pPr>
+        <w:spacing w:before="0" w:after="0"/>
+      </w:pPr>
+    </w:p>
+    <w:p>
+      <w:pPr>
+        <w:spacing w:before="0" w:after="0"/>
+      </w:pPr>
+    </w:p>
+    <w:p>
+      <w:pPr>
+        <w:spacing w:before="0" w:after="0"/>
+      </w:pPr>
+    </w:p>
+    <w:p>
+      <w:pPr>
+        <w:spacing w:before="0" w:after="0"/>
+      </w:pPr>
+    </w:p>
+    <w:p>
+      <w:pPr>
+        <w:spacing w:before="0" w:after="0"/>
+      </w:pPr>
+    </w:p>
+    <w:p>
+      <w:pPr>
+        <w:spacing w:before="0" w:after="0"/>
+      </w:pPr>
+    </w:p>
+    <w:p>
+      <w:pPr>
+        <w:spacing w:before="0" w:after="0"/>
+      </w:pPr>
     </w:p>
     <w:bookmarkEnd w:id="19"/>
     <w:bookmarkStart w:id="23" w:name="第-5-题"/>
@@ -4516,6 +4657,46 @@
         <w:t>____。</w:t>
       </w:r>
     </w:p>
+    <w:p>
+      <w:pPr>
+        <w:spacing w:before="0" w:after="0"/>
+      </w:pPr>
+    </w:p>
+    <w:p>
+      <w:pPr>
+        <w:spacing w:before="0" w:after="0"/>
+      </w:pPr>
+    </w:p>
+    <w:p>
+      <w:pPr>
+        <w:spacing w:before="0" w:after="0"/>
+      </w:pPr>
+    </w:p>
+    <w:p>
+      <w:pPr>
+        <w:spacing w:before="0" w:after="0"/>
+      </w:pPr>
+    </w:p>
+    <w:p>
+      <w:pPr>
+        <w:spacing w:before="0" w:after="0"/>
+      </w:pPr>
+    </w:p>
+    <w:p>
+      <w:pPr>
+        <w:spacing w:before="0" w:after="0"/>
+      </w:pPr>
+    </w:p>
+    <w:p>
+      <w:pPr>
+        <w:spacing w:before="0" w:after="0"/>
+      </w:pPr>
+    </w:p>
+    <w:p>
+      <w:pPr>
+        <w:spacing w:before="0" w:after="0"/>
+      </w:pPr>
+    </w:p>
     <w:bookmarkEnd w:id="23"/>
     <w:bookmarkStart w:id="36" w:name="第-6-题"/>
     <w:p>
@@ -5778,7 +5959,7 @@
         </w:rPr>
         <w:drawing>
           <wp:inline>
-            <wp:extent cx="3240000" cy="2978437"/>
+            <wp:extent cx="3231562" cy="2978437"/>
             <wp:effectExtent b="0" l="0" r="0" t="0"/>
             <wp:docPr descr="" title="" id="28" name="Picture"/>
             <a:graphic>
@@ -5799,7 +5980,7 @@
                   <pic:spPr bwMode="auto">
                     <a:xfrm>
                       <a:off x="0" y="0"/>
-                      <a:ext cx="3240000" cy="2978437"/>
+                      <a:ext cx="3231562" cy="2978437"/>
                     </a:xfrm>
                     <a:prstGeom prst="rect">
                       <a:avLst/>
@@ -5859,7 +6040,7 @@
         </w:rPr>
         <w:drawing>
           <wp:inline>
-            <wp:extent cx="3240000" cy="2649375"/>
+            <wp:extent cx="3240000" cy="2624062"/>
             <wp:effectExtent b="0" l="0" r="0" t="0"/>
             <wp:docPr descr="" title="" id="31" name="Picture"/>
             <a:graphic>
@@ -5880,7 +6061,7 @@
                   <pic:spPr bwMode="auto">
                     <a:xfrm>
                       <a:off x="0" y="0"/>
-                      <a:ext cx="3240000" cy="2649375"/>
+                      <a:ext cx="3240000" cy="2624062"/>
                     </a:xfrm>
                     <a:prstGeom prst="rect">
                       <a:avLst/>
@@ -5940,7 +6121,7 @@
         </w:rPr>
         <w:drawing>
           <wp:inline>
-            <wp:extent cx="3240000" cy="2657812"/>
+            <wp:extent cx="3240000" cy="2640938"/>
             <wp:effectExtent b="0" l="0" r="0" t="0"/>
             <wp:docPr descr="" title="" id="34" name="Picture"/>
             <a:graphic>
@@ -5961,7 +6142,7 @@
                   <pic:spPr bwMode="auto">
                     <a:xfrm>
                       <a:off x="0" y="0"/>
-                      <a:ext cx="3240000" cy="2657812"/>
+                      <a:ext cx="3240000" cy="2640938"/>
                     </a:xfrm>
                     <a:prstGeom prst="rect">
                       <a:avLst/>
@@ -6011,82 +6192,43 @@
     </w:p>
     <w:p>
       <w:pPr>
-        <w:pStyle w:val="BlockText"/>
-      </w:pPr>
-      <w:r>
-        <w:rPr>
-          <w:rFonts w:hint="eastAsia" w:ascii="Times New Roman" w:hAnsi="Times New Roman" w:eastAsia="FangSong" w:cs="Times New Roman"/>
-          <w:b/>
-          <w:bCs/>
-        </w:rPr>
-        <w:t xml:space="preserve">校勘注</w:t>
-      </w:r>
-      <w:r>
-        <w:rPr>
-          <w:rFonts w:hint="eastAsia" w:ascii="Times New Roman" w:hAnsi="Times New Roman" w:eastAsia="Times New Roman" w:cs="Times New Roman"/>
-        </w:rPr>
-        <w:t>：</w:t>
-      </w:r>
-      <w:r>
-        <w:rPr>
-          <w:rFonts w:hint="eastAsia" w:ascii="Times New Roman" w:hAnsi="Times New Roman" w:eastAsia="FangSong" w:cs="Times New Roman"/>
-        </w:rPr>
-        <w:t>原书</w:t>
-      </w:r>
-      <w:r>
-        <w:rPr>
-          <w:rFonts w:ascii="Times New Roman" w:hAnsi="Times New Roman" w:eastAsia="Times New Roman" w:cs="Times New Roman"/>
-        </w:rPr>
-        <w:t xml:space="preserve"> A/B/C/D </w:t>
-      </w:r>
-      <w:r>
-        <w:rPr>
-          <w:rFonts w:hint="eastAsia" w:ascii="Times New Roman" w:hAnsi="Times New Roman" w:eastAsia="FangSong" w:cs="Times New Roman"/>
-        </w:rPr>
-        <w:t>四图并列排版</w:t>
-      </w:r>
-      <w:r>
-        <w:rPr>
-          <w:rFonts w:hint="eastAsia" w:ascii="Times New Roman" w:hAnsi="Times New Roman" w:eastAsia="Times New Roman" w:cs="Times New Roman"/>
-        </w:rPr>
-        <w:t>，</w:t>
-      </w:r>
-      <w:r>
-        <w:rPr>
-          <w:rFonts w:hint="eastAsia" w:ascii="Times New Roman" w:hAnsi="Times New Roman" w:eastAsia="FangSong" w:cs="Times New Roman"/>
-        </w:rPr>
-        <w:t>按</w:t>
-      </w:r>
-      <w:r>
-        <w:rPr>
-          <w:rFonts w:ascii="Times New Roman" w:hAnsi="Times New Roman" w:eastAsia="Times New Roman" w:cs="Times New Roman"/>
-        </w:rPr>
-        <w:t xml:space="preserve"> SOP 8.2 </w:t>
-      </w:r>
-      <w:r>
-        <w:rPr>
-          <w:rFonts w:hint="eastAsia" w:ascii="Times New Roman" w:hAnsi="Times New Roman" w:eastAsia="FangSong" w:cs="Times New Roman"/>
-        </w:rPr>
-        <w:t>将图片移出表格</w:t>
-      </w:r>
-      <w:r>
-        <w:rPr>
-          <w:rFonts w:hint="eastAsia" w:ascii="Times New Roman" w:hAnsi="Times New Roman" w:eastAsia="Times New Roman" w:cs="Times New Roman"/>
-        </w:rPr>
-        <w:t>、</w:t>
-      </w:r>
-      <w:r>
-        <w:rPr>
-          <w:rFonts w:hint="eastAsia" w:ascii="Times New Roman" w:hAnsi="Times New Roman" w:eastAsia="FangSong" w:cs="Times New Roman"/>
-        </w:rPr>
-        <w:t>竖排呈现并附标注</w:t>
-      </w:r>
-      <w:r>
-        <w:rPr>
-          <w:rFonts w:hint="eastAsia" w:ascii="Times New Roman" w:hAnsi="Times New Roman" w:eastAsia="Times New Roman" w:cs="Times New Roman"/>
-        </w:rPr>
-        <w:t>。</w:t>
-      </w:r>
+        <w:spacing w:before="0" w:after="0"/>
+      </w:pPr>
+    </w:p>
+    <w:p>
+      <w:pPr>
+        <w:spacing w:before="0" w:after="0"/>
+      </w:pPr>
+    </w:p>
+    <w:p>
+      <w:pPr>
+        <w:spacing w:before="0" w:after="0"/>
+      </w:pPr>
+    </w:p>
+    <w:p>
+      <w:pPr>
+        <w:spacing w:before="0" w:after="0"/>
+      </w:pPr>
+    </w:p>
+    <w:p>
+      <w:pPr>
+        <w:spacing w:before="0" w:after="0"/>
+      </w:pPr>
+    </w:p>
+    <w:p>
+      <w:pPr>
+        <w:spacing w:before="0" w:after="0"/>
+      </w:pPr>
+    </w:p>
+    <w:p>
+      <w:pPr>
+        <w:spacing w:before="0" w:after="0"/>
+      </w:pPr>
+    </w:p>
+    <w:p>
+      <w:pPr>
+        <w:spacing w:before="0" w:after="0"/>
+      </w:pPr>
     </w:p>
     <w:bookmarkEnd w:id="36"/>
     <w:bookmarkStart w:id="40" w:name="第-7-题"/>
@@ -7194,6 +7336,16 @@
         </m:r>
       </m:oMath>
     </w:p>
+    <w:p>
+      <w:pPr>
+        <w:spacing w:before="0" w:after="0"/>
+      </w:pPr>
+    </w:p>
+    <w:p>
+      <w:pPr>
+        <w:spacing w:before="0" w:after="0"/>
+      </w:pPr>
+    </w:p>
     <w:bookmarkEnd w:id="40"/>
     <w:bookmarkStart w:id="41" w:name="第-8-题"/>
     <w:p>
@@ -8582,6 +8734,46 @@
         <w:t>？</w:t>
       </w:r>
     </w:p>
+    <w:p>
+      <w:pPr>
+        <w:spacing w:before="0" w:after="0"/>
+      </w:pPr>
+    </w:p>
+    <w:p>
+      <w:pPr>
+        <w:spacing w:before="0" w:after="0"/>
+      </w:pPr>
+    </w:p>
+    <w:p>
+      <w:pPr>
+        <w:spacing w:before="0" w:after="0"/>
+      </w:pPr>
+    </w:p>
+    <w:p>
+      <w:pPr>
+        <w:spacing w:before="0" w:after="0"/>
+      </w:pPr>
+    </w:p>
+    <w:p>
+      <w:pPr>
+        <w:spacing w:before="0" w:after="0"/>
+      </w:pPr>
+    </w:p>
+    <w:p>
+      <w:pPr>
+        <w:spacing w:before="0" w:after="0"/>
+      </w:pPr>
+    </w:p>
+    <w:p>
+      <w:pPr>
+        <w:spacing w:before="0" w:after="0"/>
+      </w:pPr>
+    </w:p>
+    <w:p>
+      <w:pPr>
+        <w:spacing w:before="0" w:after="0"/>
+      </w:pPr>
+    </w:p>
     <w:bookmarkEnd w:id="41"/>
     <w:bookmarkStart w:id="42" w:name="第-9-题"/>
     <w:p>
@@ -9593,6 +9785,46 @@
         <w:t>）</w:t>
       </w:r>
     </w:p>
+    <w:p>
+      <w:pPr>
+        <w:spacing w:before="0" w:after="0"/>
+      </w:pPr>
+    </w:p>
+    <w:p>
+      <w:pPr>
+        <w:spacing w:before="0" w:after="0"/>
+      </w:pPr>
+    </w:p>
+    <w:p>
+      <w:pPr>
+        <w:spacing w:before="0" w:after="0"/>
+      </w:pPr>
+    </w:p>
+    <w:p>
+      <w:pPr>
+        <w:spacing w:before="0" w:after="0"/>
+      </w:pPr>
+    </w:p>
+    <w:p>
+      <w:pPr>
+        <w:spacing w:before="0" w:after="0"/>
+      </w:pPr>
+    </w:p>
+    <w:p>
+      <w:pPr>
+        <w:spacing w:before="0" w:after="0"/>
+      </w:pPr>
+    </w:p>
+    <w:p>
+      <w:pPr>
+        <w:spacing w:before="0" w:after="0"/>
+      </w:pPr>
+    </w:p>
+    <w:p>
+      <w:pPr>
+        <w:spacing w:before="0" w:after="0"/>
+      </w:pPr>
+    </w:p>
     <w:bookmarkEnd w:id="43"/>
     <w:bookmarkStart w:id="47" w:name="第-10-题"/>
     <w:p>
@@ -9654,7 +9886,7 @@
         </w:rPr>
         <w:drawing>
           <wp:inline>
-            <wp:extent cx="3600000" cy="1400422"/>
+            <wp:extent cx="3600000" cy="1385201"/>
             <wp:effectExtent b="0" l="0" r="0" t="0"/>
             <wp:docPr descr="" title="" id="45" name="Picture"/>
             <a:graphic>
@@ -9675,7 +9907,7 @@
                   <pic:spPr bwMode="auto">
                     <a:xfrm>
                       <a:off x="0" y="0"/>
-                      <a:ext cx="3600000" cy="1400422"/>
+                      <a:ext cx="3600000" cy="1385201"/>
                     </a:xfrm>
                     <a:prstGeom prst="rect">
                       <a:avLst/>
@@ -9697,6 +9929,8 @@
     <w:p>
       <w:pPr>
         <w:pStyle w:val="BodyText"/>
+        <w:ind w:left="480" w:hanging="480"/>
+        <w:spacing w:after="0"/>
       </w:pPr>
       <w:r>
         <w:rPr>
@@ -9784,6 +10018,13 @@
         </w:rPr>
         <w:t xml:space="preserve"> </w:t>
       </w:r>
+    </w:p>
+    <w:p>
+      <w:pPr>
+        <w:pStyle w:val="BodyText"/>
+        <w:ind w:left="480" w:hanging="480"/>
+        <w:spacing w:before="0" w:after="0"/>
+      </w:pPr>
       <w:r>
         <w:rPr>
           <w:rFonts w:ascii="Times New Roman" w:hAnsi="Times New Roman" w:eastAsia="Times New Roman" w:cs="Times New Roman"/>
@@ -9814,6 +10055,13 @@
         </w:rPr>
         <w:t xml:space="preserve"> </w:t>
       </w:r>
+    </w:p>
+    <w:p>
+      <w:pPr>
+        <w:pStyle w:val="BodyText"/>
+        <w:ind w:left="480" w:hanging="480"/>
+        <w:spacing w:before="0" w:after="0"/>
+      </w:pPr>
       <w:r>
         <w:rPr>
           <w:rFonts w:ascii="Times New Roman" w:hAnsi="Times New Roman" w:eastAsia="Times New Roman" w:cs="Times New Roman"/>
@@ -9844,6 +10092,13 @@
         </w:rPr>
         <w:t xml:space="preserve"> </w:t>
       </w:r>
+    </w:p>
+    <w:p>
+      <w:pPr>
+        <w:pStyle w:val="BodyText"/>
+        <w:ind w:left="480" w:hanging="480"/>
+        <w:spacing w:before="0" w:after="0"/>
+      </w:pPr>
       <w:r>
         <w:rPr>
           <w:rFonts w:ascii="Times New Roman" w:hAnsi="Times New Roman" w:eastAsia="Times New Roman" w:cs="Times New Roman"/>
@@ -9874,6 +10129,13 @@
         </w:rPr>
         <w:t xml:space="preserve"> </w:t>
       </w:r>
+    </w:p>
+    <w:p>
+      <w:pPr>
+        <w:pStyle w:val="BodyText"/>
+        <w:ind w:left="480" w:hanging="480"/>
+        <w:spacing w:before="0" w:after="180"/>
+      </w:pPr>
       <w:r>
         <w:rPr>
           <w:rFonts w:ascii="Times New Roman" w:hAnsi="Times New Roman" w:eastAsia="Times New Roman" w:cs="Times New Roman"/>
@@ -9886,6 +10148,16 @@
         </w:rPr>
         <w:t xml:space="preserve">该烃属于苯的同系物</w:t>
       </w:r>
+    </w:p>
+    <w:p>
+      <w:pPr>
+        <w:spacing w:before="0" w:after="0"/>
+      </w:pPr>
+    </w:p>
+    <w:p>
+      <w:pPr>
+        <w:spacing w:before="0" w:after="0"/>
+      </w:pPr>
     </w:p>
     <w:bookmarkEnd w:id="47"/>
     <w:bookmarkStart w:id="48" w:name="第-11-题"/>
@@ -10830,12 +11102,53 @@
     <w:p>
       <w:pPr>
         <w:pStyle w:val="BodyText"/>
-      </w:pPr>
-      <w:r>
-        <w:rPr>
-          <w:rFonts w:ascii="Times New Roman" w:hAnsi="Times New Roman" w:eastAsia="Times New Roman" w:cs="Times New Roman"/>
-        </w:rPr>
-        <w:t xml:space="preserve">A. ①②③　B. ④⑤⑥　C. ②④⑥　D. </w:t>
+        <w:ind w:left="480" w:hanging="480"/>
+        <w:spacing w:after="0"/>
+      </w:pPr>
+      <w:r>
+        <w:rPr>
+          <w:rFonts w:ascii="Times New Roman" w:hAnsi="Times New Roman" w:eastAsia="Times New Roman" w:cs="Times New Roman"/>
+        </w:rPr>
+        <w:t xml:space="preserve">A. ①②③　</w:t>
+      </w:r>
+    </w:p>
+    <w:p>
+      <w:pPr>
+        <w:pStyle w:val="BodyText"/>
+        <w:ind w:left="480" w:hanging="480"/>
+        <w:spacing w:before="0" w:after="0"/>
+      </w:pPr>
+      <w:r>
+        <w:rPr>
+          <w:rFonts w:ascii="Times New Roman" w:hAnsi="Times New Roman" w:eastAsia="Times New Roman" w:cs="Times New Roman"/>
+        </w:rPr>
+        <w:t xml:space="preserve">B. ④⑤⑥　</w:t>
+      </w:r>
+    </w:p>
+    <w:p>
+      <w:pPr>
+        <w:pStyle w:val="BodyText"/>
+        <w:ind w:left="480" w:hanging="480"/>
+        <w:spacing w:before="0" w:after="0"/>
+      </w:pPr>
+      <w:r>
+        <w:rPr>
+          <w:rFonts w:ascii="Times New Roman" w:hAnsi="Times New Roman" w:eastAsia="Times New Roman" w:cs="Times New Roman"/>
+        </w:rPr>
+        <w:t xml:space="preserve">C. ②④⑥　</w:t>
+      </w:r>
+    </w:p>
+    <w:p>
+      <w:pPr>
+        <w:pStyle w:val="BodyText"/>
+        <w:ind w:left="480" w:hanging="480"/>
+        <w:spacing w:before="0" w:after="180"/>
+      </w:pPr>
+      <w:r>
+        <w:rPr>
+          <w:rFonts w:ascii="Times New Roman" w:hAnsi="Times New Roman" w:eastAsia="Times New Roman" w:cs="Times New Roman"/>
+        </w:rPr>
+        <w:t xml:space="preserve">D. </w:t>
       </w:r>
       <w:r>
         <w:rPr>
@@ -10843,6 +11156,16 @@
         </w:rPr>
         <w:t xml:space="preserve">全部</w:t>
       </w:r>
+    </w:p>
+    <w:p>
+      <w:pPr>
+        <w:spacing w:before="0" w:after="0"/>
+      </w:pPr>
+    </w:p>
+    <w:p>
+      <w:pPr>
+        <w:spacing w:before="0" w:after="0"/>
+      </w:pPr>
     </w:p>
     <w:bookmarkEnd w:id="48"/>
     <w:bookmarkStart w:id="49" w:name="第-12-题"/>
@@ -11494,6 +11817,8 @@
     <w:p>
       <w:pPr>
         <w:pStyle w:val="BodyText"/>
+        <w:ind w:left="480" w:hanging="480"/>
+        <w:spacing w:after="0"/>
       </w:pPr>
       <w:r>
         <w:rPr>
@@ -11512,7 +11837,20 @@
         <w:rPr>
           <w:rFonts w:ascii="Times New Roman" w:hAnsi="Times New Roman" w:eastAsia="Times New Roman" w:cs="Times New Roman"/>
         </w:rPr>
-        <w:t xml:space="preserve">　B. C</w:t>
+        <w:t xml:space="preserve">　</w:t>
+      </w:r>
+    </w:p>
+    <w:p>
+      <w:pPr>
+        <w:pStyle w:val="BodyText"/>
+        <w:ind w:left="480" w:hanging="480"/>
+        <w:spacing w:before="0" w:after="0"/>
+      </w:pPr>
+      <w:r>
+        <w:rPr>
+          <w:rFonts w:ascii="Times New Roman" w:hAnsi="Times New Roman" w:eastAsia="Times New Roman" w:cs="Times New Roman"/>
+        </w:rPr>
+        <w:t xml:space="preserve">B. C</w:t>
       </w:r>
       <w:r>
         <w:rPr>
@@ -11538,7 +11876,20 @@
         <w:rPr>
           <w:rFonts w:ascii="Times New Roman" w:hAnsi="Times New Roman" w:eastAsia="Times New Roman" w:cs="Times New Roman"/>
         </w:rPr>
-        <w:t xml:space="preserve">　C. C</w:t>
+        <w:t xml:space="preserve">　</w:t>
+      </w:r>
+    </w:p>
+    <w:p>
+      <w:pPr>
+        <w:pStyle w:val="BodyText"/>
+        <w:ind w:left="480" w:hanging="480"/>
+        <w:spacing w:before="0" w:after="0"/>
+      </w:pPr>
+      <w:r>
+        <w:rPr>
+          <w:rFonts w:ascii="Times New Roman" w:hAnsi="Times New Roman" w:eastAsia="Times New Roman" w:cs="Times New Roman"/>
+        </w:rPr>
+        <w:t xml:space="preserve">C. C</w:t>
       </w:r>
       <w:r>
         <w:rPr>
@@ -11564,7 +11915,20 @@
         <w:rPr>
           <w:rFonts w:ascii="Times New Roman" w:hAnsi="Times New Roman" w:eastAsia="Times New Roman" w:cs="Times New Roman"/>
         </w:rPr>
-        <w:t xml:space="preserve">　D. C</w:t>
+        <w:t xml:space="preserve">　</w:t>
+      </w:r>
+    </w:p>
+    <w:p>
+      <w:pPr>
+        <w:pStyle w:val="BodyText"/>
+        <w:ind w:left="480" w:hanging="480"/>
+        <w:spacing w:before="0" w:after="180"/>
+      </w:pPr>
+      <w:r>
+        <w:rPr>
+          <w:rFonts w:ascii="Times New Roman" w:hAnsi="Times New Roman" w:eastAsia="Times New Roman" w:cs="Times New Roman"/>
+        </w:rPr>
+        <w:t xml:space="preserve">D. C</w:t>
       </w:r>
       <w:r>
         <w:rPr>
@@ -11586,6 +11950,16 @@
         </w:rPr>
         <w:t>16</w:t>
       </w:r>
+    </w:p>
+    <w:p>
+      <w:pPr>
+        <w:spacing w:before="0" w:after="0"/>
+      </w:pPr>
+    </w:p>
+    <w:p>
+      <w:pPr>
+        <w:spacing w:before="0" w:after="0"/>
+      </w:pPr>
     </w:p>
     <w:bookmarkEnd w:id="49"/>
     <w:bookmarkStart w:id="50" w:name="第-13-题"/>
@@ -11838,6 +12212,31 @@
         </w:rPr>
         <w:t xml:space="preserve">？</w:t>
       </w:r>
+    </w:p>
+    <w:p>
+      <w:pPr>
+        <w:spacing w:before="0" w:after="0"/>
+      </w:pPr>
+    </w:p>
+    <w:p>
+      <w:pPr>
+        <w:spacing w:before="0" w:after="0"/>
+      </w:pPr>
+    </w:p>
+    <w:p>
+      <w:pPr>
+        <w:spacing w:before="0" w:after="0"/>
+      </w:pPr>
+    </w:p>
+    <w:p>
+      <w:pPr>
+        <w:spacing w:before="0" w:after="0"/>
+      </w:pPr>
+    </w:p>
+    <w:p>
+      <w:pPr>
+        <w:spacing w:before="0" w:after="0"/>
+      </w:pPr>
     </w:p>
     <w:bookmarkEnd w:id="50"/>
     <w:bookmarkStart w:id="51" w:name="第-14-题"/>
@@ -12234,13 +12633,64 @@
     <w:p>
       <w:pPr>
         <w:pStyle w:val="BodyText"/>
-      </w:pPr>
-      <w:r>
-        <w:rPr>
-          <w:rFonts w:ascii="Times New Roman" w:hAnsi="Times New Roman" w:eastAsia="Times New Roman" w:cs="Times New Roman"/>
-        </w:rPr>
-        <w:t xml:space="preserve">A. 28　B. 30　C. 38　D. 40</w:t>
-      </w:r>
+        <w:ind w:left="480" w:hanging="480"/>
+        <w:spacing w:after="0"/>
+      </w:pPr>
+      <w:r>
+        <w:rPr>
+          <w:rFonts w:ascii="Times New Roman" w:hAnsi="Times New Roman" w:eastAsia="Times New Roman" w:cs="Times New Roman"/>
+        </w:rPr>
+        <w:t xml:space="preserve">A. 28　</w:t>
+      </w:r>
+    </w:p>
+    <w:p>
+      <w:pPr>
+        <w:pStyle w:val="BodyText"/>
+        <w:ind w:left="480" w:hanging="480"/>
+        <w:spacing w:before="0" w:after="0"/>
+      </w:pPr>
+      <w:r>
+        <w:rPr>
+          <w:rFonts w:ascii="Times New Roman" w:hAnsi="Times New Roman" w:eastAsia="Times New Roman" w:cs="Times New Roman"/>
+        </w:rPr>
+        <w:t xml:space="preserve">B. 30　</w:t>
+      </w:r>
+    </w:p>
+    <w:p>
+      <w:pPr>
+        <w:pStyle w:val="BodyText"/>
+        <w:ind w:left="480" w:hanging="480"/>
+        <w:spacing w:before="0" w:after="0"/>
+      </w:pPr>
+      <w:r>
+        <w:rPr>
+          <w:rFonts w:ascii="Times New Roman" w:hAnsi="Times New Roman" w:eastAsia="Times New Roman" w:cs="Times New Roman"/>
+        </w:rPr>
+        <w:t xml:space="preserve">C. 38　</w:t>
+      </w:r>
+    </w:p>
+    <w:p>
+      <w:pPr>
+        <w:pStyle w:val="BodyText"/>
+        <w:ind w:left="480" w:hanging="480"/>
+        <w:spacing w:before="0" w:after="180"/>
+      </w:pPr>
+      <w:r>
+        <w:rPr>
+          <w:rFonts w:ascii="Times New Roman" w:hAnsi="Times New Roman" w:eastAsia="Times New Roman" w:cs="Times New Roman"/>
+        </w:rPr>
+        <w:t xml:space="preserve">D. 40</w:t>
+      </w:r>
+    </w:p>
+    <w:p>
+      <w:pPr>
+        <w:spacing w:before="0" w:after="0"/>
+      </w:pPr>
+    </w:p>
+    <w:p>
+      <w:pPr>
+        <w:spacing w:before="0" w:after="0"/>
+      </w:pPr>
     </w:p>
     <w:bookmarkEnd w:id="51"/>
     <w:bookmarkStart w:id="52" w:name="第-15-题"/>
@@ -12743,6 +13193,46 @@
         <w:t>？</w:t>
       </w:r>
     </w:p>
+    <w:p>
+      <w:pPr>
+        <w:spacing w:before="0" w:after="0"/>
+      </w:pPr>
+    </w:p>
+    <w:p>
+      <w:pPr>
+        <w:spacing w:before="0" w:after="0"/>
+      </w:pPr>
+    </w:p>
+    <w:p>
+      <w:pPr>
+        <w:spacing w:before="0" w:after="0"/>
+      </w:pPr>
+    </w:p>
+    <w:p>
+      <w:pPr>
+        <w:spacing w:before="0" w:after="0"/>
+      </w:pPr>
+    </w:p>
+    <w:p>
+      <w:pPr>
+        <w:spacing w:before="0" w:after="0"/>
+      </w:pPr>
+    </w:p>
+    <w:p>
+      <w:pPr>
+        <w:spacing w:before="0" w:after="0"/>
+      </w:pPr>
+    </w:p>
+    <w:p>
+      <w:pPr>
+        <w:spacing w:before="0" w:after="0"/>
+      </w:pPr>
+    </w:p>
+    <w:p>
+      <w:pPr>
+        <w:spacing w:before="0" w:after="0"/>
+      </w:pPr>
+    </w:p>
     <w:bookmarkEnd w:id="52"/>
     <w:bookmarkStart w:id="53" w:name="第-16-题"/>
     <w:p>
@@ -12898,6 +13388,31 @@
         </w:rPr>
         <w:t>。</w:t>
       </w:r>
+    </w:p>
+    <w:p>
+      <w:pPr>
+        <w:spacing w:before="0" w:after="0"/>
+      </w:pPr>
+    </w:p>
+    <w:p>
+      <w:pPr>
+        <w:spacing w:before="0" w:after="0"/>
+      </w:pPr>
+    </w:p>
+    <w:p>
+      <w:pPr>
+        <w:spacing w:before="0" w:after="0"/>
+      </w:pPr>
+    </w:p>
+    <w:p>
+      <w:pPr>
+        <w:spacing w:before="0" w:after="0"/>
+      </w:pPr>
+    </w:p>
+    <w:p>
+      <w:pPr>
+        <w:spacing w:before="0" w:after="0"/>
+      </w:pPr>
     </w:p>
     <w:bookmarkEnd w:id="53"/>
     <w:bookmarkStart w:id="57" w:name="第-17-题"/>
@@ -13125,6 +13640,31 @@
         </w:drawing>
       </w:r>
     </w:p>
+    <w:p>
+      <w:pPr>
+        <w:spacing w:before="0" w:after="0"/>
+      </w:pPr>
+    </w:p>
+    <w:p>
+      <w:pPr>
+        <w:spacing w:before="0" w:after="0"/>
+      </w:pPr>
+    </w:p>
+    <w:p>
+      <w:pPr>
+        <w:spacing w:before="0" w:after="0"/>
+      </w:pPr>
+    </w:p>
+    <w:p>
+      <w:pPr>
+        <w:spacing w:before="0" w:after="0"/>
+      </w:pPr>
+    </w:p>
+    <w:p>
+      <w:pPr>
+        <w:spacing w:before="0" w:after="0"/>
+      </w:pPr>
+    </w:p>
     <w:bookmarkEnd w:id="57"/>
     <w:bookmarkStart w:id="64" w:name="第-18-题"/>
     <w:p>
@@ -14011,7 +14551,7 @@
         </w:rPr>
         <w:drawing>
           <wp:inline>
-            <wp:extent cx="3600000" cy="1596144"/>
+            <wp:extent cx="3600000" cy="1581553"/>
             <wp:effectExtent b="0" l="0" r="0" t="0"/>
             <wp:docPr descr="" title="" id="62" name="Picture"/>
             <a:graphic>
@@ -14032,7 +14572,7 @@
                   <pic:spPr bwMode="auto">
                     <a:xfrm>
                       <a:off x="0" y="0"/>
-                      <a:ext cx="3600000" cy="1596144"/>
+                      <a:ext cx="3600000" cy="1581553"/>
                     </a:xfrm>
                     <a:prstGeom prst="rect">
                       <a:avLst/>
@@ -14150,6 +14690,46 @@
         </w:rPr>
         <w:t xml:space="preserve"> ____。</w:t>
       </w:r>
+    </w:p>
+    <w:p>
+      <w:pPr>
+        <w:spacing w:before="0" w:after="0"/>
+      </w:pPr>
+    </w:p>
+    <w:p>
+      <w:pPr>
+        <w:spacing w:before="0" w:after="0"/>
+      </w:pPr>
+    </w:p>
+    <w:p>
+      <w:pPr>
+        <w:spacing w:before="0" w:after="0"/>
+      </w:pPr>
+    </w:p>
+    <w:p>
+      <w:pPr>
+        <w:spacing w:before="0" w:after="0"/>
+      </w:pPr>
+    </w:p>
+    <w:p>
+      <w:pPr>
+        <w:spacing w:before="0" w:after="0"/>
+      </w:pPr>
+    </w:p>
+    <w:p>
+      <w:pPr>
+        <w:spacing w:before="0" w:after="0"/>
+      </w:pPr>
+    </w:p>
+    <w:p>
+      <w:pPr>
+        <w:spacing w:before="0" w:after="0"/>
+      </w:pPr>
+    </w:p>
+    <w:p>
+      <w:pPr>
+        <w:spacing w:before="0" w:after="0"/>
+      </w:pPr>
     </w:p>
     <w:bookmarkEnd w:id="64"/>
     <w:bookmarkStart w:id="68" w:name="第-19-题"/>
@@ -14943,7 +15523,7 @@
         </w:rPr>
         <w:drawing>
           <wp:inline>
-            <wp:extent cx="3600000" cy="1000817"/>
+            <wp:extent cx="3600000" cy="997874"/>
             <wp:effectExtent b="0" l="0" r="0" t="0"/>
             <wp:docPr descr="" title="" id="66" name="Picture"/>
             <a:graphic>
@@ -14964,7 +15544,7 @@
                   <pic:spPr bwMode="auto">
                     <a:xfrm>
                       <a:off x="0" y="0"/>
-                      <a:ext cx="3600000" cy="1000817"/>
+                      <a:ext cx="3600000" cy="997874"/>
                     </a:xfrm>
                     <a:prstGeom prst="rect">
                       <a:avLst/>
@@ -15509,6 +16089,46 @@
         </w:rPr>
         <w:t>）。</w:t>
       </w:r>
+    </w:p>
+    <w:p>
+      <w:pPr>
+        <w:spacing w:before="0" w:after="0"/>
+      </w:pPr>
+    </w:p>
+    <w:p>
+      <w:pPr>
+        <w:spacing w:before="0" w:after="0"/>
+      </w:pPr>
+    </w:p>
+    <w:p>
+      <w:pPr>
+        <w:spacing w:before="0" w:after="0"/>
+      </w:pPr>
+    </w:p>
+    <w:p>
+      <w:pPr>
+        <w:spacing w:before="0" w:after="0"/>
+      </w:pPr>
+    </w:p>
+    <w:p>
+      <w:pPr>
+        <w:spacing w:before="0" w:after="0"/>
+      </w:pPr>
+    </w:p>
+    <w:p>
+      <w:pPr>
+        <w:spacing w:before="0" w:after="0"/>
+      </w:pPr>
+    </w:p>
+    <w:p>
+      <w:pPr>
+        <w:spacing w:before="0" w:after="0"/>
+      </w:pPr>
+    </w:p>
+    <w:p>
+      <w:pPr>
+        <w:spacing w:before="0" w:after="0"/>
+      </w:pPr>
     </w:p>
     <w:bookmarkEnd w:id="68"/>
     <w:bookmarkStart w:id="72" w:name="第-20-题"/>
@@ -16204,7 +16824,7 @@
         </w:rPr>
         <w:drawing>
           <wp:inline>
-            <wp:extent cx="2895600" cy="1676400"/>
+            <wp:extent cx="2877600" cy="1676400"/>
             <wp:effectExtent b="0" l="0" r="0" t="0"/>
             <wp:docPr descr="" title="" id="70" name="Picture"/>
             <a:graphic>
@@ -16225,7 +16845,7 @@
                   <pic:spPr bwMode="auto">
                     <a:xfrm>
                       <a:off x="0" y="0"/>
-                      <a:ext cx="2895600" cy="1676400"/>
+                      <a:ext cx="2877600" cy="1676400"/>
                     </a:xfrm>
                     <a:prstGeom prst="rect">
                       <a:avLst/>
@@ -16282,10 +16902,6 @@
     <w:p>
       <w:pPr>
         <w:pStyle w:val="Compact"/>
-        <w:numPr>
-          <w:ilvl w:val="0"/>
-          <w:numId w:val="1011"/>
-        </w:numPr>
       </w:pPr>
       <w:r>
         <w:rPr>
@@ -16474,6 +17090,16 @@
         <w:t>）。</w:t>
       </w:r>
     </w:p>
+    <w:p>
+      <w:pPr>
+        <w:spacing w:before="0" w:after="0"/>
+      </w:pPr>
+    </w:p>
+    <w:p>
+      <w:pPr>
+        <w:spacing w:before="0" w:after="0"/>
+      </w:pPr>
+    </w:p>
     <w:bookmarkEnd w:id="72"/>
     <w:bookmarkStart w:id="73" w:name="第-21-题"/>
     <w:p>
@@ -16791,6 +17417,46 @@
         </w:rPr>
         <w:t>）</w:t>
       </w:r>
+    </w:p>
+    <w:p>
+      <w:pPr>
+        <w:spacing w:before="0" w:after="0"/>
+      </w:pPr>
+    </w:p>
+    <w:p>
+      <w:pPr>
+        <w:spacing w:before="0" w:after="0"/>
+      </w:pPr>
+    </w:p>
+    <w:p>
+      <w:pPr>
+        <w:spacing w:before="0" w:after="0"/>
+      </w:pPr>
+    </w:p>
+    <w:p>
+      <w:pPr>
+        <w:spacing w:before="0" w:after="0"/>
+      </w:pPr>
+    </w:p>
+    <w:p>
+      <w:pPr>
+        <w:spacing w:before="0" w:after="0"/>
+      </w:pPr>
+    </w:p>
+    <w:p>
+      <w:pPr>
+        <w:spacing w:before="0" w:after="0"/>
+      </w:pPr>
+    </w:p>
+    <w:p>
+      <w:pPr>
+        <w:spacing w:before="0" w:after="0"/>
+      </w:pPr>
+    </w:p>
+    <w:p>
+      <w:pPr>
+        <w:spacing w:before="0" w:after="0"/>
+      </w:pPr>
     </w:p>
     <w:bookmarkEnd w:id="74"/>
     <w:bookmarkStart w:id="78" w:name="第-22-题"/>
@@ -17485,6 +18151,46 @@
         <w:t xml:space="preserve"> ____。</w:t>
       </w:r>
     </w:p>
+    <w:p>
+      <w:pPr>
+        <w:spacing w:before="0" w:after="0"/>
+      </w:pPr>
+    </w:p>
+    <w:p>
+      <w:pPr>
+        <w:spacing w:before="0" w:after="0"/>
+      </w:pPr>
+    </w:p>
+    <w:p>
+      <w:pPr>
+        <w:spacing w:before="0" w:after="0"/>
+      </w:pPr>
+    </w:p>
+    <w:p>
+      <w:pPr>
+        <w:spacing w:before="0" w:after="0"/>
+      </w:pPr>
+    </w:p>
+    <w:p>
+      <w:pPr>
+        <w:spacing w:before="0" w:after="0"/>
+      </w:pPr>
+    </w:p>
+    <w:p>
+      <w:pPr>
+        <w:spacing w:before="0" w:after="0"/>
+      </w:pPr>
+    </w:p>
+    <w:p>
+      <w:pPr>
+        <w:spacing w:before="0" w:after="0"/>
+      </w:pPr>
+    </w:p>
+    <w:p>
+      <w:pPr>
+        <w:spacing w:before="0" w:after="0"/>
+      </w:pPr>
+    </w:p>
     <w:bookmarkEnd w:id="78"/>
     <w:bookmarkStart w:id="82" w:name="第-23-题"/>
     <w:p>
@@ -17965,6 +18671,46 @@
         <w:t>。</w:t>
       </w:r>
     </w:p>
+    <w:p>
+      <w:pPr>
+        <w:spacing w:before="0" w:after="0"/>
+      </w:pPr>
+    </w:p>
+    <w:p>
+      <w:pPr>
+        <w:spacing w:before="0" w:after="0"/>
+      </w:pPr>
+    </w:p>
+    <w:p>
+      <w:pPr>
+        <w:spacing w:before="0" w:after="0"/>
+      </w:pPr>
+    </w:p>
+    <w:p>
+      <w:pPr>
+        <w:spacing w:before="0" w:after="0"/>
+      </w:pPr>
+    </w:p>
+    <w:p>
+      <w:pPr>
+        <w:spacing w:before="0" w:after="0"/>
+      </w:pPr>
+    </w:p>
+    <w:p>
+      <w:pPr>
+        <w:spacing w:before="0" w:after="0"/>
+      </w:pPr>
+    </w:p>
+    <w:p>
+      <w:pPr>
+        <w:spacing w:before="0" w:after="0"/>
+      </w:pPr>
+    </w:p>
+    <w:p>
+      <w:pPr>
+        <w:spacing w:before="0" w:after="0"/>
+      </w:pPr>
+    </w:p>
     <w:bookmarkEnd w:id="82"/>
     <w:bookmarkStart w:id="83" w:name="第-24-题"/>
     <w:p>
@@ -18870,6 +19616,46 @@
         <w:t>。</w:t>
       </w:r>
     </w:p>
+    <w:p>
+      <w:pPr>
+        <w:spacing w:before="0" w:after="0"/>
+      </w:pPr>
+    </w:p>
+    <w:p>
+      <w:pPr>
+        <w:spacing w:before="0" w:after="0"/>
+      </w:pPr>
+    </w:p>
+    <w:p>
+      <w:pPr>
+        <w:spacing w:before="0" w:after="0"/>
+      </w:pPr>
+    </w:p>
+    <w:p>
+      <w:pPr>
+        <w:spacing w:before="0" w:after="0"/>
+      </w:pPr>
+    </w:p>
+    <w:p>
+      <w:pPr>
+        <w:spacing w:before="0" w:after="0"/>
+      </w:pPr>
+    </w:p>
+    <w:p>
+      <w:pPr>
+        <w:spacing w:before="0" w:after="0"/>
+      </w:pPr>
+    </w:p>
+    <w:p>
+      <w:pPr>
+        <w:spacing w:before="0" w:after="0"/>
+      </w:pPr>
+    </w:p>
+    <w:p>
+      <w:pPr>
+        <w:spacing w:before="0" w:after="0"/>
+      </w:pPr>
+    </w:p>
     <w:bookmarkEnd w:id="83"/>
     <w:bookmarkStart w:id="84" w:name="第-25-题"/>
     <w:p>
@@ -19211,6 +19997,46 @@
         </w:rPr>
         <w:t>。</w:t>
       </w:r>
+    </w:p>
+    <w:p>
+      <w:pPr>
+        <w:spacing w:before="0" w:after="0"/>
+      </w:pPr>
+    </w:p>
+    <w:p>
+      <w:pPr>
+        <w:spacing w:before="0" w:after="0"/>
+      </w:pPr>
+    </w:p>
+    <w:p>
+      <w:pPr>
+        <w:spacing w:before="0" w:after="0"/>
+      </w:pPr>
+    </w:p>
+    <w:p>
+      <w:pPr>
+        <w:spacing w:before="0" w:after="0"/>
+      </w:pPr>
+    </w:p>
+    <w:p>
+      <w:pPr>
+        <w:spacing w:before="0" w:after="0"/>
+      </w:pPr>
+    </w:p>
+    <w:p>
+      <w:pPr>
+        <w:spacing w:before="0" w:after="0"/>
+      </w:pPr>
+    </w:p>
+    <w:p>
+      <w:pPr>
+        <w:spacing w:before="0" w:after="0"/>
+      </w:pPr>
+    </w:p>
+    <w:p>
+      <w:pPr>
+        <w:spacing w:before="0" w:after="0"/>
+      </w:pPr>
     </w:p>
     <w:p>
       <w:pPr>

--- a/00-首页/题组Word/专项卷/二分册/专项卷II-学生版.docx
+++ b/00-首页/题组Word/专项卷/二分册/专项卷II-学生版.docx
@@ -619,6 +619,14 @@
         <w:tblStyle w:val="Table"/>
         <w:tblW w:type="pct" w:w="5000"/>
         <w:tblLayout w:type="fixed"/>
+        <w:tblBorders>
+          <w:top w:val="single" w:sz="12" w:space="0" w:color="000000"/>
+          <w:left w:val="none" w:sz="0" w:space="0" w:color="auto"/>
+          <w:bottom w:val="single" w:sz="12" w:space="0" w:color="000000"/>
+          <w:right w:val="none" w:sz="0" w:space="0" w:color="auto"/>
+          <w:insideH w:val="none" w:sz="0" w:space="0" w:color="auto"/>
+          <w:insideV w:val="none" w:sz="0" w:space="0" w:color="auto"/>
+        </w:tblBorders>
         <w:tblLook w:firstRow="1" w:lastRow="0" w:firstColumn="0" w:lastColumn="0" w:noHBand="0" w:noVBand="0" w:val="0020"/>
       </w:tblPr>
       <w:tblGrid>
@@ -633,7 +641,11 @@
           <w:tblHeader w:val="on"/>
         </w:trPr>
         <w:tc>
-          <w:tcPr/>
+          <w:tcPr>
+            <w:tcBorders>
+              <w:bottom w:val="single" w:sz="8" w:space="0" w:color="000000"/>
+            </w:tcBorders>
+          </w:tcPr>
           <w:p>
             <w:pPr>
               <w:pStyle w:val="Compact"/>
@@ -649,7 +661,11 @@
           </w:p>
         </w:tc>
         <w:tc>
-          <w:tcPr/>
+          <w:tcPr>
+            <w:tcBorders>
+              <w:bottom w:val="single" w:sz="8" w:space="0" w:color="000000"/>
+            </w:tcBorders>
+          </w:tcPr>
           <w:p>
             <w:pPr>
               <w:pStyle w:val="Compact"/>
@@ -665,7 +681,11 @@
           </w:p>
         </w:tc>
         <w:tc>
-          <w:tcPr/>
+          <w:tcPr>
+            <w:tcBorders>
+              <w:bottom w:val="single" w:sz="8" w:space="0" w:color="000000"/>
+            </w:tcBorders>
+          </w:tcPr>
           <w:p>
             <w:pPr>
               <w:pStyle w:val="Compact"/>
@@ -681,7 +701,11 @@
           </w:p>
         </w:tc>
         <w:tc>
-          <w:tcPr/>
+          <w:tcPr>
+            <w:tcBorders>
+              <w:bottom w:val="single" w:sz="8" w:space="0" w:color="000000"/>
+            </w:tcBorders>
+          </w:tcPr>
           <w:p>
             <w:pPr>
               <w:pStyle w:val="Compact"/>
@@ -734,7 +758,11 @@
           </w:p>
         </w:tc>
         <w:tc>
-          <w:tcPr/>
+          <w:tcPr>
+            <w:tcBorders>
+              <w:bottom w:val="single" w:sz="8" w:space="0" w:color="000000"/>
+            </w:tcBorders>
+          </w:tcPr>
           <w:p>
             <w:pPr>
               <w:pStyle w:val="Compact"/>
@@ -2210,8 +2238,8 @@
     <w:p>
       <w:pPr>
         <w:pStyle w:val="BodyText"/>
+        <w:spacing w:before="0" w:after="0"/>
         <w:ind w:left="480" w:hanging="480"/>
-        <w:spacing w:after="0"/>
       </w:pPr>
       <w:r>
         <w:rPr>
@@ -2235,20 +2263,45 @@
     <w:p>
       <w:pPr>
         <w:pStyle w:val="BodyText"/>
+        <w:spacing w:before="0" w:after="0"/>
         <w:ind w:left="480" w:hanging="480"/>
+      </w:pPr>
+      <w:r>
+        <w:rPr>
+          <w:rFonts w:ascii="Times New Roman" w:hAnsi="Times New Roman" w:eastAsia="Times New Roman" w:cs="Times New Roman"/>
+        </w:rPr>
+        <w:t xml:space="preserve">B. </w:t>
+      </w:r>
+      <w:r>
+        <w:rPr>
+          <w:rFonts w:hint="eastAsia" w:ascii="Times New Roman" w:hAnsi="Times New Roman" w:eastAsia="FangSong" w:cs="Times New Roman"/>
+        </w:rPr>
+        <w:t xml:space="preserve">配位异构</w:t>
+      </w:r>
+      <w:r>
+        <w:rPr>
+          <w:rFonts w:ascii="Times New Roman" w:hAnsi="Times New Roman" w:eastAsia="Times New Roman" w:cs="Times New Roman"/>
+        </w:rPr>
+        <w:t xml:space="preserve">　</w:t>
+      </w:r>
+    </w:p>
+    <w:p>
+      <w:pPr>
+        <w:pStyle w:val="BodyText"/>
         <w:spacing w:before="0" w:after="0"/>
-      </w:pPr>
-      <w:r>
-        <w:rPr>
-          <w:rFonts w:ascii="Times New Roman" w:hAnsi="Times New Roman" w:eastAsia="Times New Roman" w:cs="Times New Roman"/>
-        </w:rPr>
-        <w:t xml:space="preserve">B. </w:t>
-      </w:r>
-      <w:r>
-        <w:rPr>
-          <w:rFonts w:hint="eastAsia" w:ascii="Times New Roman" w:hAnsi="Times New Roman" w:eastAsia="FangSong" w:cs="Times New Roman"/>
-        </w:rPr>
-        <w:t xml:space="preserve">配位异构</w:t>
+        <w:ind w:left="480" w:hanging="480"/>
+      </w:pPr>
+      <w:r>
+        <w:rPr>
+          <w:rFonts w:ascii="Times New Roman" w:hAnsi="Times New Roman" w:eastAsia="Times New Roman" w:cs="Times New Roman"/>
+        </w:rPr>
+        <w:t xml:space="preserve">C. </w:t>
+      </w:r>
+      <w:r>
+        <w:rPr>
+          <w:rFonts w:hint="eastAsia" w:ascii="Times New Roman" w:hAnsi="Times New Roman" w:eastAsia="FangSong" w:cs="Times New Roman"/>
+        </w:rPr>
+        <w:t xml:space="preserve">键合异构</w:t>
       </w:r>
       <w:r>
         <w:rPr>
@@ -2260,33 +2313,8 @@
     <w:p>
       <w:pPr>
         <w:pStyle w:val="BodyText"/>
+        <w:spacing w:before="0" w:after="0"/>
         <w:ind w:left="480" w:hanging="480"/>
-        <w:spacing w:before="0" w:after="0"/>
-      </w:pPr>
-      <w:r>
-        <w:rPr>
-          <w:rFonts w:ascii="Times New Roman" w:hAnsi="Times New Roman" w:eastAsia="Times New Roman" w:cs="Times New Roman"/>
-        </w:rPr>
-        <w:t xml:space="preserve">C. </w:t>
-      </w:r>
-      <w:r>
-        <w:rPr>
-          <w:rFonts w:hint="eastAsia" w:ascii="Times New Roman" w:hAnsi="Times New Roman" w:eastAsia="FangSong" w:cs="Times New Roman"/>
-        </w:rPr>
-        <w:t xml:space="preserve">键合异构</w:t>
-      </w:r>
-      <w:r>
-        <w:rPr>
-          <w:rFonts w:ascii="Times New Roman" w:hAnsi="Times New Roman" w:eastAsia="Times New Roman" w:cs="Times New Roman"/>
-        </w:rPr>
-        <w:t xml:space="preserve">　</w:t>
-      </w:r>
-    </w:p>
-    <w:p>
-      <w:pPr>
-        <w:pStyle w:val="BodyText"/>
-        <w:ind w:left="480" w:hanging="480"/>
-        <w:spacing w:before="0" w:after="180"/>
       </w:pPr>
       <w:r>
         <w:rPr>
@@ -2537,6 +2565,7 @@
     <w:p>
       <w:pPr>
         <w:pStyle w:val="BodyText"/>
+        <w:spacing w:before="0" w:after="0"/>
       </w:pPr>
       <w:r>
         <w:rPr>
@@ -2566,6 +2595,7 @@
     <w:p>
       <w:pPr>
         <w:pStyle w:val="BodyText"/>
+        <w:spacing w:before="0" w:after="0"/>
       </w:pPr>
       <w:r>
         <w:rPr>
@@ -2595,6 +2625,7 @@
     <w:p>
       <w:pPr>
         <w:pStyle w:val="BodyText"/>
+        <w:spacing w:before="0" w:after="0"/>
       </w:pPr>
       <w:r>
         <w:rPr>
@@ -2624,6 +2655,7 @@
     <w:p>
       <w:pPr>
         <w:pStyle w:val="BodyText"/>
+        <w:spacing w:before="0" w:after="0"/>
       </w:pPr>
       <w:r>
         <w:rPr>
@@ -4052,6 +4084,14 @@
       <w:tblPr>
         <w:tblStyle w:val="Table"/>
         <w:tblW w:type="auto" w:w="0"/>
+        <w:tblBorders>
+          <w:top w:val="single" w:sz="12" w:space="0" w:color="000000"/>
+          <w:left w:val="none" w:sz="0" w:space="0" w:color="auto"/>
+          <w:bottom w:val="single" w:sz="12" w:space="0" w:color="000000"/>
+          <w:right w:val="none" w:sz="0" w:space="0" w:color="auto"/>
+          <w:insideH w:val="none" w:sz="0" w:space="0" w:color="auto"/>
+          <w:insideV w:val="none" w:sz="0" w:space="0" w:color="auto"/>
+        </w:tblBorders>
         <w:tblLook w:firstRow="1" w:lastRow="0" w:firstColumn="0" w:lastColumn="0" w:noHBand="0" w:noVBand="0" w:val="0020"/>
       </w:tblPr>
       <w:tblGrid>
@@ -4065,7 +4105,11 @@
           <w:tblHeader w:val="on"/>
         </w:trPr>
         <w:tc>
-          <w:tcPr/>
+          <w:tcPr>
+            <w:tcBorders>
+              <w:bottom w:val="single" w:sz="8" w:space="0" w:color="000000"/>
+            </w:tcBorders>
+          </w:tcPr>
           <w:p>
             <w:pPr>
               <w:pStyle w:val="Compact"/>
@@ -4081,7 +4125,11 @@
           </w:p>
         </w:tc>
         <w:tc>
-          <w:tcPr/>
+          <w:tcPr>
+            <w:tcBorders>
+              <w:bottom w:val="single" w:sz="8" w:space="0" w:color="000000"/>
+            </w:tcBorders>
+          </w:tcPr>
           <w:p>
             <w:pPr>
               <w:pStyle w:val="Compact"/>
@@ -4105,7 +4153,11 @@
           </w:p>
         </w:tc>
         <w:tc>
-          <w:tcPr/>
+          <w:tcPr>
+            <w:tcBorders>
+              <w:bottom w:val="single" w:sz="8" w:space="0" w:color="000000"/>
+            </w:tcBorders>
+          </w:tcPr>
           <w:p>
             <w:pPr>
               <w:pStyle w:val="Compact"/>
@@ -4129,7 +4181,11 @@
           </w:p>
         </w:tc>
         <w:tc>
-          <w:tcPr/>
+          <w:tcPr>
+            <w:tcBorders>
+              <w:bottom w:val="single" w:sz="8" w:space="0" w:color="000000"/>
+            </w:tcBorders>
+          </w:tcPr>
           <w:p>
             <w:pPr>
               <w:pStyle w:val="Compact"/>
@@ -5626,6 +5682,14 @@
       <w:tblPr>
         <w:tblStyle w:val="Table"/>
         <w:tblW w:type="auto" w:w="0"/>
+        <w:tblBorders>
+          <w:top w:val="single" w:sz="12" w:space="0" w:color="000000"/>
+          <w:left w:val="none" w:sz="0" w:space="0" w:color="auto"/>
+          <w:bottom w:val="single" w:sz="12" w:space="0" w:color="000000"/>
+          <w:right w:val="none" w:sz="0" w:space="0" w:color="auto"/>
+          <w:insideH w:val="none" w:sz="0" w:space="0" w:color="auto"/>
+          <w:insideV w:val="none" w:sz="0" w:space="0" w:color="auto"/>
+        </w:tblBorders>
         <w:tblLook w:firstRow="1" w:lastRow="0" w:firstColumn="0" w:lastColumn="0" w:noHBand="0" w:noVBand="0" w:val="0020"/>
       </w:tblPr>
       <w:tblGrid>
@@ -5639,7 +5703,11 @@
           <w:tblHeader w:val="on"/>
         </w:trPr>
         <w:tc>
-          <w:tcPr/>
+          <w:tcPr>
+            <w:tcBorders>
+              <w:bottom w:val="single" w:sz="8" w:space="0" w:color="000000"/>
+            </w:tcBorders>
+          </w:tcPr>
           <w:p>
             <w:pPr>
               <w:pStyle w:val="Compact"/>
@@ -5662,7 +5730,11 @@
           </w:p>
         </w:tc>
         <w:tc>
-          <w:tcPr/>
+          <w:tcPr>
+            <w:tcBorders>
+              <w:bottom w:val="single" w:sz="8" w:space="0" w:color="000000"/>
+            </w:tcBorders>
+          </w:tcPr>
           <w:p>
             <w:pPr>
               <w:pStyle w:val="Compact"/>
@@ -5685,7 +5757,11 @@
           </w:p>
         </w:tc>
         <w:tc>
-          <w:tcPr/>
+          <w:tcPr>
+            <w:tcBorders>
+              <w:bottom w:val="single" w:sz="8" w:space="0" w:color="000000"/>
+            </w:tcBorders>
+          </w:tcPr>
           <w:p>
             <w:pPr>
               <w:pStyle w:val="Compact"/>
@@ -5708,7 +5784,11 @@
           </w:p>
         </w:tc>
         <w:tc>
-          <w:tcPr/>
+          <w:tcPr>
+            <w:tcBorders>
+              <w:bottom w:val="single" w:sz="8" w:space="0" w:color="000000"/>
+            </w:tcBorders>
+          </w:tcPr>
           <w:p>
             <w:pPr>
               <w:pStyle w:val="Compact"/>
@@ -6919,6 +6999,7 @@
     <w:p>
       <w:pPr>
         <w:pStyle w:val="BodyText"/>
+        <w:spacing w:before="0" w:after="0"/>
       </w:pPr>
       <w:r>
         <w:rPr>
@@ -7045,6 +7126,7 @@
     <w:p>
       <w:pPr>
         <w:pStyle w:val="BodyText"/>
+        <w:spacing w:before="0" w:after="0"/>
       </w:pPr>
       <w:r>
         <w:rPr>
@@ -7153,6 +7235,7 @@
     <w:p>
       <w:pPr>
         <w:pStyle w:val="BodyText"/>
+        <w:spacing w:before="0" w:after="0"/>
       </w:pPr>
       <w:r>
         <w:rPr>
@@ -7231,6 +7314,7 @@
     <w:p>
       <w:pPr>
         <w:pStyle w:val="BodyText"/>
+        <w:spacing w:before="0" w:after="0"/>
       </w:pPr>
       <w:r>
         <w:rPr>
@@ -9929,8 +10013,8 @@
     <w:p>
       <w:pPr>
         <w:pStyle w:val="BodyText"/>
+        <w:spacing w:before="0" w:after="0"/>
         <w:ind w:left="480" w:hanging="480"/>
-        <w:spacing w:after="0"/>
       </w:pPr>
       <w:r>
         <w:rPr>
@@ -10022,14 +10106,51 @@
     <w:p>
       <w:pPr>
         <w:pStyle w:val="BodyText"/>
+        <w:spacing w:before="0" w:after="0"/>
         <w:ind w:left="480" w:hanging="480"/>
+      </w:pPr>
+      <w:r>
+        <w:rPr>
+          <w:rFonts w:ascii="Times New Roman" w:hAnsi="Times New Roman" w:eastAsia="Times New Roman" w:cs="Times New Roman"/>
+        </w:rPr>
+        <w:t xml:space="preserve">A. </w:t>
+      </w:r>
+      <w:r>
+        <w:rPr>
+          <w:rFonts w:hint="eastAsia" w:ascii="Times New Roman" w:hAnsi="Times New Roman" w:eastAsia="FangSong" w:cs="Times New Roman"/>
+        </w:rPr>
+        <w:t xml:space="preserve">分子中至少有</w:t>
+      </w:r>
+      <w:r>
+        <w:rPr>
+          <w:rFonts w:ascii="Times New Roman" w:hAnsi="Times New Roman" w:eastAsia="Times New Roman" w:cs="Times New Roman"/>
+        </w:rPr>
+        <w:t xml:space="preserve"> 9 </w:t>
+      </w:r>
+      <w:r>
+        <w:rPr>
+          <w:rFonts w:hint="eastAsia" w:ascii="Times New Roman" w:hAnsi="Times New Roman" w:eastAsia="FangSong" w:cs="Times New Roman"/>
+        </w:rPr>
+        <w:t xml:space="preserve">个碳原子处于同一平面上</w:t>
+      </w:r>
+      <w:r>
+        <w:rPr>
+          <w:rFonts w:ascii="Times New Roman" w:hAnsi="Times New Roman" w:eastAsia="Times New Roman" w:cs="Times New Roman"/>
+        </w:rPr>
+        <w:t xml:space="preserve"> </w:t>
+      </w:r>
+    </w:p>
+    <w:p>
+      <w:pPr>
+        <w:pStyle w:val="BodyText"/>
         <w:spacing w:before="0" w:after="0"/>
-      </w:pPr>
-      <w:r>
-        <w:rPr>
-          <w:rFonts w:ascii="Times New Roman" w:hAnsi="Times New Roman" w:eastAsia="Times New Roman" w:cs="Times New Roman"/>
-        </w:rPr>
-        <w:t xml:space="preserve">A. </w:t>
+        <w:ind w:left="480" w:hanging="480"/>
+      </w:pPr>
+      <w:r>
+        <w:rPr>
+          <w:rFonts w:ascii="Times New Roman" w:hAnsi="Times New Roman" w:eastAsia="Times New Roman" w:cs="Times New Roman"/>
+        </w:rPr>
+        <w:t xml:space="preserve">B. </w:t>
       </w:r>
       <w:r>
         <w:rPr>
@@ -10041,7 +10162,7 @@
         <w:rPr>
           <w:rFonts w:ascii="Times New Roman" w:hAnsi="Times New Roman" w:eastAsia="Times New Roman" w:cs="Times New Roman"/>
         </w:rPr>
-        <w:t xml:space="preserve"> 9 </w:t>
+        <w:t xml:space="preserve"> 10 </w:t>
       </w:r>
       <w:r>
         <w:rPr>
@@ -10059,82 +10180,45 @@
     <w:p>
       <w:pPr>
         <w:pStyle w:val="BodyText"/>
+        <w:spacing w:before="0" w:after="0"/>
         <w:ind w:left="480" w:hanging="480"/>
+      </w:pPr>
+      <w:r>
+        <w:rPr>
+          <w:rFonts w:ascii="Times New Roman" w:hAnsi="Times New Roman" w:eastAsia="Times New Roman" w:cs="Times New Roman"/>
+        </w:rPr>
+        <w:t xml:space="preserve">C. </w:t>
+      </w:r>
+      <w:r>
+        <w:rPr>
+          <w:rFonts w:hint="eastAsia" w:ascii="Times New Roman" w:hAnsi="Times New Roman" w:eastAsia="FangSong" w:cs="Times New Roman"/>
+        </w:rPr>
+        <w:t xml:space="preserve">分子中至少有</w:t>
+      </w:r>
+      <w:r>
+        <w:rPr>
+          <w:rFonts w:ascii="Times New Roman" w:hAnsi="Times New Roman" w:eastAsia="Times New Roman" w:cs="Times New Roman"/>
+        </w:rPr>
+        <w:t xml:space="preserve"> 11 </w:t>
+      </w:r>
+      <w:r>
+        <w:rPr>
+          <w:rFonts w:hint="eastAsia" w:ascii="Times New Roman" w:hAnsi="Times New Roman" w:eastAsia="FangSong" w:cs="Times New Roman"/>
+        </w:rPr>
+        <w:t xml:space="preserve">个碳原子处于同一平面上</w:t>
+      </w:r>
+      <w:r>
+        <w:rPr>
+          <w:rFonts w:ascii="Times New Roman" w:hAnsi="Times New Roman" w:eastAsia="Times New Roman" w:cs="Times New Roman"/>
+        </w:rPr>
+        <w:t xml:space="preserve"> </w:t>
+      </w:r>
+    </w:p>
+    <w:p>
+      <w:pPr>
+        <w:pStyle w:val="BodyText"/>
         <w:spacing w:before="0" w:after="0"/>
-      </w:pPr>
-      <w:r>
-        <w:rPr>
-          <w:rFonts w:ascii="Times New Roman" w:hAnsi="Times New Roman" w:eastAsia="Times New Roman" w:cs="Times New Roman"/>
-        </w:rPr>
-        <w:t xml:space="preserve">B. </w:t>
-      </w:r>
-      <w:r>
-        <w:rPr>
-          <w:rFonts w:hint="eastAsia" w:ascii="Times New Roman" w:hAnsi="Times New Roman" w:eastAsia="FangSong" w:cs="Times New Roman"/>
-        </w:rPr>
-        <w:t xml:space="preserve">分子中至少有</w:t>
-      </w:r>
-      <w:r>
-        <w:rPr>
-          <w:rFonts w:ascii="Times New Roman" w:hAnsi="Times New Roman" w:eastAsia="Times New Roman" w:cs="Times New Roman"/>
-        </w:rPr>
-        <w:t xml:space="preserve"> 10 </w:t>
-      </w:r>
-      <w:r>
-        <w:rPr>
-          <w:rFonts w:hint="eastAsia" w:ascii="Times New Roman" w:hAnsi="Times New Roman" w:eastAsia="FangSong" w:cs="Times New Roman"/>
-        </w:rPr>
-        <w:t xml:space="preserve">个碳原子处于同一平面上</w:t>
-      </w:r>
-      <w:r>
-        <w:rPr>
-          <w:rFonts w:ascii="Times New Roman" w:hAnsi="Times New Roman" w:eastAsia="Times New Roman" w:cs="Times New Roman"/>
-        </w:rPr>
-        <w:t xml:space="preserve"> </w:t>
-      </w:r>
-    </w:p>
-    <w:p>
-      <w:pPr>
-        <w:pStyle w:val="BodyText"/>
         <w:ind w:left="480" w:hanging="480"/>
-        <w:spacing w:before="0" w:after="0"/>
-      </w:pPr>
-      <w:r>
-        <w:rPr>
-          <w:rFonts w:ascii="Times New Roman" w:hAnsi="Times New Roman" w:eastAsia="Times New Roman" w:cs="Times New Roman"/>
-        </w:rPr>
-        <w:t xml:space="preserve">C. </w:t>
-      </w:r>
-      <w:r>
-        <w:rPr>
-          <w:rFonts w:hint="eastAsia" w:ascii="Times New Roman" w:hAnsi="Times New Roman" w:eastAsia="FangSong" w:cs="Times New Roman"/>
-        </w:rPr>
-        <w:t xml:space="preserve">分子中至少有</w:t>
-      </w:r>
-      <w:r>
-        <w:rPr>
-          <w:rFonts w:ascii="Times New Roman" w:hAnsi="Times New Roman" w:eastAsia="Times New Roman" w:cs="Times New Roman"/>
-        </w:rPr>
-        <w:t xml:space="preserve"> 11 </w:t>
-      </w:r>
-      <w:r>
-        <w:rPr>
-          <w:rFonts w:hint="eastAsia" w:ascii="Times New Roman" w:hAnsi="Times New Roman" w:eastAsia="FangSong" w:cs="Times New Roman"/>
-        </w:rPr>
-        <w:t xml:space="preserve">个碳原子处于同一平面上</w:t>
-      </w:r>
-      <w:r>
-        <w:rPr>
-          <w:rFonts w:ascii="Times New Roman" w:hAnsi="Times New Roman" w:eastAsia="Times New Roman" w:cs="Times New Roman"/>
-        </w:rPr>
-        <w:t xml:space="preserve"> </w:t>
-      </w:r>
-    </w:p>
-    <w:p>
-      <w:pPr>
-        <w:pStyle w:val="BodyText"/>
-        <w:ind w:left="480" w:hanging="480"/>
-        <w:spacing w:before="0" w:after="180"/>
       </w:pPr>
       <w:r>
         <w:rPr>
@@ -11102,8 +11186,8 @@
     <w:p>
       <w:pPr>
         <w:pStyle w:val="BodyText"/>
+        <w:spacing w:before="0" w:after="0"/>
         <w:ind w:left="480" w:hanging="480"/>
-        <w:spacing w:after="0"/>
       </w:pPr>
       <w:r>
         <w:rPr>
@@ -11115,34 +11199,34 @@
     <w:p>
       <w:pPr>
         <w:pStyle w:val="BodyText"/>
+        <w:spacing w:before="0" w:after="0"/>
         <w:ind w:left="480" w:hanging="480"/>
+      </w:pPr>
+      <w:r>
+        <w:rPr>
+          <w:rFonts w:ascii="Times New Roman" w:hAnsi="Times New Roman" w:eastAsia="Times New Roman" w:cs="Times New Roman"/>
+        </w:rPr>
+        <w:t xml:space="preserve">B. ④⑤⑥　</w:t>
+      </w:r>
+    </w:p>
+    <w:p>
+      <w:pPr>
+        <w:pStyle w:val="BodyText"/>
         <w:spacing w:before="0" w:after="0"/>
-      </w:pPr>
-      <w:r>
-        <w:rPr>
-          <w:rFonts w:ascii="Times New Roman" w:hAnsi="Times New Roman" w:eastAsia="Times New Roman" w:cs="Times New Roman"/>
-        </w:rPr>
-        <w:t xml:space="preserve">B. ④⑤⑥　</w:t>
+        <w:ind w:left="480" w:hanging="480"/>
+      </w:pPr>
+      <w:r>
+        <w:rPr>
+          <w:rFonts w:ascii="Times New Roman" w:hAnsi="Times New Roman" w:eastAsia="Times New Roman" w:cs="Times New Roman"/>
+        </w:rPr>
+        <w:t xml:space="preserve">C. ②④⑥　</w:t>
       </w:r>
     </w:p>
     <w:p>
       <w:pPr>
         <w:pStyle w:val="BodyText"/>
+        <w:spacing w:before="0" w:after="0"/>
         <w:ind w:left="480" w:hanging="480"/>
-        <w:spacing w:before="0" w:after="0"/>
-      </w:pPr>
-      <w:r>
-        <w:rPr>
-          <w:rFonts w:ascii="Times New Roman" w:hAnsi="Times New Roman" w:eastAsia="Times New Roman" w:cs="Times New Roman"/>
-        </w:rPr>
-        <w:t xml:space="preserve">C. ②④⑥　</w:t>
-      </w:r>
-    </w:p>
-    <w:p>
-      <w:pPr>
-        <w:pStyle w:val="BodyText"/>
-        <w:ind w:left="480" w:hanging="480"/>
-        <w:spacing w:before="0" w:after="180"/>
       </w:pPr>
       <w:r>
         <w:rPr>
@@ -11817,8 +11901,8 @@
     <w:p>
       <w:pPr>
         <w:pStyle w:val="BodyText"/>
+        <w:spacing w:before="0" w:after="0"/>
         <w:ind w:left="480" w:hanging="480"/>
-        <w:spacing w:after="0"/>
       </w:pPr>
       <w:r>
         <w:rPr>
@@ -11843,21 +11927,60 @@
     <w:p>
       <w:pPr>
         <w:pStyle w:val="BodyText"/>
+        <w:spacing w:before="0" w:after="0"/>
         <w:ind w:left="480" w:hanging="480"/>
+      </w:pPr>
+      <w:r>
+        <w:rPr>
+          <w:rFonts w:ascii="Times New Roman" w:hAnsi="Times New Roman" w:eastAsia="Times New Roman" w:cs="Times New Roman"/>
+        </w:rPr>
+        <w:t xml:space="preserve">B. C</w:t>
+      </w:r>
+      <w:r>
+        <w:rPr>
+          <w:rFonts w:ascii="Times New Roman" w:hAnsi="Times New Roman" w:eastAsia="Times New Roman" w:cs="Times New Roman"/>
+          <w:vertAlign w:val="subscript"/>
+        </w:rPr>
+        <w:t>5</w:t>
+      </w:r>
+      <w:r>
+        <w:rPr>
+          <w:rFonts w:ascii="Times New Roman" w:hAnsi="Times New Roman" w:eastAsia="Times New Roman" w:cs="Times New Roman"/>
+        </w:rPr>
+        <w:t>H</w:t>
+      </w:r>
+      <w:r>
+        <w:rPr>
+          <w:rFonts w:ascii="Times New Roman" w:hAnsi="Times New Roman" w:eastAsia="Times New Roman" w:cs="Times New Roman"/>
+          <w:vertAlign w:val="subscript"/>
+        </w:rPr>
+        <w:t>12</w:t>
+      </w:r>
+      <w:r>
+        <w:rPr>
+          <w:rFonts w:ascii="Times New Roman" w:hAnsi="Times New Roman" w:eastAsia="Times New Roman" w:cs="Times New Roman"/>
+        </w:rPr>
+        <w:t xml:space="preserve">　</w:t>
+      </w:r>
+    </w:p>
+    <w:p>
+      <w:pPr>
+        <w:pStyle w:val="BodyText"/>
         <w:spacing w:before="0" w:after="0"/>
-      </w:pPr>
-      <w:r>
-        <w:rPr>
-          <w:rFonts w:ascii="Times New Roman" w:hAnsi="Times New Roman" w:eastAsia="Times New Roman" w:cs="Times New Roman"/>
-        </w:rPr>
-        <w:t xml:space="preserve">B. C</w:t>
+        <w:ind w:left="480" w:hanging="480"/>
+      </w:pPr>
+      <w:r>
+        <w:rPr>
+          <w:rFonts w:ascii="Times New Roman" w:hAnsi="Times New Roman" w:eastAsia="Times New Roman" w:cs="Times New Roman"/>
+        </w:rPr>
+        <w:t xml:space="preserve">C. C</w:t>
       </w:r>
       <w:r>
         <w:rPr>
           <w:rFonts w:ascii="Times New Roman" w:hAnsi="Times New Roman" w:eastAsia="Times New Roman" w:cs="Times New Roman"/>
           <w:vertAlign w:val="subscript"/>
         </w:rPr>
-        <w:t>5</w:t>
+        <w:t>6</w:t>
       </w:r>
       <w:r>
         <w:rPr>
@@ -11870,7 +11993,7 @@
           <w:rFonts w:ascii="Times New Roman" w:hAnsi="Times New Roman" w:eastAsia="Times New Roman" w:cs="Times New Roman"/>
           <w:vertAlign w:val="subscript"/>
         </w:rPr>
-        <w:t>12</w:t>
+        <w:t>14</w:t>
       </w:r>
       <w:r>
         <w:rPr>
@@ -11882,47 +12005,8 @@
     <w:p>
       <w:pPr>
         <w:pStyle w:val="BodyText"/>
+        <w:spacing w:before="0" w:after="0"/>
         <w:ind w:left="480" w:hanging="480"/>
-        <w:spacing w:before="0" w:after="0"/>
-      </w:pPr>
-      <w:r>
-        <w:rPr>
-          <w:rFonts w:ascii="Times New Roman" w:hAnsi="Times New Roman" w:eastAsia="Times New Roman" w:cs="Times New Roman"/>
-        </w:rPr>
-        <w:t xml:space="preserve">C. C</w:t>
-      </w:r>
-      <w:r>
-        <w:rPr>
-          <w:rFonts w:ascii="Times New Roman" w:hAnsi="Times New Roman" w:eastAsia="Times New Roman" w:cs="Times New Roman"/>
-          <w:vertAlign w:val="subscript"/>
-        </w:rPr>
-        <w:t>6</w:t>
-      </w:r>
-      <w:r>
-        <w:rPr>
-          <w:rFonts w:ascii="Times New Roman" w:hAnsi="Times New Roman" w:eastAsia="Times New Roman" w:cs="Times New Roman"/>
-        </w:rPr>
-        <w:t>H</w:t>
-      </w:r>
-      <w:r>
-        <w:rPr>
-          <w:rFonts w:ascii="Times New Roman" w:hAnsi="Times New Roman" w:eastAsia="Times New Roman" w:cs="Times New Roman"/>
-          <w:vertAlign w:val="subscript"/>
-        </w:rPr>
-        <w:t>14</w:t>
-      </w:r>
-      <w:r>
-        <w:rPr>
-          <w:rFonts w:ascii="Times New Roman" w:hAnsi="Times New Roman" w:eastAsia="Times New Roman" w:cs="Times New Roman"/>
-        </w:rPr>
-        <w:t xml:space="preserve">　</w:t>
-      </w:r>
-    </w:p>
-    <w:p>
-      <w:pPr>
-        <w:pStyle w:val="BodyText"/>
-        <w:ind w:left="480" w:hanging="480"/>
-        <w:spacing w:before="0" w:after="180"/>
       </w:pPr>
       <w:r>
         <w:rPr>
@@ -12633,8 +12717,8 @@
     <w:p>
       <w:pPr>
         <w:pStyle w:val="BodyText"/>
+        <w:spacing w:before="0" w:after="0"/>
         <w:ind w:left="480" w:hanging="480"/>
-        <w:spacing w:after="0"/>
       </w:pPr>
       <w:r>
         <w:rPr>
@@ -12646,34 +12730,34 @@
     <w:p>
       <w:pPr>
         <w:pStyle w:val="BodyText"/>
+        <w:spacing w:before="0" w:after="0"/>
         <w:ind w:left="480" w:hanging="480"/>
+      </w:pPr>
+      <w:r>
+        <w:rPr>
+          <w:rFonts w:ascii="Times New Roman" w:hAnsi="Times New Roman" w:eastAsia="Times New Roman" w:cs="Times New Roman"/>
+        </w:rPr>
+        <w:t xml:space="preserve">B. 30　</w:t>
+      </w:r>
+    </w:p>
+    <w:p>
+      <w:pPr>
+        <w:pStyle w:val="BodyText"/>
         <w:spacing w:before="0" w:after="0"/>
-      </w:pPr>
-      <w:r>
-        <w:rPr>
-          <w:rFonts w:ascii="Times New Roman" w:hAnsi="Times New Roman" w:eastAsia="Times New Roman" w:cs="Times New Roman"/>
-        </w:rPr>
-        <w:t xml:space="preserve">B. 30　</w:t>
+        <w:ind w:left="480" w:hanging="480"/>
+      </w:pPr>
+      <w:r>
+        <w:rPr>
+          <w:rFonts w:ascii="Times New Roman" w:hAnsi="Times New Roman" w:eastAsia="Times New Roman" w:cs="Times New Roman"/>
+        </w:rPr>
+        <w:t xml:space="preserve">C. 38　</w:t>
       </w:r>
     </w:p>
     <w:p>
       <w:pPr>
         <w:pStyle w:val="BodyText"/>
+        <w:spacing w:before="0" w:after="0"/>
         <w:ind w:left="480" w:hanging="480"/>
-        <w:spacing w:before="0" w:after="0"/>
-      </w:pPr>
-      <w:r>
-        <w:rPr>
-          <w:rFonts w:ascii="Times New Roman" w:hAnsi="Times New Roman" w:eastAsia="Times New Roman" w:cs="Times New Roman"/>
-        </w:rPr>
-        <w:t xml:space="preserve">C. 38　</w:t>
-      </w:r>
-    </w:p>
-    <w:p>
-      <w:pPr>
-        <w:pStyle w:val="BodyText"/>
-        <w:ind w:left="480" w:hanging="480"/>
-        <w:spacing w:before="0" w:after="180"/>
       </w:pPr>
       <w:r>
         <w:rPr>
@@ -16902,6 +16986,7 @@
     <w:p>
       <w:pPr>
         <w:pStyle w:val="Compact"/>
+        <w:spacing w:before="0" w:after="0"/>
       </w:pPr>
       <w:r>
         <w:rPr>
@@ -21075,7 +21160,7 @@
     <ns0:rPr>
       <ns0:rFonts ns0:ascii="Times New Roman" ns0:cs="Times New Roman" ns0:eastAsia="SimHei" ns0:hAnsi="Times New Roman"/>
       <ns0:b/>
-      <ns0:color ns0:val="17324D"/>
+      <ns0:color ns0:val="000000"/>
       <ns0:sz ns0:val="44"/>
       <ns0:szCs ns0:val="56"/>
     </ns0:rPr>
@@ -21217,7 +21302,7 @@
     <ns0:rPr>
       <ns0:rFonts ns0:ascii="Times New Roman" ns0:cs="Times New Roman" ns0:eastAsia="SimHei" ns0:hAnsi="Times New Roman"/>
       <ns0:b/>
-      <ns0:color ns0:val="17324D"/>
+      <ns0:color ns0:val="000000"/>
       <ns0:sz ns0:val="32"/>
       <ns0:szCs ns0:val="40"/>
     </ns0:rPr>
@@ -21241,7 +21326,7 @@
     <ns0:rPr>
       <ns0:rFonts ns0:ascii="Times New Roman" ns0:cs="Times New Roman" ns0:eastAsia="SimHei" ns0:hAnsi="Times New Roman"/>
       <ns0:b/>
-      <ns0:color ns0:val="17324D"/>
+      <ns0:color ns0:val="000000"/>
       <ns0:sz ns0:val="28"/>
       <ns0:szCs ns0:val="32"/>
     </ns0:rPr>
@@ -21265,7 +21350,7 @@
     <ns0:rPr>
       <ns0:rFonts ns0:ascii="Times New Roman" ns0:cs="Times New Roman" ns0:eastAsia="SimHei" ns0:hAnsi="Times New Roman"/>
       <ns0:b/>
-      <ns0:color ns0:val="17324D"/>
+      <ns0:color ns0:val="000000"/>
       <ns0:sz ns0:val="25"/>
       <ns0:szCs ns0:val="28"/>
     </ns0:rPr>
